--- a/Submission/OS_Final_Project_Report.docx
+++ b/Submission/OS_Final_Project_Report.docx
@@ -976,15 +976,7 @@
           <w:sz w:val="24"/>
           <w:szCs w:val="24"/>
         </w:rPr>
-        <w:t>Thread</w:t>
-      </w:r>
-      <w:r>
-        <w:rPr>
-          <w:rFonts w:cstheme="minorHAnsi"/>
-          <w:sz w:val="24"/>
-          <w:szCs w:val="24"/>
-        </w:rPr>
-        <w:t>s</w:t>
+        <w:t>Threads</w:t>
       </w:r>
       <w:r>
         <w:rPr>
@@ -1725,16 +1717,7 @@
           <w:szCs w:val="24"/>
           <w:rtl/>
         </w:rPr>
-        <w:t>הכנסת</w:t>
-      </w:r>
-      <w:r>
-        <w:rPr>
-          <w:rFonts w:cs="Calibri" w:hint="cs"/>
-          <w:sz w:val="24"/>
-          <w:szCs w:val="24"/>
-          <w:rtl/>
-        </w:rPr>
-        <w:t xml:space="preserve"> החוטים למטריצות </w:t>
+        <w:t xml:space="preserve">הכנסת החוטים למטריצות </w:t>
       </w:r>
       <w:r>
         <w:rPr>
@@ -6252,7 +6235,6 @@
         </w:rPr>
         <w:t xml:space="preserve"> </w:t>
       </w:r>
-      <w:proofErr w:type="gramStart"/>
       <w:r>
         <w:rPr>
           <w:rFonts w:ascii="Consolas" w:eastAsia="Times New Roman" w:hAnsi="Consolas" w:cs="Times New Roman"/>
@@ -6264,7 +6246,6 @@
         </w:rPr>
         <w:t>time</w:t>
       </w:r>
-      <w:proofErr w:type="gramEnd"/>
     </w:p>
     <w:p>
       <w:pPr>
@@ -6302,7 +6283,6 @@
         </w:rPr>
         <w:t xml:space="preserve"> </w:t>
       </w:r>
-      <w:proofErr w:type="gramStart"/>
       <w:r>
         <w:rPr>
           <w:rFonts w:ascii="Consolas" w:eastAsia="Times New Roman" w:hAnsi="Consolas" w:cs="Times New Roman"/>
@@ -6314,7 +6294,6 @@
         </w:rPr>
         <w:t>os</w:t>
       </w:r>
-      <w:proofErr w:type="gramEnd"/>
     </w:p>
     <w:p>
       <w:pPr>
@@ -11218,31 +11197,7 @@
           <w:szCs w:val="21"/>
           <w14:ligatures w14:val="none"/>
         </w:rPr>
-        <w:t xml:space="preserve"># (which is the </w:t>
-      </w:r>
-      <w:proofErr w:type="gramStart"/>
-      <w:r>
-        <w:rPr>
-          <w:rFonts w:ascii="Consolas" w:eastAsia="Times New Roman" w:hAnsi="Consolas" w:cs="Times New Roman"/>
-          <w:color w:val="008000"/>
-          <w:kern w:val="0"/>
-          <w:sz w:val="21"/>
-          <w:szCs w:val="21"/>
-          <w14:ligatures w14:val="none"/>
-        </w:rPr>
-        <w:t>amount</w:t>
-      </w:r>
-      <w:proofErr w:type="gramEnd"/>
-      <w:r>
-        <w:rPr>
-          <w:rFonts w:ascii="Consolas" w:eastAsia="Times New Roman" w:hAnsi="Consolas" w:cs="Times New Roman"/>
-          <w:color w:val="008000"/>
-          <w:kern w:val="0"/>
-          <w:sz w:val="21"/>
-          <w:szCs w:val="21"/>
-          <w14:ligatures w14:val="none"/>
-        </w:rPr>
-        <w:t xml:space="preserve"> of columns)</w:t>
+        <w:t># (which is the amount of columns)</w:t>
       </w:r>
     </w:p>
     <w:p>
@@ -13939,7 +13894,6 @@
         </w:rPr>
         <w:t xml:space="preserve">, </w:t>
       </w:r>
-      <w:proofErr w:type="gramStart"/>
       <w:r>
         <w:rPr>
           <w:rFonts w:ascii="Consolas" w:eastAsia="Times New Roman" w:hAnsi="Consolas" w:cs="Times New Roman"/>
@@ -13973,7 +13927,6 @@
         </w:rPr>
         <w:t>4</w:t>
       </w:r>
-      <w:proofErr w:type="gramEnd"/>
       <w:r>
         <w:rPr>
           <w:rFonts w:ascii="Consolas" w:eastAsia="Times New Roman" w:hAnsi="Consolas" w:cs="Times New Roman"/>
@@ -17827,13 +17780,178 @@
       <w:r>
         <w:rPr>
           <w:rFonts w:ascii="Consolas" w:eastAsia="Times New Roman" w:hAnsi="Consolas" w:cs="Times New Roman"/>
-          <w:color w:val="008000"/>
-          <w:kern w:val="0"/>
-          <w:sz w:val="21"/>
-          <w:szCs w:val="21"/>
-          <w14:ligatures w14:val="none"/>
-        </w:rPr>
-        <w:t># cpu_num = 2  # For debug</w:t>
+          <w:color w:val="001080"/>
+          <w:kern w:val="0"/>
+          <w:sz w:val="21"/>
+          <w:szCs w:val="21"/>
+          <w14:ligatures w14:val="none"/>
+        </w:rPr>
+        <w:t>directoryToProcess</w:t>
+      </w:r>
+      <w:r>
+        <w:rPr>
+          <w:rFonts w:ascii="Consolas" w:eastAsia="Times New Roman" w:hAnsi="Consolas" w:cs="Times New Roman"/>
+          <w:color w:val="3B3B3B"/>
+          <w:kern w:val="0"/>
+          <w:sz w:val="21"/>
+          <w:szCs w:val="21"/>
+          <w14:ligatures w14:val="none"/>
+        </w:rPr>
+        <w:t xml:space="preserve"> </w:t>
+      </w:r>
+      <w:r>
+        <w:rPr>
+          <w:rFonts w:ascii="Consolas" w:eastAsia="Times New Roman" w:hAnsi="Consolas" w:cs="Times New Roman"/>
+          <w:color w:val="000000"/>
+          <w:kern w:val="0"/>
+          <w:sz w:val="21"/>
+          <w:szCs w:val="21"/>
+          <w14:ligatures w14:val="none"/>
+        </w:rPr>
+        <w:t>=</w:t>
+      </w:r>
+      <w:r>
+        <w:rPr>
+          <w:rFonts w:ascii="Consolas" w:eastAsia="Times New Roman" w:hAnsi="Consolas" w:cs="Times New Roman"/>
+          <w:color w:val="3B3B3B"/>
+          <w:kern w:val="0"/>
+          <w:sz w:val="21"/>
+          <w:szCs w:val="21"/>
+          <w14:ligatures w14:val="none"/>
+        </w:rPr>
+        <w:t xml:space="preserve"> </w:t>
+      </w:r>
+      <w:r>
+        <w:rPr>
+          <w:rFonts w:ascii="Consolas" w:eastAsia="Times New Roman" w:hAnsi="Consolas" w:cs="Times New Roman"/>
+          <w:color w:val="267F99"/>
+          <w:kern w:val="0"/>
+          <w:sz w:val="21"/>
+          <w:szCs w:val="21"/>
+          <w14:ligatures w14:val="none"/>
+        </w:rPr>
+        <w:t>os</w:t>
+      </w:r>
+      <w:r>
+        <w:rPr>
+          <w:rFonts w:ascii="Consolas" w:eastAsia="Times New Roman" w:hAnsi="Consolas" w:cs="Times New Roman"/>
+          <w:color w:val="3B3B3B"/>
+          <w:kern w:val="0"/>
+          <w:sz w:val="21"/>
+          <w:szCs w:val="21"/>
+          <w14:ligatures w14:val="none"/>
+        </w:rPr>
+        <w:t>.</w:t>
+      </w:r>
+      <w:r>
+        <w:rPr>
+          <w:rFonts w:ascii="Consolas" w:eastAsia="Times New Roman" w:hAnsi="Consolas" w:cs="Times New Roman"/>
+          <w:color w:val="001080"/>
+          <w:kern w:val="0"/>
+          <w:sz w:val="21"/>
+          <w:szCs w:val="21"/>
+          <w14:ligatures w14:val="none"/>
+        </w:rPr>
+        <w:t>path</w:t>
+      </w:r>
+      <w:r>
+        <w:rPr>
+          <w:rFonts w:ascii="Consolas" w:eastAsia="Times New Roman" w:hAnsi="Consolas" w:cs="Times New Roman"/>
+          <w:color w:val="3B3B3B"/>
+          <w:kern w:val="0"/>
+          <w:sz w:val="21"/>
+          <w:szCs w:val="21"/>
+          <w14:ligatures w14:val="none"/>
+        </w:rPr>
+        <w:t>.</w:t>
+      </w:r>
+      <w:r>
+        <w:rPr>
+          <w:rFonts w:ascii="Consolas" w:eastAsia="Times New Roman" w:hAnsi="Consolas" w:cs="Times New Roman"/>
+          <w:color w:val="795E26"/>
+          <w:kern w:val="0"/>
+          <w:sz w:val="21"/>
+          <w:szCs w:val="21"/>
+          <w14:ligatures w14:val="none"/>
+        </w:rPr>
+        <w:t>join</w:t>
+      </w:r>
+      <w:r>
+        <w:rPr>
+          <w:rFonts w:ascii="Consolas" w:eastAsia="Times New Roman" w:hAnsi="Consolas" w:cs="Times New Roman"/>
+          <w:color w:val="3B3B3B"/>
+          <w:kern w:val="0"/>
+          <w:sz w:val="21"/>
+          <w:szCs w:val="21"/>
+          <w14:ligatures w14:val="none"/>
+        </w:rPr>
+        <w:t>(</w:t>
+      </w:r>
+      <w:r>
+        <w:rPr>
+          <w:rFonts w:ascii="Consolas" w:eastAsia="Times New Roman" w:hAnsi="Consolas" w:cs="Times New Roman"/>
+          <w:color w:val="267F99"/>
+          <w:kern w:val="0"/>
+          <w:sz w:val="21"/>
+          <w:szCs w:val="21"/>
+          <w14:ligatures w14:val="none"/>
+        </w:rPr>
+        <w:t>os</w:t>
+      </w:r>
+      <w:r>
+        <w:rPr>
+          <w:rFonts w:ascii="Consolas" w:eastAsia="Times New Roman" w:hAnsi="Consolas" w:cs="Times New Roman"/>
+          <w:color w:val="3B3B3B"/>
+          <w:kern w:val="0"/>
+          <w:sz w:val="21"/>
+          <w:szCs w:val="21"/>
+          <w14:ligatures w14:val="none"/>
+        </w:rPr>
+        <w:t>.</w:t>
+      </w:r>
+      <w:r>
+        <w:rPr>
+          <w:rFonts w:ascii="Consolas" w:eastAsia="Times New Roman" w:hAnsi="Consolas" w:cs="Times New Roman"/>
+          <w:color w:val="795E26"/>
+          <w:kern w:val="0"/>
+          <w:sz w:val="21"/>
+          <w:szCs w:val="21"/>
+          <w14:ligatures w14:val="none"/>
+        </w:rPr>
+        <w:t>getcwd</w:t>
+      </w:r>
+      <w:r>
+        <w:rPr>
+          <w:rFonts w:ascii="Consolas" w:eastAsia="Times New Roman" w:hAnsi="Consolas" w:cs="Times New Roman"/>
+          <w:color w:val="3B3B3B"/>
+          <w:kern w:val="0"/>
+          <w:sz w:val="21"/>
+          <w:szCs w:val="21"/>
+          <w14:ligatures w14:val="none"/>
+        </w:rPr>
+        <w:t xml:space="preserve">(), </w:t>
+      </w:r>
+      <w:r>
+        <w:rPr>
+          <w:rFonts w:ascii="Consolas" w:eastAsia="Times New Roman" w:hAnsi="Consolas" w:cs="Times New Roman"/>
+          <w:color w:val="A31515"/>
+          <w:kern w:val="0"/>
+          <w:sz w:val="21"/>
+          <w:szCs w:val="21"/>
+          <w14:ligatures w14:val="none"/>
+        </w:rPr>
+        <w:t>'working_circuits_0104'</w:t>
+      </w:r>
+      <w:r>
+        <w:rPr>
+          <w:rFonts w:ascii="Consolas" w:eastAsia="Times New Roman" w:hAnsi="Consolas" w:cs="Times New Roman"/>
+          <w:color w:val="3B3B3B"/>
+          <w:kern w:val="0"/>
+          <w:sz w:val="21"/>
+          <w:szCs w:val="21"/>
+          <w14:ligatures w14:val="none"/>
+        </w:rPr>
+        <w:t>)</w:t>
       </w:r>
     </w:p>
     <w:p>
@@ -17864,178 +17982,13 @@
       <w:r>
         <w:rPr>
           <w:rFonts w:ascii="Consolas" w:eastAsia="Times New Roman" w:hAnsi="Consolas" w:cs="Times New Roman"/>
-          <w:color w:val="001080"/>
-          <w:kern w:val="0"/>
-          <w:sz w:val="21"/>
-          <w:szCs w:val="21"/>
-          <w14:ligatures w14:val="none"/>
-        </w:rPr>
-        <w:t>directoryToProcess</w:t>
-      </w:r>
-      <w:r>
-        <w:rPr>
-          <w:rFonts w:ascii="Consolas" w:eastAsia="Times New Roman" w:hAnsi="Consolas" w:cs="Times New Roman"/>
-          <w:color w:val="3B3B3B"/>
-          <w:kern w:val="0"/>
-          <w:sz w:val="21"/>
-          <w:szCs w:val="21"/>
-          <w14:ligatures w14:val="none"/>
-        </w:rPr>
-        <w:t xml:space="preserve"> </w:t>
-      </w:r>
-      <w:r>
-        <w:rPr>
-          <w:rFonts w:ascii="Consolas" w:eastAsia="Times New Roman" w:hAnsi="Consolas" w:cs="Times New Roman"/>
-          <w:color w:val="000000"/>
-          <w:kern w:val="0"/>
-          <w:sz w:val="21"/>
-          <w:szCs w:val="21"/>
-          <w14:ligatures w14:val="none"/>
-        </w:rPr>
-        <w:t>=</w:t>
-      </w:r>
-      <w:r>
-        <w:rPr>
-          <w:rFonts w:ascii="Consolas" w:eastAsia="Times New Roman" w:hAnsi="Consolas" w:cs="Times New Roman"/>
-          <w:color w:val="3B3B3B"/>
-          <w:kern w:val="0"/>
-          <w:sz w:val="21"/>
-          <w:szCs w:val="21"/>
-          <w14:ligatures w14:val="none"/>
-        </w:rPr>
-        <w:t xml:space="preserve"> </w:t>
-      </w:r>
-      <w:r>
-        <w:rPr>
-          <w:rFonts w:ascii="Consolas" w:eastAsia="Times New Roman" w:hAnsi="Consolas" w:cs="Times New Roman"/>
-          <w:color w:val="267F99"/>
-          <w:kern w:val="0"/>
-          <w:sz w:val="21"/>
-          <w:szCs w:val="21"/>
-          <w14:ligatures w14:val="none"/>
-        </w:rPr>
-        <w:t>os</w:t>
-      </w:r>
-      <w:r>
-        <w:rPr>
-          <w:rFonts w:ascii="Consolas" w:eastAsia="Times New Roman" w:hAnsi="Consolas" w:cs="Times New Roman"/>
-          <w:color w:val="3B3B3B"/>
-          <w:kern w:val="0"/>
-          <w:sz w:val="21"/>
-          <w:szCs w:val="21"/>
-          <w14:ligatures w14:val="none"/>
-        </w:rPr>
-        <w:t>.</w:t>
-      </w:r>
-      <w:r>
-        <w:rPr>
-          <w:rFonts w:ascii="Consolas" w:eastAsia="Times New Roman" w:hAnsi="Consolas" w:cs="Times New Roman"/>
-          <w:color w:val="001080"/>
-          <w:kern w:val="0"/>
-          <w:sz w:val="21"/>
-          <w:szCs w:val="21"/>
-          <w14:ligatures w14:val="none"/>
-        </w:rPr>
-        <w:t>path</w:t>
-      </w:r>
-      <w:r>
-        <w:rPr>
-          <w:rFonts w:ascii="Consolas" w:eastAsia="Times New Roman" w:hAnsi="Consolas" w:cs="Times New Roman"/>
-          <w:color w:val="3B3B3B"/>
-          <w:kern w:val="0"/>
-          <w:sz w:val="21"/>
-          <w:szCs w:val="21"/>
-          <w14:ligatures w14:val="none"/>
-        </w:rPr>
-        <w:t>.</w:t>
-      </w:r>
-      <w:r>
-        <w:rPr>
-          <w:rFonts w:ascii="Consolas" w:eastAsia="Times New Roman" w:hAnsi="Consolas" w:cs="Times New Roman"/>
-          <w:color w:val="795E26"/>
-          <w:kern w:val="0"/>
-          <w:sz w:val="21"/>
-          <w:szCs w:val="21"/>
-          <w14:ligatures w14:val="none"/>
-        </w:rPr>
-        <w:t>join</w:t>
-      </w:r>
-      <w:r>
-        <w:rPr>
-          <w:rFonts w:ascii="Consolas" w:eastAsia="Times New Roman" w:hAnsi="Consolas" w:cs="Times New Roman"/>
-          <w:color w:val="3B3B3B"/>
-          <w:kern w:val="0"/>
-          <w:sz w:val="21"/>
-          <w:szCs w:val="21"/>
-          <w14:ligatures w14:val="none"/>
-        </w:rPr>
-        <w:t>(</w:t>
-      </w:r>
-      <w:r>
-        <w:rPr>
-          <w:rFonts w:ascii="Consolas" w:eastAsia="Times New Roman" w:hAnsi="Consolas" w:cs="Times New Roman"/>
-          <w:color w:val="267F99"/>
-          <w:kern w:val="0"/>
-          <w:sz w:val="21"/>
-          <w:szCs w:val="21"/>
-          <w14:ligatures w14:val="none"/>
-        </w:rPr>
-        <w:t>os</w:t>
-      </w:r>
-      <w:r>
-        <w:rPr>
-          <w:rFonts w:ascii="Consolas" w:eastAsia="Times New Roman" w:hAnsi="Consolas" w:cs="Times New Roman"/>
-          <w:color w:val="3B3B3B"/>
-          <w:kern w:val="0"/>
-          <w:sz w:val="21"/>
-          <w:szCs w:val="21"/>
-          <w14:ligatures w14:val="none"/>
-        </w:rPr>
-        <w:t>.</w:t>
-      </w:r>
-      <w:r>
-        <w:rPr>
-          <w:rFonts w:ascii="Consolas" w:eastAsia="Times New Roman" w:hAnsi="Consolas" w:cs="Times New Roman"/>
-          <w:color w:val="795E26"/>
-          <w:kern w:val="0"/>
-          <w:sz w:val="21"/>
-          <w:szCs w:val="21"/>
-          <w14:ligatures w14:val="none"/>
-        </w:rPr>
-        <w:t>getcwd</w:t>
-      </w:r>
-      <w:r>
-        <w:rPr>
-          <w:rFonts w:ascii="Consolas" w:eastAsia="Times New Roman" w:hAnsi="Consolas" w:cs="Times New Roman"/>
-          <w:color w:val="3B3B3B"/>
-          <w:kern w:val="0"/>
-          <w:sz w:val="21"/>
-          <w:szCs w:val="21"/>
-          <w14:ligatures w14:val="none"/>
-        </w:rPr>
-        <w:t xml:space="preserve">(), </w:t>
-      </w:r>
-      <w:r>
-        <w:rPr>
-          <w:rFonts w:ascii="Consolas" w:eastAsia="Times New Roman" w:hAnsi="Consolas" w:cs="Times New Roman"/>
-          <w:color w:val="A31515"/>
-          <w:kern w:val="0"/>
-          <w:sz w:val="21"/>
-          <w:szCs w:val="21"/>
-          <w14:ligatures w14:val="none"/>
-        </w:rPr>
-        <w:t>'working_circuits_0104'</w:t>
-      </w:r>
-      <w:r>
-        <w:rPr>
-          <w:rFonts w:ascii="Consolas" w:eastAsia="Times New Roman" w:hAnsi="Consolas" w:cs="Times New Roman"/>
-          <w:color w:val="3B3B3B"/>
-          <w:kern w:val="0"/>
-          <w:sz w:val="21"/>
-          <w:szCs w:val="21"/>
-          <w14:ligatures w14:val="none"/>
-        </w:rPr>
-        <w:t>)</w:t>
+          <w:color w:val="008000"/>
+          <w:kern w:val="0"/>
+          <w:sz w:val="21"/>
+          <w:szCs w:val="21"/>
+          <w14:ligatures w14:val="none"/>
+        </w:rPr>
+        <w:t># Taking only files that end with ".dat"</w:t>
       </w:r>
     </w:p>
     <w:p>
@@ -18066,13 +18019,288 @@
       <w:r>
         <w:rPr>
           <w:rFonts w:ascii="Consolas" w:eastAsia="Times New Roman" w:hAnsi="Consolas" w:cs="Times New Roman"/>
-          <w:color w:val="008000"/>
-          <w:kern w:val="0"/>
-          <w:sz w:val="21"/>
-          <w:szCs w:val="21"/>
-          <w14:ligatures w14:val="none"/>
-        </w:rPr>
-        <w:t># Taking only files that end with ".dat"</w:t>
+          <w:color w:val="001080"/>
+          <w:kern w:val="0"/>
+          <w:sz w:val="21"/>
+          <w:szCs w:val="21"/>
+          <w14:ligatures w14:val="none"/>
+        </w:rPr>
+        <w:t>files</w:t>
+      </w:r>
+      <w:r>
+        <w:rPr>
+          <w:rFonts w:ascii="Consolas" w:eastAsia="Times New Roman" w:hAnsi="Consolas" w:cs="Times New Roman"/>
+          <w:color w:val="3B3B3B"/>
+          <w:kern w:val="0"/>
+          <w:sz w:val="21"/>
+          <w:szCs w:val="21"/>
+          <w14:ligatures w14:val="none"/>
+        </w:rPr>
+        <w:t xml:space="preserve"> </w:t>
+      </w:r>
+      <w:r>
+        <w:rPr>
+          <w:rFonts w:ascii="Consolas" w:eastAsia="Times New Roman" w:hAnsi="Consolas" w:cs="Times New Roman"/>
+          <w:color w:val="000000"/>
+          <w:kern w:val="0"/>
+          <w:sz w:val="21"/>
+          <w:szCs w:val="21"/>
+          <w14:ligatures w14:val="none"/>
+        </w:rPr>
+        <w:t>=</w:t>
+      </w:r>
+      <w:r>
+        <w:rPr>
+          <w:rFonts w:ascii="Consolas" w:eastAsia="Times New Roman" w:hAnsi="Consolas" w:cs="Times New Roman"/>
+          <w:color w:val="3B3B3B"/>
+          <w:kern w:val="0"/>
+          <w:sz w:val="21"/>
+          <w:szCs w:val="21"/>
+          <w14:ligatures w14:val="none"/>
+        </w:rPr>
+        <w:t xml:space="preserve"> [</w:t>
+      </w:r>
+      <w:r>
+        <w:rPr>
+          <w:rFonts w:ascii="Consolas" w:eastAsia="Times New Roman" w:hAnsi="Consolas" w:cs="Times New Roman"/>
+          <w:color w:val="001080"/>
+          <w:kern w:val="0"/>
+          <w:sz w:val="21"/>
+          <w:szCs w:val="21"/>
+          <w14:ligatures w14:val="none"/>
+        </w:rPr>
+        <w:t>f</w:t>
+      </w:r>
+      <w:r>
+        <w:rPr>
+          <w:rFonts w:ascii="Consolas" w:eastAsia="Times New Roman" w:hAnsi="Consolas" w:cs="Times New Roman"/>
+          <w:color w:val="3B3B3B"/>
+          <w:kern w:val="0"/>
+          <w:sz w:val="21"/>
+          <w:szCs w:val="21"/>
+          <w14:ligatures w14:val="none"/>
+        </w:rPr>
+        <w:t xml:space="preserve"> </w:t>
+      </w:r>
+      <w:r>
+        <w:rPr>
+          <w:rFonts w:ascii="Consolas" w:eastAsia="Times New Roman" w:hAnsi="Consolas" w:cs="Times New Roman"/>
+          <w:color w:val="AF00DB"/>
+          <w:kern w:val="0"/>
+          <w:sz w:val="21"/>
+          <w:szCs w:val="21"/>
+          <w14:ligatures w14:val="none"/>
+        </w:rPr>
+        <w:t>for</w:t>
+      </w:r>
+      <w:r>
+        <w:rPr>
+          <w:rFonts w:ascii="Consolas" w:eastAsia="Times New Roman" w:hAnsi="Consolas" w:cs="Times New Roman"/>
+          <w:color w:val="3B3B3B"/>
+          <w:kern w:val="0"/>
+          <w:sz w:val="21"/>
+          <w:szCs w:val="21"/>
+          <w14:ligatures w14:val="none"/>
+        </w:rPr>
+        <w:t xml:space="preserve"> </w:t>
+      </w:r>
+      <w:r>
+        <w:rPr>
+          <w:rFonts w:ascii="Consolas" w:eastAsia="Times New Roman" w:hAnsi="Consolas" w:cs="Times New Roman"/>
+          <w:color w:val="001080"/>
+          <w:kern w:val="0"/>
+          <w:sz w:val="21"/>
+          <w:szCs w:val="21"/>
+          <w14:ligatures w14:val="none"/>
+        </w:rPr>
+        <w:t>f</w:t>
+      </w:r>
+      <w:r>
+        <w:rPr>
+          <w:rFonts w:ascii="Consolas" w:eastAsia="Times New Roman" w:hAnsi="Consolas" w:cs="Times New Roman"/>
+          <w:color w:val="3B3B3B"/>
+          <w:kern w:val="0"/>
+          <w:sz w:val="21"/>
+          <w:szCs w:val="21"/>
+          <w14:ligatures w14:val="none"/>
+        </w:rPr>
+        <w:t xml:space="preserve"> </w:t>
+      </w:r>
+      <w:r>
+        <w:rPr>
+          <w:rFonts w:ascii="Consolas" w:eastAsia="Times New Roman" w:hAnsi="Consolas" w:cs="Times New Roman"/>
+          <w:color w:val="AF00DB"/>
+          <w:kern w:val="0"/>
+          <w:sz w:val="21"/>
+          <w:szCs w:val="21"/>
+          <w14:ligatures w14:val="none"/>
+        </w:rPr>
+        <w:t>in</w:t>
+      </w:r>
+      <w:r>
+        <w:rPr>
+          <w:rFonts w:ascii="Consolas" w:eastAsia="Times New Roman" w:hAnsi="Consolas" w:cs="Times New Roman"/>
+          <w:color w:val="3B3B3B"/>
+          <w:kern w:val="0"/>
+          <w:sz w:val="21"/>
+          <w:szCs w:val="21"/>
+          <w14:ligatures w14:val="none"/>
+        </w:rPr>
+        <w:t xml:space="preserve"> </w:t>
+      </w:r>
+      <w:r>
+        <w:rPr>
+          <w:rFonts w:ascii="Consolas" w:eastAsia="Times New Roman" w:hAnsi="Consolas" w:cs="Times New Roman"/>
+          <w:color w:val="267F99"/>
+          <w:kern w:val="0"/>
+          <w:sz w:val="21"/>
+          <w:szCs w:val="21"/>
+          <w14:ligatures w14:val="none"/>
+        </w:rPr>
+        <w:t>os</w:t>
+      </w:r>
+      <w:r>
+        <w:rPr>
+          <w:rFonts w:ascii="Consolas" w:eastAsia="Times New Roman" w:hAnsi="Consolas" w:cs="Times New Roman"/>
+          <w:color w:val="3B3B3B"/>
+          <w:kern w:val="0"/>
+          <w:sz w:val="21"/>
+          <w:szCs w:val="21"/>
+          <w14:ligatures w14:val="none"/>
+        </w:rPr>
+        <w:t>.</w:t>
+      </w:r>
+      <w:r>
+        <w:rPr>
+          <w:rFonts w:ascii="Consolas" w:eastAsia="Times New Roman" w:hAnsi="Consolas" w:cs="Times New Roman"/>
+          <w:color w:val="795E26"/>
+          <w:kern w:val="0"/>
+          <w:sz w:val="21"/>
+          <w:szCs w:val="21"/>
+          <w14:ligatures w14:val="none"/>
+        </w:rPr>
+        <w:t>listdir</w:t>
+      </w:r>
+      <w:r>
+        <w:rPr>
+          <w:rFonts w:ascii="Consolas" w:eastAsia="Times New Roman" w:hAnsi="Consolas" w:cs="Times New Roman"/>
+          <w:color w:val="3B3B3B"/>
+          <w:kern w:val="0"/>
+          <w:sz w:val="21"/>
+          <w:szCs w:val="21"/>
+          <w14:ligatures w14:val="none"/>
+        </w:rPr>
+        <w:t>(</w:t>
+      </w:r>
+      <w:r>
+        <w:rPr>
+          <w:rFonts w:ascii="Consolas" w:eastAsia="Times New Roman" w:hAnsi="Consolas" w:cs="Times New Roman"/>
+          <w:color w:val="001080"/>
+          <w:kern w:val="0"/>
+          <w:sz w:val="21"/>
+          <w:szCs w:val="21"/>
+          <w14:ligatures w14:val="none"/>
+        </w:rPr>
+        <w:t>directoryToProcess</w:t>
+      </w:r>
+      <w:r>
+        <w:rPr>
+          <w:rFonts w:ascii="Consolas" w:eastAsia="Times New Roman" w:hAnsi="Consolas" w:cs="Times New Roman"/>
+          <w:color w:val="3B3B3B"/>
+          <w:kern w:val="0"/>
+          <w:sz w:val="21"/>
+          <w:szCs w:val="21"/>
+          <w14:ligatures w14:val="none"/>
+        </w:rPr>
+        <w:t xml:space="preserve">) </w:t>
+      </w:r>
+      <w:r>
+        <w:rPr>
+          <w:rFonts w:ascii="Consolas" w:eastAsia="Times New Roman" w:hAnsi="Consolas" w:cs="Times New Roman"/>
+          <w:color w:val="AF00DB"/>
+          <w:kern w:val="0"/>
+          <w:sz w:val="21"/>
+          <w:szCs w:val="21"/>
+          <w14:ligatures w14:val="none"/>
+        </w:rPr>
+        <w:t>if</w:t>
+      </w:r>
+      <w:r>
+        <w:rPr>
+          <w:rFonts w:ascii="Consolas" w:eastAsia="Times New Roman" w:hAnsi="Consolas" w:cs="Times New Roman"/>
+          <w:color w:val="3B3B3B"/>
+          <w:kern w:val="0"/>
+          <w:sz w:val="21"/>
+          <w:szCs w:val="21"/>
+          <w14:ligatures w14:val="none"/>
+        </w:rPr>
+        <w:t xml:space="preserve"> </w:t>
+      </w:r>
+      <w:r>
+        <w:rPr>
+          <w:rFonts w:ascii="Consolas" w:eastAsia="Times New Roman" w:hAnsi="Consolas" w:cs="Times New Roman"/>
+          <w:color w:val="001080"/>
+          <w:kern w:val="0"/>
+          <w:sz w:val="21"/>
+          <w:szCs w:val="21"/>
+          <w14:ligatures w14:val="none"/>
+        </w:rPr>
+        <w:t>f</w:t>
+      </w:r>
+      <w:r>
+        <w:rPr>
+          <w:rFonts w:ascii="Consolas" w:eastAsia="Times New Roman" w:hAnsi="Consolas" w:cs="Times New Roman"/>
+          <w:color w:val="3B3B3B"/>
+          <w:kern w:val="0"/>
+          <w:sz w:val="21"/>
+          <w:szCs w:val="21"/>
+          <w14:ligatures w14:val="none"/>
+        </w:rPr>
+        <w:t>.</w:t>
+      </w:r>
+      <w:r>
+        <w:rPr>
+          <w:rFonts w:ascii="Consolas" w:eastAsia="Times New Roman" w:hAnsi="Consolas" w:cs="Times New Roman"/>
+          <w:color w:val="795E26"/>
+          <w:kern w:val="0"/>
+          <w:sz w:val="21"/>
+          <w:szCs w:val="21"/>
+          <w14:ligatures w14:val="none"/>
+        </w:rPr>
+        <w:t>endswith</w:t>
+      </w:r>
+      <w:r>
+        <w:rPr>
+          <w:rFonts w:ascii="Consolas" w:eastAsia="Times New Roman" w:hAnsi="Consolas" w:cs="Times New Roman"/>
+          <w:color w:val="3B3B3B"/>
+          <w:kern w:val="0"/>
+          <w:sz w:val="21"/>
+          <w:szCs w:val="21"/>
+          <w14:ligatures w14:val="none"/>
+        </w:rPr>
+        <w:t>(</w:t>
+      </w:r>
+      <w:r>
+        <w:rPr>
+          <w:rFonts w:ascii="Consolas" w:eastAsia="Times New Roman" w:hAnsi="Consolas" w:cs="Times New Roman"/>
+          <w:color w:val="A31515"/>
+          <w:kern w:val="0"/>
+          <w:sz w:val="21"/>
+          <w:szCs w:val="21"/>
+          <w14:ligatures w14:val="none"/>
+        </w:rPr>
+        <w:t>'.dat'</w:t>
+      </w:r>
+      <w:r>
+        <w:rPr>
+          <w:rFonts w:ascii="Consolas" w:eastAsia="Times New Roman" w:hAnsi="Consolas" w:cs="Times New Roman"/>
+          <w:color w:val="3B3B3B"/>
+          <w:kern w:val="0"/>
+          <w:sz w:val="21"/>
+          <w:szCs w:val="21"/>
+          <w14:ligatures w14:val="none"/>
+        </w:rPr>
+        <w:t>)]</w:t>
       </w:r>
     </w:p>
     <w:p>
@@ -18109,7 +18337,7 @@
           <w:szCs w:val="21"/>
           <w14:ligatures w14:val="none"/>
         </w:rPr>
-        <w:t>files</w:t>
+        <w:t>start</w:t>
       </w:r>
       <w:r>
         <w:rPr>
@@ -18142,106 +18370,18 @@
           <w:szCs w:val="21"/>
           <w14:ligatures w14:val="none"/>
         </w:rPr>
-        <w:t xml:space="preserve"> [</w:t>
-      </w:r>
-      <w:r>
-        <w:rPr>
-          <w:rFonts w:ascii="Consolas" w:eastAsia="Times New Roman" w:hAnsi="Consolas" w:cs="Times New Roman"/>
-          <w:color w:val="001080"/>
-          <w:kern w:val="0"/>
-          <w:sz w:val="21"/>
-          <w:szCs w:val="21"/>
-          <w14:ligatures w14:val="none"/>
-        </w:rPr>
-        <w:t>f</w:t>
-      </w:r>
-      <w:r>
-        <w:rPr>
-          <w:rFonts w:ascii="Consolas" w:eastAsia="Times New Roman" w:hAnsi="Consolas" w:cs="Times New Roman"/>
-          <w:color w:val="3B3B3B"/>
-          <w:kern w:val="0"/>
-          <w:sz w:val="21"/>
-          <w:szCs w:val="21"/>
-          <w14:ligatures w14:val="none"/>
-        </w:rPr>
         <w:t xml:space="preserve"> </w:t>
       </w:r>
       <w:r>
         <w:rPr>
           <w:rFonts w:ascii="Consolas" w:eastAsia="Times New Roman" w:hAnsi="Consolas" w:cs="Times New Roman"/>
-          <w:color w:val="AF00DB"/>
-          <w:kern w:val="0"/>
-          <w:sz w:val="21"/>
-          <w:szCs w:val="21"/>
-          <w14:ligatures w14:val="none"/>
-        </w:rPr>
-        <w:t>for</w:t>
-      </w:r>
-      <w:r>
-        <w:rPr>
-          <w:rFonts w:ascii="Consolas" w:eastAsia="Times New Roman" w:hAnsi="Consolas" w:cs="Times New Roman"/>
-          <w:color w:val="3B3B3B"/>
-          <w:kern w:val="0"/>
-          <w:sz w:val="21"/>
-          <w:szCs w:val="21"/>
-          <w14:ligatures w14:val="none"/>
-        </w:rPr>
-        <w:t xml:space="preserve"> </w:t>
-      </w:r>
-      <w:r>
-        <w:rPr>
-          <w:rFonts w:ascii="Consolas" w:eastAsia="Times New Roman" w:hAnsi="Consolas" w:cs="Times New Roman"/>
-          <w:color w:val="001080"/>
-          <w:kern w:val="0"/>
-          <w:sz w:val="21"/>
-          <w:szCs w:val="21"/>
-          <w14:ligatures w14:val="none"/>
-        </w:rPr>
-        <w:t>f</w:t>
-      </w:r>
-      <w:r>
-        <w:rPr>
-          <w:rFonts w:ascii="Consolas" w:eastAsia="Times New Roman" w:hAnsi="Consolas" w:cs="Times New Roman"/>
-          <w:color w:val="3B3B3B"/>
-          <w:kern w:val="0"/>
-          <w:sz w:val="21"/>
-          <w:szCs w:val="21"/>
-          <w14:ligatures w14:val="none"/>
-        </w:rPr>
-        <w:t xml:space="preserve"> </w:t>
-      </w:r>
-      <w:r>
-        <w:rPr>
-          <w:rFonts w:ascii="Consolas" w:eastAsia="Times New Roman" w:hAnsi="Consolas" w:cs="Times New Roman"/>
-          <w:color w:val="AF00DB"/>
-          <w:kern w:val="0"/>
-          <w:sz w:val="21"/>
-          <w:szCs w:val="21"/>
-          <w14:ligatures w14:val="none"/>
-        </w:rPr>
-        <w:t>in</w:t>
-      </w:r>
-      <w:r>
-        <w:rPr>
-          <w:rFonts w:ascii="Consolas" w:eastAsia="Times New Roman" w:hAnsi="Consolas" w:cs="Times New Roman"/>
-          <w:color w:val="3B3B3B"/>
-          <w:kern w:val="0"/>
-          <w:sz w:val="21"/>
-          <w:szCs w:val="21"/>
-          <w14:ligatures w14:val="none"/>
-        </w:rPr>
-        <w:t xml:space="preserve"> </w:t>
-      </w:r>
-      <w:r>
-        <w:rPr>
-          <w:rFonts w:ascii="Consolas" w:eastAsia="Times New Roman" w:hAnsi="Consolas" w:cs="Times New Roman"/>
           <w:color w:val="267F99"/>
           <w:kern w:val="0"/>
           <w:sz w:val="21"/>
           <w:szCs w:val="21"/>
           <w14:ligatures w14:val="none"/>
         </w:rPr>
-        <w:t>os</w:t>
+        <w:t>time</w:t>
       </w:r>
       <w:r>
         <w:rPr>
@@ -18263,128 +18403,18 @@
           <w:szCs w:val="21"/>
           <w14:ligatures w14:val="none"/>
         </w:rPr>
-        <w:t>listdir</w:t>
-      </w:r>
-      <w:r>
-        <w:rPr>
-          <w:rFonts w:ascii="Consolas" w:eastAsia="Times New Roman" w:hAnsi="Consolas" w:cs="Times New Roman"/>
-          <w:color w:val="3B3B3B"/>
-          <w:kern w:val="0"/>
-          <w:sz w:val="21"/>
-          <w:szCs w:val="21"/>
-          <w14:ligatures w14:val="none"/>
-        </w:rPr>
-        <w:t>(</w:t>
-      </w:r>
-      <w:r>
-        <w:rPr>
-          <w:rFonts w:ascii="Consolas" w:eastAsia="Times New Roman" w:hAnsi="Consolas" w:cs="Times New Roman"/>
-          <w:color w:val="001080"/>
-          <w:kern w:val="0"/>
-          <w:sz w:val="21"/>
-          <w:szCs w:val="21"/>
-          <w14:ligatures w14:val="none"/>
-        </w:rPr>
-        <w:t>directoryToProcess</w:t>
-      </w:r>
-      <w:r>
-        <w:rPr>
-          <w:rFonts w:ascii="Consolas" w:eastAsia="Times New Roman" w:hAnsi="Consolas" w:cs="Times New Roman"/>
-          <w:color w:val="3B3B3B"/>
-          <w:kern w:val="0"/>
-          <w:sz w:val="21"/>
-          <w:szCs w:val="21"/>
-          <w14:ligatures w14:val="none"/>
-        </w:rPr>
-        <w:t xml:space="preserve">) </w:t>
-      </w:r>
-      <w:r>
-        <w:rPr>
-          <w:rFonts w:ascii="Consolas" w:eastAsia="Times New Roman" w:hAnsi="Consolas" w:cs="Times New Roman"/>
-          <w:color w:val="AF00DB"/>
-          <w:kern w:val="0"/>
-          <w:sz w:val="21"/>
-          <w:szCs w:val="21"/>
-          <w14:ligatures w14:val="none"/>
-        </w:rPr>
-        <w:t>if</w:t>
-      </w:r>
-      <w:r>
-        <w:rPr>
-          <w:rFonts w:ascii="Consolas" w:eastAsia="Times New Roman" w:hAnsi="Consolas" w:cs="Times New Roman"/>
-          <w:color w:val="3B3B3B"/>
-          <w:kern w:val="0"/>
-          <w:sz w:val="21"/>
-          <w:szCs w:val="21"/>
-          <w14:ligatures w14:val="none"/>
-        </w:rPr>
-        <w:t xml:space="preserve"> </w:t>
-      </w:r>
-      <w:r>
-        <w:rPr>
-          <w:rFonts w:ascii="Consolas" w:eastAsia="Times New Roman" w:hAnsi="Consolas" w:cs="Times New Roman"/>
-          <w:color w:val="001080"/>
-          <w:kern w:val="0"/>
-          <w:sz w:val="21"/>
-          <w:szCs w:val="21"/>
-          <w14:ligatures w14:val="none"/>
-        </w:rPr>
-        <w:t>f</w:t>
-      </w:r>
-      <w:r>
-        <w:rPr>
-          <w:rFonts w:ascii="Consolas" w:eastAsia="Times New Roman" w:hAnsi="Consolas" w:cs="Times New Roman"/>
-          <w:color w:val="3B3B3B"/>
-          <w:kern w:val="0"/>
-          <w:sz w:val="21"/>
-          <w:szCs w:val="21"/>
-          <w14:ligatures w14:val="none"/>
-        </w:rPr>
-        <w:t>.</w:t>
-      </w:r>
-      <w:r>
-        <w:rPr>
-          <w:rFonts w:ascii="Consolas" w:eastAsia="Times New Roman" w:hAnsi="Consolas" w:cs="Times New Roman"/>
-          <w:color w:val="795E26"/>
-          <w:kern w:val="0"/>
-          <w:sz w:val="21"/>
-          <w:szCs w:val="21"/>
-          <w14:ligatures w14:val="none"/>
-        </w:rPr>
-        <w:t>endswith</w:t>
-      </w:r>
-      <w:r>
-        <w:rPr>
-          <w:rFonts w:ascii="Consolas" w:eastAsia="Times New Roman" w:hAnsi="Consolas" w:cs="Times New Roman"/>
-          <w:color w:val="3B3B3B"/>
-          <w:kern w:val="0"/>
-          <w:sz w:val="21"/>
-          <w:szCs w:val="21"/>
-          <w14:ligatures w14:val="none"/>
-        </w:rPr>
-        <w:t>(</w:t>
-      </w:r>
-      <w:r>
-        <w:rPr>
-          <w:rFonts w:ascii="Consolas" w:eastAsia="Times New Roman" w:hAnsi="Consolas" w:cs="Times New Roman"/>
-          <w:color w:val="A31515"/>
-          <w:kern w:val="0"/>
-          <w:sz w:val="21"/>
-          <w:szCs w:val="21"/>
-          <w14:ligatures w14:val="none"/>
-        </w:rPr>
-        <w:t>'.dat'</w:t>
-      </w:r>
-      <w:r>
-        <w:rPr>
-          <w:rFonts w:ascii="Consolas" w:eastAsia="Times New Roman" w:hAnsi="Consolas" w:cs="Times New Roman"/>
-          <w:color w:val="3B3B3B"/>
-          <w:kern w:val="0"/>
-          <w:sz w:val="21"/>
-          <w:szCs w:val="21"/>
-          <w14:ligatures w14:val="none"/>
-        </w:rPr>
-        <w:t>)]</w:t>
+        <w:t>time</w:t>
+      </w:r>
+      <w:r>
+        <w:rPr>
+          <w:rFonts w:ascii="Consolas" w:eastAsia="Times New Roman" w:hAnsi="Consolas" w:cs="Times New Roman"/>
+          <w:color w:val="3B3B3B"/>
+          <w:kern w:val="0"/>
+          <w:sz w:val="21"/>
+          <w:szCs w:val="21"/>
+          <w14:ligatures w14:val="none"/>
+        </w:rPr>
+        <w:t>()</w:t>
       </w:r>
     </w:p>
     <w:p>
@@ -18401,105 +18431,6 @@
           <w14:ligatures w14:val="none"/>
         </w:rPr>
       </w:pPr>
-      <w:r>
-        <w:rPr>
-          <w:rFonts w:ascii="Consolas" w:eastAsia="Times New Roman" w:hAnsi="Consolas" w:cs="Times New Roman"/>
-          <w:color w:val="3B3B3B"/>
-          <w:kern w:val="0"/>
-          <w:sz w:val="21"/>
-          <w:szCs w:val="21"/>
-          <w14:ligatures w14:val="none"/>
-        </w:rPr>
-        <w:t xml:space="preserve">    </w:t>
-      </w:r>
-      <w:r>
-        <w:rPr>
-          <w:rFonts w:ascii="Consolas" w:eastAsia="Times New Roman" w:hAnsi="Consolas" w:cs="Times New Roman"/>
-          <w:color w:val="001080"/>
-          <w:kern w:val="0"/>
-          <w:sz w:val="21"/>
-          <w:szCs w:val="21"/>
-          <w14:ligatures w14:val="none"/>
-        </w:rPr>
-        <w:t>start</w:t>
-      </w:r>
-      <w:r>
-        <w:rPr>
-          <w:rFonts w:ascii="Consolas" w:eastAsia="Times New Roman" w:hAnsi="Consolas" w:cs="Times New Roman"/>
-          <w:color w:val="3B3B3B"/>
-          <w:kern w:val="0"/>
-          <w:sz w:val="21"/>
-          <w:szCs w:val="21"/>
-          <w14:ligatures w14:val="none"/>
-        </w:rPr>
-        <w:t xml:space="preserve"> </w:t>
-      </w:r>
-      <w:r>
-        <w:rPr>
-          <w:rFonts w:ascii="Consolas" w:eastAsia="Times New Roman" w:hAnsi="Consolas" w:cs="Times New Roman"/>
-          <w:color w:val="000000"/>
-          <w:kern w:val="0"/>
-          <w:sz w:val="21"/>
-          <w:szCs w:val="21"/>
-          <w14:ligatures w14:val="none"/>
-        </w:rPr>
-        <w:t>=</w:t>
-      </w:r>
-      <w:r>
-        <w:rPr>
-          <w:rFonts w:ascii="Consolas" w:eastAsia="Times New Roman" w:hAnsi="Consolas" w:cs="Times New Roman"/>
-          <w:color w:val="3B3B3B"/>
-          <w:kern w:val="0"/>
-          <w:sz w:val="21"/>
-          <w:szCs w:val="21"/>
-          <w14:ligatures w14:val="none"/>
-        </w:rPr>
-        <w:t xml:space="preserve"> </w:t>
-      </w:r>
-      <w:r>
-        <w:rPr>
-          <w:rFonts w:ascii="Consolas" w:eastAsia="Times New Roman" w:hAnsi="Consolas" w:cs="Times New Roman"/>
-          <w:color w:val="267F99"/>
-          <w:kern w:val="0"/>
-          <w:sz w:val="21"/>
-          <w:szCs w:val="21"/>
-          <w14:ligatures w14:val="none"/>
-        </w:rPr>
-        <w:t>time</w:t>
-      </w:r>
-      <w:r>
-        <w:rPr>
-          <w:rFonts w:ascii="Consolas" w:eastAsia="Times New Roman" w:hAnsi="Consolas" w:cs="Times New Roman"/>
-          <w:color w:val="3B3B3B"/>
-          <w:kern w:val="0"/>
-          <w:sz w:val="21"/>
-          <w:szCs w:val="21"/>
-          <w14:ligatures w14:val="none"/>
-        </w:rPr>
-        <w:t>.</w:t>
-      </w:r>
-      <w:r>
-        <w:rPr>
-          <w:rFonts w:ascii="Consolas" w:eastAsia="Times New Roman" w:hAnsi="Consolas" w:cs="Times New Roman"/>
-          <w:color w:val="795E26"/>
-          <w:kern w:val="0"/>
-          <w:sz w:val="21"/>
-          <w:szCs w:val="21"/>
-          <w14:ligatures w14:val="none"/>
-        </w:rPr>
-        <w:t>time</w:t>
-      </w:r>
-      <w:r>
-        <w:rPr>
-          <w:rFonts w:ascii="Consolas" w:eastAsia="Times New Roman" w:hAnsi="Consolas" w:cs="Times New Roman"/>
-          <w:color w:val="3B3B3B"/>
-          <w:kern w:val="0"/>
-          <w:sz w:val="21"/>
-          <w:szCs w:val="21"/>
-          <w14:ligatures w14:val="none"/>
-        </w:rPr>
-        <w:t>()</w:t>
-      </w:r>
     </w:p>
     <w:p>
       <w:pPr>
@@ -18515,6 +18446,105 @@
           <w14:ligatures w14:val="none"/>
         </w:rPr>
       </w:pPr>
+      <w:r>
+        <w:rPr>
+          <w:rFonts w:ascii="Consolas" w:eastAsia="Times New Roman" w:hAnsi="Consolas" w:cs="Times New Roman"/>
+          <w:color w:val="3B3B3B"/>
+          <w:kern w:val="0"/>
+          <w:sz w:val="21"/>
+          <w:szCs w:val="21"/>
+          <w14:ligatures w14:val="none"/>
+        </w:rPr>
+        <w:t xml:space="preserve">    </w:t>
+      </w:r>
+      <w:r>
+        <w:rPr>
+          <w:rFonts w:ascii="Consolas" w:eastAsia="Times New Roman" w:hAnsi="Consolas" w:cs="Times New Roman"/>
+          <w:color w:val="AF00DB"/>
+          <w:kern w:val="0"/>
+          <w:sz w:val="21"/>
+          <w:szCs w:val="21"/>
+          <w14:ligatures w14:val="none"/>
+        </w:rPr>
+        <w:t>for</w:t>
+      </w:r>
+      <w:r>
+        <w:rPr>
+          <w:rFonts w:ascii="Consolas" w:eastAsia="Times New Roman" w:hAnsi="Consolas" w:cs="Times New Roman"/>
+          <w:color w:val="3B3B3B"/>
+          <w:kern w:val="0"/>
+          <w:sz w:val="21"/>
+          <w:szCs w:val="21"/>
+          <w14:ligatures w14:val="none"/>
+        </w:rPr>
+        <w:t xml:space="preserve"> </w:t>
+      </w:r>
+      <w:r>
+        <w:rPr>
+          <w:rFonts w:ascii="Consolas" w:eastAsia="Times New Roman" w:hAnsi="Consolas" w:cs="Times New Roman"/>
+          <w:color w:val="001080"/>
+          <w:kern w:val="0"/>
+          <w:sz w:val="21"/>
+          <w:szCs w:val="21"/>
+          <w14:ligatures w14:val="none"/>
+        </w:rPr>
+        <w:t>filename</w:t>
+      </w:r>
+      <w:r>
+        <w:rPr>
+          <w:rFonts w:ascii="Consolas" w:eastAsia="Times New Roman" w:hAnsi="Consolas" w:cs="Times New Roman"/>
+          <w:color w:val="3B3B3B"/>
+          <w:kern w:val="0"/>
+          <w:sz w:val="21"/>
+          <w:szCs w:val="21"/>
+          <w14:ligatures w14:val="none"/>
+        </w:rPr>
+        <w:t xml:space="preserve"> </w:t>
+      </w:r>
+      <w:r>
+        <w:rPr>
+          <w:rFonts w:ascii="Consolas" w:eastAsia="Times New Roman" w:hAnsi="Consolas" w:cs="Times New Roman"/>
+          <w:color w:val="AF00DB"/>
+          <w:kern w:val="0"/>
+          <w:sz w:val="21"/>
+          <w:szCs w:val="21"/>
+          <w14:ligatures w14:val="none"/>
+        </w:rPr>
+        <w:t>in</w:t>
+      </w:r>
+      <w:r>
+        <w:rPr>
+          <w:rFonts w:ascii="Consolas" w:eastAsia="Times New Roman" w:hAnsi="Consolas" w:cs="Times New Roman"/>
+          <w:color w:val="3B3B3B"/>
+          <w:kern w:val="0"/>
+          <w:sz w:val="21"/>
+          <w:szCs w:val="21"/>
+          <w14:ligatures w14:val="none"/>
+        </w:rPr>
+        <w:t xml:space="preserve"> </w:t>
+      </w:r>
+      <w:r>
+        <w:rPr>
+          <w:rFonts w:ascii="Consolas" w:eastAsia="Times New Roman" w:hAnsi="Consolas" w:cs="Times New Roman"/>
+          <w:color w:val="001080"/>
+          <w:kern w:val="0"/>
+          <w:sz w:val="21"/>
+          <w:szCs w:val="21"/>
+          <w14:ligatures w14:val="none"/>
+        </w:rPr>
+        <w:t>files</w:t>
+      </w:r>
+      <w:r>
+        <w:rPr>
+          <w:rFonts w:ascii="Consolas" w:eastAsia="Times New Roman" w:hAnsi="Consolas" w:cs="Times New Roman"/>
+          <w:color w:val="3B3B3B"/>
+          <w:kern w:val="0"/>
+          <w:sz w:val="21"/>
+          <w:szCs w:val="21"/>
+          <w14:ligatures w14:val="none"/>
+        </w:rPr>
+        <w:t>:</w:t>
+      </w:r>
     </w:p>
     <w:p>
       <w:pPr>
@@ -18539,18 +18569,18 @@
           <w:szCs w:val="21"/>
           <w14:ligatures w14:val="none"/>
         </w:rPr>
-        <w:t xml:space="preserve">    </w:t>
-      </w:r>
-      <w:r>
-        <w:rPr>
-          <w:rFonts w:ascii="Consolas" w:eastAsia="Times New Roman" w:hAnsi="Consolas" w:cs="Times New Roman"/>
-          <w:color w:val="AF00DB"/>
-          <w:kern w:val="0"/>
-          <w:sz w:val="21"/>
-          <w:szCs w:val="21"/>
-          <w14:ligatures w14:val="none"/>
-        </w:rPr>
-        <w:t>for</w:t>
+        <w:t xml:space="preserve">        </w:t>
+      </w:r>
+      <w:r>
+        <w:rPr>
+          <w:rFonts w:ascii="Consolas" w:eastAsia="Times New Roman" w:hAnsi="Consolas" w:cs="Times New Roman"/>
+          <w:color w:val="001080"/>
+          <w:kern w:val="0"/>
+          <w:sz w:val="21"/>
+          <w:szCs w:val="21"/>
+          <w14:ligatures w14:val="none"/>
+        </w:rPr>
+        <w:t>threads</w:t>
       </w:r>
       <w:r>
         <w:rPr>
@@ -18566,68 +18596,24 @@
       <w:r>
         <w:rPr>
           <w:rFonts w:ascii="Consolas" w:eastAsia="Times New Roman" w:hAnsi="Consolas" w:cs="Times New Roman"/>
-          <w:color w:val="001080"/>
-          <w:kern w:val="0"/>
-          <w:sz w:val="21"/>
-          <w:szCs w:val="21"/>
-          <w14:ligatures w14:val="none"/>
-        </w:rPr>
-        <w:t>filename</w:t>
-      </w:r>
-      <w:r>
-        <w:rPr>
-          <w:rFonts w:ascii="Consolas" w:eastAsia="Times New Roman" w:hAnsi="Consolas" w:cs="Times New Roman"/>
-          <w:color w:val="3B3B3B"/>
-          <w:kern w:val="0"/>
-          <w:sz w:val="21"/>
-          <w:szCs w:val="21"/>
-          <w14:ligatures w14:val="none"/>
-        </w:rPr>
-        <w:t xml:space="preserve"> </w:t>
-      </w:r>
-      <w:r>
-        <w:rPr>
-          <w:rFonts w:ascii="Consolas" w:eastAsia="Times New Roman" w:hAnsi="Consolas" w:cs="Times New Roman"/>
-          <w:color w:val="AF00DB"/>
-          <w:kern w:val="0"/>
-          <w:sz w:val="21"/>
-          <w:szCs w:val="21"/>
-          <w14:ligatures w14:val="none"/>
-        </w:rPr>
-        <w:t>in</w:t>
-      </w:r>
-      <w:r>
-        <w:rPr>
-          <w:rFonts w:ascii="Consolas" w:eastAsia="Times New Roman" w:hAnsi="Consolas" w:cs="Times New Roman"/>
-          <w:color w:val="3B3B3B"/>
-          <w:kern w:val="0"/>
-          <w:sz w:val="21"/>
-          <w:szCs w:val="21"/>
-          <w14:ligatures w14:val="none"/>
-        </w:rPr>
-        <w:t xml:space="preserve"> </w:t>
-      </w:r>
-      <w:r>
-        <w:rPr>
-          <w:rFonts w:ascii="Consolas" w:eastAsia="Times New Roman" w:hAnsi="Consolas" w:cs="Times New Roman"/>
-          <w:color w:val="001080"/>
-          <w:kern w:val="0"/>
-          <w:sz w:val="21"/>
-          <w:szCs w:val="21"/>
-          <w14:ligatures w14:val="none"/>
-        </w:rPr>
-        <w:t>files</w:t>
-      </w:r>
-      <w:r>
-        <w:rPr>
-          <w:rFonts w:ascii="Consolas" w:eastAsia="Times New Roman" w:hAnsi="Consolas" w:cs="Times New Roman"/>
-          <w:color w:val="3B3B3B"/>
-          <w:kern w:val="0"/>
-          <w:sz w:val="21"/>
-          <w:szCs w:val="21"/>
-          <w14:ligatures w14:val="none"/>
-        </w:rPr>
-        <w:t>:</w:t>
+          <w:color w:val="000000"/>
+          <w:kern w:val="0"/>
+          <w:sz w:val="21"/>
+          <w:szCs w:val="21"/>
+          <w14:ligatures w14:val="none"/>
+        </w:rPr>
+        <w:t>=</w:t>
+      </w:r>
+      <w:r>
+        <w:rPr>
+          <w:rFonts w:ascii="Consolas" w:eastAsia="Times New Roman" w:hAnsi="Consolas" w:cs="Times New Roman"/>
+          <w:color w:val="3B3B3B"/>
+          <w:kern w:val="0"/>
+          <w:sz w:val="21"/>
+          <w:szCs w:val="21"/>
+          <w14:ligatures w14:val="none"/>
+        </w:rPr>
+        <w:t xml:space="preserve"> []</w:t>
       </w:r>
     </w:p>
     <w:p>
@@ -18664,7 +18650,7 @@
           <w:szCs w:val="21"/>
           <w14:ligatures w14:val="none"/>
         </w:rPr>
-        <w:t>threads</w:t>
+        <w:t>wiresQ</w:t>
       </w:r>
       <w:r>
         <w:rPr>
@@ -18697,7 +18683,29 @@
           <w:szCs w:val="21"/>
           <w14:ligatures w14:val="none"/>
         </w:rPr>
-        <w:t xml:space="preserve"> []</w:t>
+        <w:t xml:space="preserve"> </w:t>
+      </w:r>
+      <w:r>
+        <w:rPr>
+          <w:rFonts w:ascii="Consolas" w:eastAsia="Times New Roman" w:hAnsi="Consolas" w:cs="Times New Roman"/>
+          <w:color w:val="267F99"/>
+          <w:kern w:val="0"/>
+          <w:sz w:val="21"/>
+          <w:szCs w:val="21"/>
+          <w14:ligatures w14:val="none"/>
+        </w:rPr>
+        <w:t>Queue</w:t>
+      </w:r>
+      <w:r>
+        <w:rPr>
+          <w:rFonts w:ascii="Consolas" w:eastAsia="Times New Roman" w:hAnsi="Consolas" w:cs="Times New Roman"/>
+          <w:color w:val="3B3B3B"/>
+          <w:kern w:val="0"/>
+          <w:sz w:val="21"/>
+          <w:szCs w:val="21"/>
+          <w14:ligatures w14:val="none"/>
+        </w:rPr>
+        <w:t>()</w:t>
       </w:r>
     </w:p>
     <w:p>
@@ -18735,7 +18743,7 @@
           <w:szCs w:val="21"/>
           <w14:ligatures w14:val="none"/>
         </w:rPr>
-        <w:t>wiresQ</w:t>
+        <w:t>resultsQ</w:t>
       </w:r>
       <w:r>
         <w:rPr>
@@ -18827,7 +18835,7 @@
           <w:szCs w:val="21"/>
           <w14:ligatures w14:val="none"/>
         </w:rPr>
-        <w:t>resultsQ</w:t>
+        <w:t>fileQ</w:t>
       </w:r>
       <w:r>
         <w:rPr>
@@ -18871,7 +18879,7 @@
           <w:szCs w:val="21"/>
           <w14:ligatures w14:val="none"/>
         </w:rPr>
-        <w:t>Queue</w:t>
+        <w:t>JoinableQueue</w:t>
       </w:r>
       <w:r>
         <w:rPr>
@@ -18919,7 +18927,7 @@
           <w:szCs w:val="21"/>
           <w14:ligatures w14:val="none"/>
         </w:rPr>
-        <w:t>fileQ</w:t>
+        <w:t>filePath</w:t>
       </w:r>
       <w:r>
         <w:rPr>
@@ -18963,18 +18971,106 @@
           <w:szCs w:val="21"/>
           <w14:ligatures w14:val="none"/>
         </w:rPr>
-        <w:t>JoinableQueue</w:t>
-      </w:r>
-      <w:r>
-        <w:rPr>
-          <w:rFonts w:ascii="Consolas" w:eastAsia="Times New Roman" w:hAnsi="Consolas" w:cs="Times New Roman"/>
-          <w:color w:val="3B3B3B"/>
-          <w:kern w:val="0"/>
-          <w:sz w:val="21"/>
-          <w:szCs w:val="21"/>
-          <w14:ligatures w14:val="none"/>
-        </w:rPr>
-        <w:t>()</w:t>
+        <w:t>os</w:t>
+      </w:r>
+      <w:r>
+        <w:rPr>
+          <w:rFonts w:ascii="Consolas" w:eastAsia="Times New Roman" w:hAnsi="Consolas" w:cs="Times New Roman"/>
+          <w:color w:val="3B3B3B"/>
+          <w:kern w:val="0"/>
+          <w:sz w:val="21"/>
+          <w:szCs w:val="21"/>
+          <w14:ligatures w14:val="none"/>
+        </w:rPr>
+        <w:t>.</w:t>
+      </w:r>
+      <w:r>
+        <w:rPr>
+          <w:rFonts w:ascii="Consolas" w:eastAsia="Times New Roman" w:hAnsi="Consolas" w:cs="Times New Roman"/>
+          <w:color w:val="001080"/>
+          <w:kern w:val="0"/>
+          <w:sz w:val="21"/>
+          <w:szCs w:val="21"/>
+          <w14:ligatures w14:val="none"/>
+        </w:rPr>
+        <w:t>path</w:t>
+      </w:r>
+      <w:r>
+        <w:rPr>
+          <w:rFonts w:ascii="Consolas" w:eastAsia="Times New Roman" w:hAnsi="Consolas" w:cs="Times New Roman"/>
+          <w:color w:val="3B3B3B"/>
+          <w:kern w:val="0"/>
+          <w:sz w:val="21"/>
+          <w:szCs w:val="21"/>
+          <w14:ligatures w14:val="none"/>
+        </w:rPr>
+        <w:t>.</w:t>
+      </w:r>
+      <w:r>
+        <w:rPr>
+          <w:rFonts w:ascii="Consolas" w:eastAsia="Times New Roman" w:hAnsi="Consolas" w:cs="Times New Roman"/>
+          <w:color w:val="795E26"/>
+          <w:kern w:val="0"/>
+          <w:sz w:val="21"/>
+          <w:szCs w:val="21"/>
+          <w14:ligatures w14:val="none"/>
+        </w:rPr>
+        <w:t>join</w:t>
+      </w:r>
+      <w:r>
+        <w:rPr>
+          <w:rFonts w:ascii="Consolas" w:eastAsia="Times New Roman" w:hAnsi="Consolas" w:cs="Times New Roman"/>
+          <w:color w:val="3B3B3B"/>
+          <w:kern w:val="0"/>
+          <w:sz w:val="21"/>
+          <w:szCs w:val="21"/>
+          <w14:ligatures w14:val="none"/>
+        </w:rPr>
+        <w:t>(</w:t>
+      </w:r>
+      <w:r>
+        <w:rPr>
+          <w:rFonts w:ascii="Consolas" w:eastAsia="Times New Roman" w:hAnsi="Consolas" w:cs="Times New Roman"/>
+          <w:color w:val="001080"/>
+          <w:kern w:val="0"/>
+          <w:sz w:val="21"/>
+          <w:szCs w:val="21"/>
+          <w14:ligatures w14:val="none"/>
+        </w:rPr>
+        <w:t>directoryToProcess</w:t>
+      </w:r>
+      <w:r>
+        <w:rPr>
+          <w:rFonts w:ascii="Consolas" w:eastAsia="Times New Roman" w:hAnsi="Consolas" w:cs="Times New Roman"/>
+          <w:color w:val="3B3B3B"/>
+          <w:kern w:val="0"/>
+          <w:sz w:val="21"/>
+          <w:szCs w:val="21"/>
+          <w14:ligatures w14:val="none"/>
+        </w:rPr>
+        <w:t xml:space="preserve">, </w:t>
+      </w:r>
+      <w:r>
+        <w:rPr>
+          <w:rFonts w:ascii="Consolas" w:eastAsia="Times New Roman" w:hAnsi="Consolas" w:cs="Times New Roman"/>
+          <w:color w:val="001080"/>
+          <w:kern w:val="0"/>
+          <w:sz w:val="21"/>
+          <w:szCs w:val="21"/>
+          <w14:ligatures w14:val="none"/>
+        </w:rPr>
+        <w:t>filename</w:t>
+      </w:r>
+      <w:r>
+        <w:rPr>
+          <w:rFonts w:ascii="Consolas" w:eastAsia="Times New Roman" w:hAnsi="Consolas" w:cs="Times New Roman"/>
+          <w:color w:val="3B3B3B"/>
+          <w:kern w:val="0"/>
+          <w:sz w:val="21"/>
+          <w:szCs w:val="21"/>
+          <w14:ligatures w14:val="none"/>
+        </w:rPr>
+        <w:t>)</w:t>
       </w:r>
     </w:p>
     <w:p>
@@ -19005,6 +19101,50 @@
       <w:r>
         <w:rPr>
           <w:rFonts w:ascii="Consolas" w:eastAsia="Times New Roman" w:hAnsi="Consolas" w:cs="Times New Roman"/>
+          <w:color w:val="AF00DB"/>
+          <w:kern w:val="0"/>
+          <w:sz w:val="21"/>
+          <w:szCs w:val="21"/>
+          <w14:ligatures w14:val="none"/>
+        </w:rPr>
+        <w:t>with</w:t>
+      </w:r>
+      <w:r>
+        <w:rPr>
+          <w:rFonts w:ascii="Consolas" w:eastAsia="Times New Roman" w:hAnsi="Consolas" w:cs="Times New Roman"/>
+          <w:color w:val="3B3B3B"/>
+          <w:kern w:val="0"/>
+          <w:sz w:val="21"/>
+          <w:szCs w:val="21"/>
+          <w14:ligatures w14:val="none"/>
+        </w:rPr>
+        <w:t xml:space="preserve"> </w:t>
+      </w:r>
+      <w:r>
+        <w:rPr>
+          <w:rFonts w:ascii="Consolas" w:eastAsia="Times New Roman" w:hAnsi="Consolas" w:cs="Times New Roman"/>
+          <w:color w:val="795E26"/>
+          <w:kern w:val="0"/>
+          <w:sz w:val="21"/>
+          <w:szCs w:val="21"/>
+          <w14:ligatures w14:val="none"/>
+        </w:rPr>
+        <w:t>open</w:t>
+      </w:r>
+      <w:r>
+        <w:rPr>
+          <w:rFonts w:ascii="Consolas" w:eastAsia="Times New Roman" w:hAnsi="Consolas" w:cs="Times New Roman"/>
+          <w:color w:val="3B3B3B"/>
+          <w:kern w:val="0"/>
+          <w:sz w:val="21"/>
+          <w:szCs w:val="21"/>
+          <w14:ligatures w14:val="none"/>
+        </w:rPr>
+        <w:t>(</w:t>
+      </w:r>
+      <w:r>
+        <w:rPr>
+          <w:rFonts w:ascii="Consolas" w:eastAsia="Times New Roman" w:hAnsi="Consolas" w:cs="Times New Roman"/>
           <w:color w:val="001080"/>
           <w:kern w:val="0"/>
           <w:sz w:val="21"/>
@@ -19022,139 +19162,51 @@
           <w:szCs w:val="21"/>
           <w14:ligatures w14:val="none"/>
         </w:rPr>
+        <w:t xml:space="preserve">) </w:t>
+      </w:r>
+      <w:r>
+        <w:rPr>
+          <w:rFonts w:ascii="Consolas" w:eastAsia="Times New Roman" w:hAnsi="Consolas" w:cs="Times New Roman"/>
+          <w:color w:val="AF00DB"/>
+          <w:kern w:val="0"/>
+          <w:sz w:val="21"/>
+          <w:szCs w:val="21"/>
+          <w14:ligatures w14:val="none"/>
+        </w:rPr>
+        <w:t>as</w:t>
+      </w:r>
+      <w:r>
+        <w:rPr>
+          <w:rFonts w:ascii="Consolas" w:eastAsia="Times New Roman" w:hAnsi="Consolas" w:cs="Times New Roman"/>
+          <w:color w:val="3B3B3B"/>
+          <w:kern w:val="0"/>
+          <w:sz w:val="21"/>
+          <w:szCs w:val="21"/>
+          <w14:ligatures w14:val="none"/>
+        </w:rPr>
         <w:t xml:space="preserve"> </w:t>
       </w:r>
       <w:r>
         <w:rPr>
           <w:rFonts w:ascii="Consolas" w:eastAsia="Times New Roman" w:hAnsi="Consolas" w:cs="Times New Roman"/>
-          <w:color w:val="000000"/>
-          <w:kern w:val="0"/>
-          <w:sz w:val="21"/>
-          <w:szCs w:val="21"/>
-          <w14:ligatures w14:val="none"/>
-        </w:rPr>
-        <w:t>=</w:t>
-      </w:r>
-      <w:r>
-        <w:rPr>
-          <w:rFonts w:ascii="Consolas" w:eastAsia="Times New Roman" w:hAnsi="Consolas" w:cs="Times New Roman"/>
-          <w:color w:val="3B3B3B"/>
-          <w:kern w:val="0"/>
-          <w:sz w:val="21"/>
-          <w:szCs w:val="21"/>
-          <w14:ligatures w14:val="none"/>
-        </w:rPr>
-        <w:t xml:space="preserve"> </w:t>
-      </w:r>
-      <w:r>
-        <w:rPr>
-          <w:rFonts w:ascii="Consolas" w:eastAsia="Times New Roman" w:hAnsi="Consolas" w:cs="Times New Roman"/>
-          <w:color w:val="267F99"/>
-          <w:kern w:val="0"/>
-          <w:sz w:val="21"/>
-          <w:szCs w:val="21"/>
-          <w14:ligatures w14:val="none"/>
-        </w:rPr>
-        <w:t>os</w:t>
-      </w:r>
-      <w:r>
-        <w:rPr>
-          <w:rFonts w:ascii="Consolas" w:eastAsia="Times New Roman" w:hAnsi="Consolas" w:cs="Times New Roman"/>
-          <w:color w:val="3B3B3B"/>
-          <w:kern w:val="0"/>
-          <w:sz w:val="21"/>
-          <w:szCs w:val="21"/>
-          <w14:ligatures w14:val="none"/>
-        </w:rPr>
-        <w:t>.</w:t>
-      </w:r>
-      <w:r>
-        <w:rPr>
-          <w:rFonts w:ascii="Consolas" w:eastAsia="Times New Roman" w:hAnsi="Consolas" w:cs="Times New Roman"/>
-          <w:color w:val="001080"/>
-          <w:kern w:val="0"/>
-          <w:sz w:val="21"/>
-          <w:szCs w:val="21"/>
-          <w14:ligatures w14:val="none"/>
-        </w:rPr>
-        <w:t>path</w:t>
-      </w:r>
-      <w:r>
-        <w:rPr>
-          <w:rFonts w:ascii="Consolas" w:eastAsia="Times New Roman" w:hAnsi="Consolas" w:cs="Times New Roman"/>
-          <w:color w:val="3B3B3B"/>
-          <w:kern w:val="0"/>
-          <w:sz w:val="21"/>
-          <w:szCs w:val="21"/>
-          <w14:ligatures w14:val="none"/>
-        </w:rPr>
-        <w:t>.</w:t>
-      </w:r>
-      <w:r>
-        <w:rPr>
-          <w:rFonts w:ascii="Consolas" w:eastAsia="Times New Roman" w:hAnsi="Consolas" w:cs="Times New Roman"/>
-          <w:color w:val="795E26"/>
-          <w:kern w:val="0"/>
-          <w:sz w:val="21"/>
-          <w:szCs w:val="21"/>
-          <w14:ligatures w14:val="none"/>
-        </w:rPr>
-        <w:t>join</w:t>
-      </w:r>
-      <w:r>
-        <w:rPr>
-          <w:rFonts w:ascii="Consolas" w:eastAsia="Times New Roman" w:hAnsi="Consolas" w:cs="Times New Roman"/>
-          <w:color w:val="3B3B3B"/>
-          <w:kern w:val="0"/>
-          <w:sz w:val="21"/>
-          <w:szCs w:val="21"/>
-          <w14:ligatures w14:val="none"/>
-        </w:rPr>
-        <w:t>(</w:t>
-      </w:r>
-      <w:r>
-        <w:rPr>
-          <w:rFonts w:ascii="Consolas" w:eastAsia="Times New Roman" w:hAnsi="Consolas" w:cs="Times New Roman"/>
-          <w:color w:val="001080"/>
-          <w:kern w:val="0"/>
-          <w:sz w:val="21"/>
-          <w:szCs w:val="21"/>
-          <w14:ligatures w14:val="none"/>
-        </w:rPr>
-        <w:t>directoryToProcess</w:t>
-      </w:r>
-      <w:r>
-        <w:rPr>
-          <w:rFonts w:ascii="Consolas" w:eastAsia="Times New Roman" w:hAnsi="Consolas" w:cs="Times New Roman"/>
-          <w:color w:val="3B3B3B"/>
-          <w:kern w:val="0"/>
-          <w:sz w:val="21"/>
-          <w:szCs w:val="21"/>
-          <w14:ligatures w14:val="none"/>
-        </w:rPr>
-        <w:t xml:space="preserve">, </w:t>
-      </w:r>
-      <w:r>
-        <w:rPr>
-          <w:rFonts w:ascii="Consolas" w:eastAsia="Times New Roman" w:hAnsi="Consolas" w:cs="Times New Roman"/>
-          <w:color w:val="001080"/>
-          <w:kern w:val="0"/>
-          <w:sz w:val="21"/>
-          <w:szCs w:val="21"/>
-          <w14:ligatures w14:val="none"/>
-        </w:rPr>
-        <w:t>filename</w:t>
-      </w:r>
-      <w:r>
-        <w:rPr>
-          <w:rFonts w:ascii="Consolas" w:eastAsia="Times New Roman" w:hAnsi="Consolas" w:cs="Times New Roman"/>
-          <w:color w:val="3B3B3B"/>
-          <w:kern w:val="0"/>
-          <w:sz w:val="21"/>
-          <w:szCs w:val="21"/>
-          <w14:ligatures w14:val="none"/>
-        </w:rPr>
-        <w:t>)</w:t>
+          <w:color w:val="001080"/>
+          <w:kern w:val="0"/>
+          <w:sz w:val="21"/>
+          <w:szCs w:val="21"/>
+          <w14:ligatures w14:val="none"/>
+        </w:rPr>
+        <w:t>f</w:t>
+      </w:r>
+      <w:r>
+        <w:rPr>
+          <w:rFonts w:ascii="Consolas" w:eastAsia="Times New Roman" w:hAnsi="Consolas" w:cs="Times New Roman"/>
+          <w:color w:val="3B3B3B"/>
+          <w:kern w:val="0"/>
+          <w:sz w:val="21"/>
+          <w:szCs w:val="21"/>
+          <w14:ligatures w14:val="none"/>
+        </w:rPr>
+        <w:t>:</w:t>
       </w:r>
     </w:p>
     <w:p>
@@ -19180,18 +19232,18 @@
           <w:szCs w:val="21"/>
           <w14:ligatures w14:val="none"/>
         </w:rPr>
-        <w:t xml:space="preserve">        </w:t>
-      </w:r>
-      <w:r>
-        <w:rPr>
-          <w:rFonts w:ascii="Consolas" w:eastAsia="Times New Roman" w:hAnsi="Consolas" w:cs="Times New Roman"/>
-          <w:color w:val="AF00DB"/>
-          <w:kern w:val="0"/>
-          <w:sz w:val="21"/>
-          <w:szCs w:val="21"/>
-          <w14:ligatures w14:val="none"/>
-        </w:rPr>
-        <w:t>with</w:t>
+        <w:t xml:space="preserve">            </w:t>
+      </w:r>
+      <w:r>
+        <w:rPr>
+          <w:rFonts w:ascii="Consolas" w:eastAsia="Times New Roman" w:hAnsi="Consolas" w:cs="Times New Roman"/>
+          <w:color w:val="001080"/>
+          <w:kern w:val="0"/>
+          <w:sz w:val="21"/>
+          <w:szCs w:val="21"/>
+          <w14:ligatures w14:val="none"/>
+        </w:rPr>
+        <w:t>lines</w:t>
       </w:r>
       <w:r>
         <w:rPr>
@@ -19207,90 +19259,68 @@
       <w:r>
         <w:rPr>
           <w:rFonts w:ascii="Consolas" w:eastAsia="Times New Roman" w:hAnsi="Consolas" w:cs="Times New Roman"/>
+          <w:color w:val="000000"/>
+          <w:kern w:val="0"/>
+          <w:sz w:val="21"/>
+          <w:szCs w:val="21"/>
+          <w14:ligatures w14:val="none"/>
+        </w:rPr>
+        <w:t>=</w:t>
+      </w:r>
+      <w:r>
+        <w:rPr>
+          <w:rFonts w:ascii="Consolas" w:eastAsia="Times New Roman" w:hAnsi="Consolas" w:cs="Times New Roman"/>
+          <w:color w:val="3B3B3B"/>
+          <w:kern w:val="0"/>
+          <w:sz w:val="21"/>
+          <w:szCs w:val="21"/>
+          <w14:ligatures w14:val="none"/>
+        </w:rPr>
+        <w:t xml:space="preserve"> </w:t>
+      </w:r>
+      <w:r>
+        <w:rPr>
+          <w:rFonts w:ascii="Consolas" w:eastAsia="Times New Roman" w:hAnsi="Consolas" w:cs="Times New Roman"/>
+          <w:color w:val="001080"/>
+          <w:kern w:val="0"/>
+          <w:sz w:val="21"/>
+          <w:szCs w:val="21"/>
+          <w14:ligatures w14:val="none"/>
+        </w:rPr>
+        <w:t>f</w:t>
+      </w:r>
+      <w:r>
+        <w:rPr>
+          <w:rFonts w:ascii="Consolas" w:eastAsia="Times New Roman" w:hAnsi="Consolas" w:cs="Times New Roman"/>
+          <w:color w:val="3B3B3B"/>
+          <w:kern w:val="0"/>
+          <w:sz w:val="21"/>
+          <w:szCs w:val="21"/>
+          <w14:ligatures w14:val="none"/>
+        </w:rPr>
+        <w:t>.</w:t>
+      </w:r>
+      <w:r>
+        <w:rPr>
+          <w:rFonts w:ascii="Consolas" w:eastAsia="Times New Roman" w:hAnsi="Consolas" w:cs="Times New Roman"/>
           <w:color w:val="795E26"/>
           <w:kern w:val="0"/>
           <w:sz w:val="21"/>
           <w:szCs w:val="21"/>
           <w14:ligatures w14:val="none"/>
         </w:rPr>
-        <w:t>open</w:t>
-      </w:r>
-      <w:r>
-        <w:rPr>
-          <w:rFonts w:ascii="Consolas" w:eastAsia="Times New Roman" w:hAnsi="Consolas" w:cs="Times New Roman"/>
-          <w:color w:val="3B3B3B"/>
-          <w:kern w:val="0"/>
-          <w:sz w:val="21"/>
-          <w:szCs w:val="21"/>
-          <w14:ligatures w14:val="none"/>
-        </w:rPr>
-        <w:t>(</w:t>
-      </w:r>
-      <w:r>
-        <w:rPr>
-          <w:rFonts w:ascii="Consolas" w:eastAsia="Times New Roman" w:hAnsi="Consolas" w:cs="Times New Roman"/>
-          <w:color w:val="001080"/>
-          <w:kern w:val="0"/>
-          <w:sz w:val="21"/>
-          <w:szCs w:val="21"/>
-          <w14:ligatures w14:val="none"/>
-        </w:rPr>
-        <w:t>filePath</w:t>
-      </w:r>
-      <w:r>
-        <w:rPr>
-          <w:rFonts w:ascii="Consolas" w:eastAsia="Times New Roman" w:hAnsi="Consolas" w:cs="Times New Roman"/>
-          <w:color w:val="3B3B3B"/>
-          <w:kern w:val="0"/>
-          <w:sz w:val="21"/>
-          <w:szCs w:val="21"/>
-          <w14:ligatures w14:val="none"/>
-        </w:rPr>
-        <w:t xml:space="preserve">) </w:t>
-      </w:r>
-      <w:r>
-        <w:rPr>
-          <w:rFonts w:ascii="Consolas" w:eastAsia="Times New Roman" w:hAnsi="Consolas" w:cs="Times New Roman"/>
-          <w:color w:val="AF00DB"/>
-          <w:kern w:val="0"/>
-          <w:sz w:val="21"/>
-          <w:szCs w:val="21"/>
-          <w14:ligatures w14:val="none"/>
-        </w:rPr>
-        <w:t>as</w:t>
-      </w:r>
-      <w:r>
-        <w:rPr>
-          <w:rFonts w:ascii="Consolas" w:eastAsia="Times New Roman" w:hAnsi="Consolas" w:cs="Times New Roman"/>
-          <w:color w:val="3B3B3B"/>
-          <w:kern w:val="0"/>
-          <w:sz w:val="21"/>
-          <w:szCs w:val="21"/>
-          <w14:ligatures w14:val="none"/>
-        </w:rPr>
-        <w:t xml:space="preserve"> </w:t>
-      </w:r>
-      <w:r>
-        <w:rPr>
-          <w:rFonts w:ascii="Consolas" w:eastAsia="Times New Roman" w:hAnsi="Consolas" w:cs="Times New Roman"/>
-          <w:color w:val="001080"/>
-          <w:kern w:val="0"/>
-          <w:sz w:val="21"/>
-          <w:szCs w:val="21"/>
-          <w14:ligatures w14:val="none"/>
-        </w:rPr>
-        <w:t>f</w:t>
-      </w:r>
-      <w:r>
-        <w:rPr>
-          <w:rFonts w:ascii="Consolas" w:eastAsia="Times New Roman" w:hAnsi="Consolas" w:cs="Times New Roman"/>
-          <w:color w:val="3B3B3B"/>
-          <w:kern w:val="0"/>
-          <w:sz w:val="21"/>
-          <w:szCs w:val="21"/>
-          <w14:ligatures w14:val="none"/>
-        </w:rPr>
-        <w:t>:</w:t>
+        <w:t>readlines</w:t>
+      </w:r>
+      <w:r>
+        <w:rPr>
+          <w:rFonts w:ascii="Consolas" w:eastAsia="Times New Roman" w:hAnsi="Consolas" w:cs="Times New Roman"/>
+          <w:color w:val="3B3B3B"/>
+          <w:kern w:val="0"/>
+          <w:sz w:val="21"/>
+          <w:szCs w:val="21"/>
+          <w14:ligatures w14:val="none"/>
+        </w:rPr>
+        <w:t>()</w:t>
       </w:r>
     </w:p>
     <w:p>
@@ -19316,56 +19346,34 @@
           <w:szCs w:val="21"/>
           <w14:ligatures w14:val="none"/>
         </w:rPr>
-        <w:t xml:space="preserve">            </w:t>
-      </w:r>
-      <w:r>
-        <w:rPr>
-          <w:rFonts w:ascii="Consolas" w:eastAsia="Times New Roman" w:hAnsi="Consolas" w:cs="Times New Roman"/>
-          <w:color w:val="001080"/>
-          <w:kern w:val="0"/>
-          <w:sz w:val="21"/>
-          <w:szCs w:val="21"/>
-          <w14:ligatures w14:val="none"/>
-        </w:rPr>
-        <w:t>lines</w:t>
-      </w:r>
-      <w:r>
-        <w:rPr>
-          <w:rFonts w:ascii="Consolas" w:eastAsia="Times New Roman" w:hAnsi="Consolas" w:cs="Times New Roman"/>
-          <w:color w:val="3B3B3B"/>
-          <w:kern w:val="0"/>
-          <w:sz w:val="21"/>
-          <w:szCs w:val="21"/>
-          <w14:ligatures w14:val="none"/>
-        </w:rPr>
-        <w:t xml:space="preserve"> </w:t>
-      </w:r>
-      <w:r>
-        <w:rPr>
-          <w:rFonts w:ascii="Consolas" w:eastAsia="Times New Roman" w:hAnsi="Consolas" w:cs="Times New Roman"/>
-          <w:color w:val="000000"/>
-          <w:kern w:val="0"/>
-          <w:sz w:val="21"/>
-          <w:szCs w:val="21"/>
-          <w14:ligatures w14:val="none"/>
-        </w:rPr>
-        <w:t>=</w:t>
-      </w:r>
-      <w:r>
-        <w:rPr>
-          <w:rFonts w:ascii="Consolas" w:eastAsia="Times New Roman" w:hAnsi="Consolas" w:cs="Times New Roman"/>
-          <w:color w:val="3B3B3B"/>
-          <w:kern w:val="0"/>
-          <w:sz w:val="21"/>
-          <w:szCs w:val="21"/>
-          <w14:ligatures w14:val="none"/>
-        </w:rPr>
-        <w:t xml:space="preserve"> </w:t>
-      </w:r>
-      <w:r>
-        <w:rPr>
-          <w:rFonts w:ascii="Consolas" w:eastAsia="Times New Roman" w:hAnsi="Consolas" w:cs="Times New Roman"/>
-          <w:color w:val="001080"/>
+        <w:t xml:space="preserve">        </w:t>
+      </w:r>
+      <w:r>
+        <w:rPr>
+          <w:rFonts w:ascii="Consolas" w:eastAsia="Times New Roman" w:hAnsi="Consolas" w:cs="Times New Roman"/>
+          <w:color w:val="795E26"/>
+          <w:kern w:val="0"/>
+          <w:sz w:val="21"/>
+          <w:szCs w:val="21"/>
+          <w14:ligatures w14:val="none"/>
+        </w:rPr>
+        <w:t>print</w:t>
+      </w:r>
+      <w:r>
+        <w:rPr>
+          <w:rFonts w:ascii="Consolas" w:eastAsia="Times New Roman" w:hAnsi="Consolas" w:cs="Times New Roman"/>
+          <w:color w:val="3B3B3B"/>
+          <w:kern w:val="0"/>
+          <w:sz w:val="21"/>
+          <w:szCs w:val="21"/>
+          <w14:ligatures w14:val="none"/>
+        </w:rPr>
+        <w:t>(</w:t>
+      </w:r>
+      <w:r>
+        <w:rPr>
+          <w:rFonts w:ascii="Consolas" w:eastAsia="Times New Roman" w:hAnsi="Consolas" w:cs="Times New Roman"/>
+          <w:color w:val="0000FF"/>
           <w:kern w:val="0"/>
           <w:sz w:val="21"/>
           <w:szCs w:val="21"/>
@@ -19376,35 +19384,68 @@
       <w:r>
         <w:rPr>
           <w:rFonts w:ascii="Consolas" w:eastAsia="Times New Roman" w:hAnsi="Consolas" w:cs="Times New Roman"/>
-          <w:color w:val="3B3B3B"/>
-          <w:kern w:val="0"/>
-          <w:sz w:val="21"/>
-          <w:szCs w:val="21"/>
-          <w14:ligatures w14:val="none"/>
-        </w:rPr>
-        <w:t>.</w:t>
-      </w:r>
-      <w:r>
-        <w:rPr>
-          <w:rFonts w:ascii="Consolas" w:eastAsia="Times New Roman" w:hAnsi="Consolas" w:cs="Times New Roman"/>
-          <w:color w:val="795E26"/>
-          <w:kern w:val="0"/>
-          <w:sz w:val="21"/>
-          <w:szCs w:val="21"/>
-          <w14:ligatures w14:val="none"/>
-        </w:rPr>
-        <w:t>readlines</w:t>
-      </w:r>
-      <w:r>
-        <w:rPr>
-          <w:rFonts w:ascii="Consolas" w:eastAsia="Times New Roman" w:hAnsi="Consolas" w:cs="Times New Roman"/>
-          <w:color w:val="3B3B3B"/>
-          <w:kern w:val="0"/>
-          <w:sz w:val="21"/>
-          <w:szCs w:val="21"/>
-          <w14:ligatures w14:val="none"/>
-        </w:rPr>
-        <w:t>()</w:t>
+          <w:color w:val="A31515"/>
+          <w:kern w:val="0"/>
+          <w:sz w:val="21"/>
+          <w:szCs w:val="21"/>
+          <w14:ligatures w14:val="none"/>
+        </w:rPr>
+        <w:t xml:space="preserve">"File </w:t>
+      </w:r>
+      <w:r>
+        <w:rPr>
+          <w:rFonts w:ascii="Consolas" w:eastAsia="Times New Roman" w:hAnsi="Consolas" w:cs="Times New Roman"/>
+          <w:color w:val="0000FF"/>
+          <w:kern w:val="0"/>
+          <w:sz w:val="21"/>
+          <w:szCs w:val="21"/>
+          <w14:ligatures w14:val="none"/>
+        </w:rPr>
+        <w:t>{</w:t>
+      </w:r>
+      <w:r>
+        <w:rPr>
+          <w:rFonts w:ascii="Consolas" w:eastAsia="Times New Roman" w:hAnsi="Consolas" w:cs="Times New Roman"/>
+          <w:color w:val="001080"/>
+          <w:kern w:val="0"/>
+          <w:sz w:val="21"/>
+          <w:szCs w:val="21"/>
+          <w14:ligatures w14:val="none"/>
+        </w:rPr>
+        <w:t>filename</w:t>
+      </w:r>
+      <w:r>
+        <w:rPr>
+          <w:rFonts w:ascii="Consolas" w:eastAsia="Times New Roman" w:hAnsi="Consolas" w:cs="Times New Roman"/>
+          <w:color w:val="0000FF"/>
+          <w:kern w:val="0"/>
+          <w:sz w:val="21"/>
+          <w:szCs w:val="21"/>
+          <w14:ligatures w14:val="none"/>
+        </w:rPr>
+        <w:t>}</w:t>
+      </w:r>
+      <w:r>
+        <w:rPr>
+          <w:rFonts w:ascii="Consolas" w:eastAsia="Times New Roman" w:hAnsi="Consolas" w:cs="Times New Roman"/>
+          <w:color w:val="A31515"/>
+          <w:kern w:val="0"/>
+          <w:sz w:val="21"/>
+          <w:szCs w:val="21"/>
+          <w14:ligatures w14:val="none"/>
+        </w:rPr>
+        <w:t xml:space="preserve"> loaded successfully"</w:t>
+      </w:r>
+      <w:r>
+        <w:rPr>
+          <w:rFonts w:ascii="Consolas" w:eastAsia="Times New Roman" w:hAnsi="Consolas" w:cs="Times New Roman"/>
+          <w:color w:val="3B3B3B"/>
+          <w:kern w:val="0"/>
+          <w:sz w:val="21"/>
+          <w:szCs w:val="21"/>
+          <w14:ligatures w14:val="none"/>
+        </w:rPr>
+        <w:t>)</w:t>
       </w:r>
     </w:p>
     <w:p>
@@ -19435,13 +19476,123 @@
       <w:r>
         <w:rPr>
           <w:rFonts w:ascii="Consolas" w:eastAsia="Times New Roman" w:hAnsi="Consolas" w:cs="Times New Roman"/>
+          <w:color w:val="001080"/>
+          <w:kern w:val="0"/>
+          <w:sz w:val="21"/>
+          <w:szCs w:val="21"/>
+          <w14:ligatures w14:val="none"/>
+        </w:rPr>
+        <w:t>_</w:t>
+      </w:r>
+      <w:r>
+        <w:rPr>
+          <w:rFonts w:ascii="Consolas" w:eastAsia="Times New Roman" w:hAnsi="Consolas" w:cs="Times New Roman"/>
+          <w:color w:val="3B3B3B"/>
+          <w:kern w:val="0"/>
+          <w:sz w:val="21"/>
+          <w:szCs w:val="21"/>
+          <w14:ligatures w14:val="none"/>
+        </w:rPr>
+        <w:t xml:space="preserve">, </w:t>
+      </w:r>
+      <w:r>
+        <w:rPr>
+          <w:rFonts w:ascii="Consolas" w:eastAsia="Times New Roman" w:hAnsi="Consolas" w:cs="Times New Roman"/>
+          <w:color w:val="001080"/>
+          <w:kern w:val="0"/>
+          <w:sz w:val="21"/>
+          <w:szCs w:val="21"/>
+          <w14:ligatures w14:val="none"/>
+        </w:rPr>
+        <w:t>xSize</w:t>
+      </w:r>
+      <w:r>
+        <w:rPr>
+          <w:rFonts w:ascii="Consolas" w:eastAsia="Times New Roman" w:hAnsi="Consolas" w:cs="Times New Roman"/>
+          <w:color w:val="3B3B3B"/>
+          <w:kern w:val="0"/>
+          <w:sz w:val="21"/>
+          <w:szCs w:val="21"/>
+          <w14:ligatures w14:val="none"/>
+        </w:rPr>
+        <w:t xml:space="preserve">, </w:t>
+      </w:r>
+      <w:r>
+        <w:rPr>
+          <w:rFonts w:ascii="Consolas" w:eastAsia="Times New Roman" w:hAnsi="Consolas" w:cs="Times New Roman"/>
+          <w:color w:val="001080"/>
+          <w:kern w:val="0"/>
+          <w:sz w:val="21"/>
+          <w:szCs w:val="21"/>
+          <w14:ligatures w14:val="none"/>
+        </w:rPr>
+        <w:t>ySize</w:t>
+      </w:r>
+      <w:r>
+        <w:rPr>
+          <w:rFonts w:ascii="Consolas" w:eastAsia="Times New Roman" w:hAnsi="Consolas" w:cs="Times New Roman"/>
+          <w:color w:val="3B3B3B"/>
+          <w:kern w:val="0"/>
+          <w:sz w:val="21"/>
+          <w:szCs w:val="21"/>
+          <w14:ligatures w14:val="none"/>
+        </w:rPr>
+        <w:t xml:space="preserve"> </w:t>
+      </w:r>
+      <w:r>
+        <w:rPr>
+          <w:rFonts w:ascii="Consolas" w:eastAsia="Times New Roman" w:hAnsi="Consolas" w:cs="Times New Roman"/>
+          <w:color w:val="000000"/>
+          <w:kern w:val="0"/>
+          <w:sz w:val="21"/>
+          <w:szCs w:val="21"/>
+          <w14:ligatures w14:val="none"/>
+        </w:rPr>
+        <w:t>=</w:t>
+      </w:r>
+      <w:r>
+        <w:rPr>
+          <w:rFonts w:ascii="Consolas" w:eastAsia="Times New Roman" w:hAnsi="Consolas" w:cs="Times New Roman"/>
+          <w:color w:val="3B3B3B"/>
+          <w:kern w:val="0"/>
+          <w:sz w:val="21"/>
+          <w:szCs w:val="21"/>
+          <w14:ligatures w14:val="none"/>
+        </w:rPr>
+        <w:t xml:space="preserve"> </w:t>
+      </w:r>
+      <w:r>
+        <w:rPr>
+          <w:rFonts w:ascii="Consolas" w:eastAsia="Times New Roman" w:hAnsi="Consolas" w:cs="Times New Roman"/>
+          <w:color w:val="001080"/>
+          <w:kern w:val="0"/>
+          <w:sz w:val="21"/>
+          <w:szCs w:val="21"/>
+          <w14:ligatures w14:val="none"/>
+        </w:rPr>
+        <w:t>lines</w:t>
+      </w:r>
+      <w:r>
+        <w:rPr>
+          <w:rFonts w:ascii="Consolas" w:eastAsia="Times New Roman" w:hAnsi="Consolas" w:cs="Times New Roman"/>
+          <w:color w:val="3B3B3B"/>
+          <w:kern w:val="0"/>
+          <w:sz w:val="21"/>
+          <w:szCs w:val="21"/>
+          <w14:ligatures w14:val="none"/>
+        </w:rPr>
+        <w:t>.</w:t>
+      </w:r>
+      <w:r>
+        <w:rPr>
+          <w:rFonts w:ascii="Consolas" w:eastAsia="Times New Roman" w:hAnsi="Consolas" w:cs="Times New Roman"/>
           <w:color w:val="795E26"/>
           <w:kern w:val="0"/>
           <w:sz w:val="21"/>
           <w:szCs w:val="21"/>
           <w14:ligatures w14:val="none"/>
         </w:rPr>
-        <w:t>print</w:t>
+        <w:t>pop</w:t>
       </w:r>
       <w:r>
         <w:rPr>
@@ -19457,79 +19608,68 @@
       <w:r>
         <w:rPr>
           <w:rFonts w:ascii="Consolas" w:eastAsia="Times New Roman" w:hAnsi="Consolas" w:cs="Times New Roman"/>
-          <w:color w:val="0000FF"/>
-          <w:kern w:val="0"/>
-          <w:sz w:val="21"/>
-          <w:szCs w:val="21"/>
-          <w14:ligatures w14:val="none"/>
-        </w:rPr>
-        <w:t>f</w:t>
-      </w:r>
-      <w:r>
-        <w:rPr>
-          <w:rFonts w:ascii="Consolas" w:eastAsia="Times New Roman" w:hAnsi="Consolas" w:cs="Times New Roman"/>
-          <w:color w:val="A31515"/>
-          <w:kern w:val="0"/>
-          <w:sz w:val="21"/>
-          <w:szCs w:val="21"/>
-          <w14:ligatures w14:val="none"/>
-        </w:rPr>
-        <w:t xml:space="preserve">"File </w:t>
-      </w:r>
-      <w:r>
-        <w:rPr>
-          <w:rFonts w:ascii="Consolas" w:eastAsia="Times New Roman" w:hAnsi="Consolas" w:cs="Times New Roman"/>
-          <w:color w:val="0000FF"/>
-          <w:kern w:val="0"/>
-          <w:sz w:val="21"/>
-          <w:szCs w:val="21"/>
-          <w14:ligatures w14:val="none"/>
-        </w:rPr>
-        <w:t>{</w:t>
-      </w:r>
-      <w:r>
-        <w:rPr>
-          <w:rFonts w:ascii="Consolas" w:eastAsia="Times New Roman" w:hAnsi="Consolas" w:cs="Times New Roman"/>
-          <w:color w:val="001080"/>
-          <w:kern w:val="0"/>
-          <w:sz w:val="21"/>
-          <w:szCs w:val="21"/>
-          <w14:ligatures w14:val="none"/>
-        </w:rPr>
-        <w:t>filename</w:t>
-      </w:r>
-      <w:r>
-        <w:rPr>
-          <w:rFonts w:ascii="Consolas" w:eastAsia="Times New Roman" w:hAnsi="Consolas" w:cs="Times New Roman"/>
-          <w:color w:val="0000FF"/>
-          <w:kern w:val="0"/>
-          <w:sz w:val="21"/>
-          <w:szCs w:val="21"/>
-          <w14:ligatures w14:val="none"/>
-        </w:rPr>
-        <w:t>}</w:t>
-      </w:r>
-      <w:r>
-        <w:rPr>
-          <w:rFonts w:ascii="Consolas" w:eastAsia="Times New Roman" w:hAnsi="Consolas" w:cs="Times New Roman"/>
-          <w:color w:val="A31515"/>
-          <w:kern w:val="0"/>
-          <w:sz w:val="21"/>
-          <w:szCs w:val="21"/>
-          <w14:ligatures w14:val="none"/>
-        </w:rPr>
-        <w:t xml:space="preserve"> loaded successfully"</w:t>
-      </w:r>
-      <w:r>
-        <w:rPr>
-          <w:rFonts w:ascii="Consolas" w:eastAsia="Times New Roman" w:hAnsi="Consolas" w:cs="Times New Roman"/>
-          <w:color w:val="3B3B3B"/>
-          <w:kern w:val="0"/>
-          <w:sz w:val="21"/>
-          <w:szCs w:val="21"/>
-          <w14:ligatures w14:val="none"/>
-        </w:rPr>
-        <w:t>)</w:t>
+          <w:color w:val="098658"/>
+          <w:kern w:val="0"/>
+          <w:sz w:val="21"/>
+          <w:szCs w:val="21"/>
+          <w14:ligatures w14:val="none"/>
+        </w:rPr>
+        <w:t>0</w:t>
+      </w:r>
+      <w:r>
+        <w:rPr>
+          <w:rFonts w:ascii="Consolas" w:eastAsia="Times New Roman" w:hAnsi="Consolas" w:cs="Times New Roman"/>
+          <w:color w:val="3B3B3B"/>
+          <w:kern w:val="0"/>
+          <w:sz w:val="21"/>
+          <w:szCs w:val="21"/>
+          <w14:ligatures w14:val="none"/>
+        </w:rPr>
+        <w:t>).</w:t>
+      </w:r>
+      <w:r>
+        <w:rPr>
+          <w:rFonts w:ascii="Consolas" w:eastAsia="Times New Roman" w:hAnsi="Consolas" w:cs="Times New Roman"/>
+          <w:color w:val="795E26"/>
+          <w:kern w:val="0"/>
+          <w:sz w:val="21"/>
+          <w:szCs w:val="21"/>
+          <w14:ligatures w14:val="none"/>
+        </w:rPr>
+        <w:t>strip</w:t>
+      </w:r>
+      <w:r>
+        <w:rPr>
+          <w:rFonts w:ascii="Consolas" w:eastAsia="Times New Roman" w:hAnsi="Consolas" w:cs="Times New Roman"/>
+          <w:color w:val="3B3B3B"/>
+          <w:kern w:val="0"/>
+          <w:sz w:val="21"/>
+          <w:szCs w:val="21"/>
+          <w14:ligatures w14:val="none"/>
+        </w:rPr>
+        <w:t>().</w:t>
+      </w:r>
+      <w:r>
+        <w:rPr>
+          <w:rFonts w:ascii="Consolas" w:eastAsia="Times New Roman" w:hAnsi="Consolas" w:cs="Times New Roman"/>
+          <w:color w:val="795E26"/>
+          <w:kern w:val="0"/>
+          <w:sz w:val="21"/>
+          <w:szCs w:val="21"/>
+          <w14:ligatures w14:val="none"/>
+        </w:rPr>
+        <w:t>split</w:t>
+      </w:r>
+      <w:r>
+        <w:rPr>
+          <w:rFonts w:ascii="Consolas" w:eastAsia="Times New Roman" w:hAnsi="Consolas" w:cs="Times New Roman"/>
+          <w:color w:val="3B3B3B"/>
+          <w:kern w:val="0"/>
+          <w:sz w:val="21"/>
+          <w:szCs w:val="21"/>
+          <w14:ligatures w14:val="none"/>
+        </w:rPr>
+        <w:t>()</w:t>
       </w:r>
     </w:p>
     <w:p>
@@ -19560,200 +19700,13 @@
       <w:r>
         <w:rPr>
           <w:rFonts w:ascii="Consolas" w:eastAsia="Times New Roman" w:hAnsi="Consolas" w:cs="Times New Roman"/>
-          <w:color w:val="001080"/>
-          <w:kern w:val="0"/>
-          <w:sz w:val="21"/>
-          <w:szCs w:val="21"/>
-          <w14:ligatures w14:val="none"/>
-        </w:rPr>
-        <w:t>_</w:t>
-      </w:r>
-      <w:r>
-        <w:rPr>
-          <w:rFonts w:ascii="Consolas" w:eastAsia="Times New Roman" w:hAnsi="Consolas" w:cs="Times New Roman"/>
-          <w:color w:val="3B3B3B"/>
-          <w:kern w:val="0"/>
-          <w:sz w:val="21"/>
-          <w:szCs w:val="21"/>
-          <w14:ligatures w14:val="none"/>
-        </w:rPr>
-        <w:t xml:space="preserve">, </w:t>
-      </w:r>
-      <w:r>
-        <w:rPr>
-          <w:rFonts w:ascii="Consolas" w:eastAsia="Times New Roman" w:hAnsi="Consolas" w:cs="Times New Roman"/>
-          <w:color w:val="001080"/>
-          <w:kern w:val="0"/>
-          <w:sz w:val="21"/>
-          <w:szCs w:val="21"/>
-          <w14:ligatures w14:val="none"/>
-        </w:rPr>
-        <w:t>xSize</w:t>
-      </w:r>
-      <w:r>
-        <w:rPr>
-          <w:rFonts w:ascii="Consolas" w:eastAsia="Times New Roman" w:hAnsi="Consolas" w:cs="Times New Roman"/>
-          <w:color w:val="3B3B3B"/>
-          <w:kern w:val="0"/>
-          <w:sz w:val="21"/>
-          <w:szCs w:val="21"/>
-          <w14:ligatures w14:val="none"/>
-        </w:rPr>
-        <w:t xml:space="preserve">, </w:t>
-      </w:r>
-      <w:r>
-        <w:rPr>
-          <w:rFonts w:ascii="Consolas" w:eastAsia="Times New Roman" w:hAnsi="Consolas" w:cs="Times New Roman"/>
-          <w:color w:val="001080"/>
-          <w:kern w:val="0"/>
-          <w:sz w:val="21"/>
-          <w:szCs w:val="21"/>
-          <w14:ligatures w14:val="none"/>
-        </w:rPr>
-        <w:t>ySize</w:t>
-      </w:r>
-      <w:r>
-        <w:rPr>
-          <w:rFonts w:ascii="Consolas" w:eastAsia="Times New Roman" w:hAnsi="Consolas" w:cs="Times New Roman"/>
-          <w:color w:val="3B3B3B"/>
-          <w:kern w:val="0"/>
-          <w:sz w:val="21"/>
-          <w:szCs w:val="21"/>
-          <w14:ligatures w14:val="none"/>
-        </w:rPr>
-        <w:t xml:space="preserve"> </w:t>
-      </w:r>
-      <w:r>
-        <w:rPr>
-          <w:rFonts w:ascii="Consolas" w:eastAsia="Times New Roman" w:hAnsi="Consolas" w:cs="Times New Roman"/>
-          <w:color w:val="000000"/>
-          <w:kern w:val="0"/>
-          <w:sz w:val="21"/>
-          <w:szCs w:val="21"/>
-          <w14:ligatures w14:val="none"/>
-        </w:rPr>
-        <w:t>=</w:t>
-      </w:r>
-      <w:r>
-        <w:rPr>
-          <w:rFonts w:ascii="Consolas" w:eastAsia="Times New Roman" w:hAnsi="Consolas" w:cs="Times New Roman"/>
-          <w:color w:val="3B3B3B"/>
-          <w:kern w:val="0"/>
-          <w:sz w:val="21"/>
-          <w:szCs w:val="21"/>
-          <w14:ligatures w14:val="none"/>
-        </w:rPr>
-        <w:t xml:space="preserve"> </w:t>
-      </w:r>
-      <w:r>
-        <w:rPr>
-          <w:rFonts w:ascii="Consolas" w:eastAsia="Times New Roman" w:hAnsi="Consolas" w:cs="Times New Roman"/>
-          <w:color w:val="001080"/>
-          <w:kern w:val="0"/>
-          <w:sz w:val="21"/>
-          <w:szCs w:val="21"/>
-          <w14:ligatures w14:val="none"/>
-        </w:rPr>
-        <w:t>lines</w:t>
-      </w:r>
-      <w:r>
-        <w:rPr>
-          <w:rFonts w:ascii="Consolas" w:eastAsia="Times New Roman" w:hAnsi="Consolas" w:cs="Times New Roman"/>
-          <w:color w:val="3B3B3B"/>
-          <w:kern w:val="0"/>
-          <w:sz w:val="21"/>
-          <w:szCs w:val="21"/>
-          <w14:ligatures w14:val="none"/>
-        </w:rPr>
-        <w:t>.</w:t>
-      </w:r>
-      <w:r>
-        <w:rPr>
-          <w:rFonts w:ascii="Consolas" w:eastAsia="Times New Roman" w:hAnsi="Consolas" w:cs="Times New Roman"/>
-          <w:color w:val="795E26"/>
-          <w:kern w:val="0"/>
-          <w:sz w:val="21"/>
-          <w:szCs w:val="21"/>
-          <w14:ligatures w14:val="none"/>
-        </w:rPr>
-        <w:t>pop</w:t>
-      </w:r>
-      <w:r>
-        <w:rPr>
-          <w:rFonts w:ascii="Consolas" w:eastAsia="Times New Roman" w:hAnsi="Consolas" w:cs="Times New Roman"/>
-          <w:color w:val="3B3B3B"/>
-          <w:kern w:val="0"/>
-          <w:sz w:val="21"/>
-          <w:szCs w:val="21"/>
-          <w14:ligatures w14:val="none"/>
-        </w:rPr>
-        <w:t>(</w:t>
-      </w:r>
-      <w:r>
-        <w:rPr>
-          <w:rFonts w:ascii="Consolas" w:eastAsia="Times New Roman" w:hAnsi="Consolas" w:cs="Times New Roman"/>
-          <w:color w:val="098658"/>
-          <w:kern w:val="0"/>
-          <w:sz w:val="21"/>
-          <w:szCs w:val="21"/>
-          <w14:ligatures w14:val="none"/>
-        </w:rPr>
-        <w:t>0</w:t>
-      </w:r>
-      <w:r>
-        <w:rPr>
-          <w:rFonts w:ascii="Consolas" w:eastAsia="Times New Roman" w:hAnsi="Consolas" w:cs="Times New Roman"/>
-          <w:color w:val="3B3B3B"/>
-          <w:kern w:val="0"/>
-          <w:sz w:val="21"/>
-          <w:szCs w:val="21"/>
-          <w14:ligatures w14:val="none"/>
-        </w:rPr>
-        <w:t>).</w:t>
-      </w:r>
-      <w:r>
-        <w:rPr>
-          <w:rFonts w:ascii="Consolas" w:eastAsia="Times New Roman" w:hAnsi="Consolas" w:cs="Times New Roman"/>
-          <w:color w:val="795E26"/>
-          <w:kern w:val="0"/>
-          <w:sz w:val="21"/>
-          <w:szCs w:val="21"/>
-          <w14:ligatures w14:val="none"/>
-        </w:rPr>
-        <w:t>strip</w:t>
-      </w:r>
-      <w:r>
-        <w:rPr>
-          <w:rFonts w:ascii="Consolas" w:eastAsia="Times New Roman" w:hAnsi="Consolas" w:cs="Times New Roman"/>
-          <w:color w:val="3B3B3B"/>
-          <w:kern w:val="0"/>
-          <w:sz w:val="21"/>
-          <w:szCs w:val="21"/>
-          <w14:ligatures w14:val="none"/>
-        </w:rPr>
-        <w:t>().</w:t>
-      </w:r>
-      <w:r>
-        <w:rPr>
-          <w:rFonts w:ascii="Consolas" w:eastAsia="Times New Roman" w:hAnsi="Consolas" w:cs="Times New Roman"/>
-          <w:color w:val="795E26"/>
-          <w:kern w:val="0"/>
-          <w:sz w:val="21"/>
-          <w:szCs w:val="21"/>
-          <w14:ligatures w14:val="none"/>
-        </w:rPr>
-        <w:t>split</w:t>
-      </w:r>
-      <w:r>
-        <w:rPr>
-          <w:rFonts w:ascii="Consolas" w:eastAsia="Times New Roman" w:hAnsi="Consolas" w:cs="Times New Roman"/>
-          <w:color w:val="3B3B3B"/>
-          <w:kern w:val="0"/>
-          <w:sz w:val="21"/>
-          <w:szCs w:val="21"/>
-          <w14:ligatures w14:val="none"/>
-        </w:rPr>
-        <w:t>()</w:t>
+          <w:color w:val="008000"/>
+          <w:kern w:val="0"/>
+          <w:sz w:val="21"/>
+          <w:szCs w:val="21"/>
+          <w14:ligatures w14:val="none"/>
+        </w:rPr>
+        <w:t># Start to read the file before builiding the matrices, as it takes time</w:t>
       </w:r>
     </w:p>
     <w:p>
@@ -19784,13 +19737,46 @@
       <w:r>
         <w:rPr>
           <w:rFonts w:ascii="Consolas" w:eastAsia="Times New Roman" w:hAnsi="Consolas" w:cs="Times New Roman"/>
-          <w:color w:val="008000"/>
-          <w:kern w:val="0"/>
-          <w:sz w:val="21"/>
-          <w:szCs w:val="21"/>
-          <w14:ligatures w14:val="none"/>
-        </w:rPr>
-        <w:t># Start to read the file before builiding the matrices, as it takes time</w:t>
+          <w:color w:val="795E26"/>
+          <w:kern w:val="0"/>
+          <w:sz w:val="21"/>
+          <w:szCs w:val="21"/>
+          <w14:ligatures w14:val="none"/>
+        </w:rPr>
+        <w:t>print</w:t>
+      </w:r>
+      <w:r>
+        <w:rPr>
+          <w:rFonts w:ascii="Consolas" w:eastAsia="Times New Roman" w:hAnsi="Consolas" w:cs="Times New Roman"/>
+          <w:color w:val="3B3B3B"/>
+          <w:kern w:val="0"/>
+          <w:sz w:val="21"/>
+          <w:szCs w:val="21"/>
+          <w14:ligatures w14:val="none"/>
+        </w:rPr>
+        <w:t>(</w:t>
+      </w:r>
+      <w:r>
+        <w:rPr>
+          <w:rFonts w:ascii="Consolas" w:eastAsia="Times New Roman" w:hAnsi="Consolas" w:cs="Times New Roman"/>
+          <w:color w:val="A31515"/>
+          <w:kern w:val="0"/>
+          <w:sz w:val="21"/>
+          <w:szCs w:val="21"/>
+          <w14:ligatures w14:val="none"/>
+        </w:rPr>
+        <w:t>"Reading wires from file..."</w:t>
+      </w:r>
+      <w:r>
+        <w:rPr>
+          <w:rFonts w:ascii="Consolas" w:eastAsia="Times New Roman" w:hAnsi="Consolas" w:cs="Times New Roman"/>
+          <w:color w:val="3B3B3B"/>
+          <w:kern w:val="0"/>
+          <w:sz w:val="21"/>
+          <w:szCs w:val="21"/>
+          <w14:ligatures w14:val="none"/>
+        </w:rPr>
+        <w:t>)</w:t>
       </w:r>
     </w:p>
     <w:p>
@@ -19821,13 +19807,134 @@
       <w:r>
         <w:rPr>
           <w:rFonts w:ascii="Consolas" w:eastAsia="Times New Roman" w:hAnsi="Consolas" w:cs="Times New Roman"/>
+          <w:color w:val="001080"/>
+          <w:kern w:val="0"/>
+          <w:sz w:val="21"/>
+          <w:szCs w:val="21"/>
+          <w14:ligatures w14:val="none"/>
+        </w:rPr>
+        <w:t>readThread</w:t>
+      </w:r>
+      <w:r>
+        <w:rPr>
+          <w:rFonts w:ascii="Consolas" w:eastAsia="Times New Roman" w:hAnsi="Consolas" w:cs="Times New Roman"/>
+          <w:color w:val="3B3B3B"/>
+          <w:kern w:val="0"/>
+          <w:sz w:val="21"/>
+          <w:szCs w:val="21"/>
+          <w14:ligatures w14:val="none"/>
+        </w:rPr>
+        <w:t xml:space="preserve"> </w:t>
+      </w:r>
+      <w:r>
+        <w:rPr>
+          <w:rFonts w:ascii="Consolas" w:eastAsia="Times New Roman" w:hAnsi="Consolas" w:cs="Times New Roman"/>
+          <w:color w:val="000000"/>
+          <w:kern w:val="0"/>
+          <w:sz w:val="21"/>
+          <w:szCs w:val="21"/>
+          <w14:ligatures w14:val="none"/>
+        </w:rPr>
+        <w:t>=</w:t>
+      </w:r>
+      <w:r>
+        <w:rPr>
+          <w:rFonts w:ascii="Consolas" w:eastAsia="Times New Roman" w:hAnsi="Consolas" w:cs="Times New Roman"/>
+          <w:color w:val="3B3B3B"/>
+          <w:kern w:val="0"/>
+          <w:sz w:val="21"/>
+          <w:szCs w:val="21"/>
+          <w14:ligatures w14:val="none"/>
+        </w:rPr>
+        <w:t xml:space="preserve"> </w:t>
+      </w:r>
+      <w:r>
+        <w:rPr>
+          <w:rFonts w:ascii="Consolas" w:eastAsia="Times New Roman" w:hAnsi="Consolas" w:cs="Times New Roman"/>
+          <w:color w:val="267F99"/>
+          <w:kern w:val="0"/>
+          <w:sz w:val="21"/>
+          <w:szCs w:val="21"/>
+          <w14:ligatures w14:val="none"/>
+        </w:rPr>
+        <w:t>Thread</w:t>
+      </w:r>
+      <w:r>
+        <w:rPr>
+          <w:rFonts w:ascii="Consolas" w:eastAsia="Times New Roman" w:hAnsi="Consolas" w:cs="Times New Roman"/>
+          <w:color w:val="3B3B3B"/>
+          <w:kern w:val="0"/>
+          <w:sz w:val="21"/>
+          <w:szCs w:val="21"/>
+          <w14:ligatures w14:val="none"/>
+        </w:rPr>
+        <w:t>(</w:t>
+      </w:r>
+      <w:r>
+        <w:rPr>
+          <w:rFonts w:ascii="Consolas" w:eastAsia="Times New Roman" w:hAnsi="Consolas" w:cs="Times New Roman"/>
+          <w:color w:val="001080"/>
+          <w:kern w:val="0"/>
+          <w:sz w:val="21"/>
+          <w:szCs w:val="21"/>
+          <w14:ligatures w14:val="none"/>
+        </w:rPr>
+        <w:t>target</w:t>
+      </w:r>
+      <w:r>
+        <w:rPr>
+          <w:rFonts w:ascii="Consolas" w:eastAsia="Times New Roman" w:hAnsi="Consolas" w:cs="Times New Roman"/>
+          <w:color w:val="000000"/>
+          <w:kern w:val="0"/>
+          <w:sz w:val="21"/>
+          <w:szCs w:val="21"/>
+          <w14:ligatures w14:val="none"/>
+        </w:rPr>
+        <w:t>=</w:t>
+      </w:r>
+      <w:r>
+        <w:rPr>
+          <w:rFonts w:ascii="Consolas" w:eastAsia="Times New Roman" w:hAnsi="Consolas" w:cs="Times New Roman"/>
           <w:color w:val="795E26"/>
           <w:kern w:val="0"/>
           <w:sz w:val="21"/>
           <w:szCs w:val="21"/>
           <w14:ligatures w14:val="none"/>
         </w:rPr>
-        <w:t>print</w:t>
+        <w:t>ReadFromWiresFile</w:t>
+      </w:r>
+      <w:r>
+        <w:rPr>
+          <w:rFonts w:ascii="Consolas" w:eastAsia="Times New Roman" w:hAnsi="Consolas" w:cs="Times New Roman"/>
+          <w:color w:val="3B3B3B"/>
+          <w:kern w:val="0"/>
+          <w:sz w:val="21"/>
+          <w:szCs w:val="21"/>
+          <w14:ligatures w14:val="none"/>
+        </w:rPr>
+        <w:t xml:space="preserve">, </w:t>
+      </w:r>
+      <w:r>
+        <w:rPr>
+          <w:rFonts w:ascii="Consolas" w:eastAsia="Times New Roman" w:hAnsi="Consolas" w:cs="Times New Roman"/>
+          <w:color w:val="001080"/>
+          <w:kern w:val="0"/>
+          <w:sz w:val="21"/>
+          <w:szCs w:val="21"/>
+          <w14:ligatures w14:val="none"/>
+        </w:rPr>
+        <w:t>args</w:t>
+      </w:r>
+      <w:r>
+        <w:rPr>
+          <w:rFonts w:ascii="Consolas" w:eastAsia="Times New Roman" w:hAnsi="Consolas" w:cs="Times New Roman"/>
+          <w:color w:val="000000"/>
+          <w:kern w:val="0"/>
+          <w:sz w:val="21"/>
+          <w:szCs w:val="21"/>
+          <w14:ligatures w14:val="none"/>
+        </w:rPr>
+        <w:t>=</w:t>
       </w:r>
       <w:r>
         <w:rPr>
@@ -19843,24 +19950,46 @@
       <w:r>
         <w:rPr>
           <w:rFonts w:ascii="Consolas" w:eastAsia="Times New Roman" w:hAnsi="Consolas" w:cs="Times New Roman"/>
-          <w:color w:val="A31515"/>
-          <w:kern w:val="0"/>
-          <w:sz w:val="21"/>
-          <w:szCs w:val="21"/>
-          <w14:ligatures w14:val="none"/>
-        </w:rPr>
-        <w:t>"Reading wires from file..."</w:t>
-      </w:r>
-      <w:r>
-        <w:rPr>
-          <w:rFonts w:ascii="Consolas" w:eastAsia="Times New Roman" w:hAnsi="Consolas" w:cs="Times New Roman"/>
-          <w:color w:val="3B3B3B"/>
-          <w:kern w:val="0"/>
-          <w:sz w:val="21"/>
-          <w:szCs w:val="21"/>
-          <w14:ligatures w14:val="none"/>
-        </w:rPr>
-        <w:t>)</w:t>
+          <w:color w:val="001080"/>
+          <w:kern w:val="0"/>
+          <w:sz w:val="21"/>
+          <w:szCs w:val="21"/>
+          <w14:ligatures w14:val="none"/>
+        </w:rPr>
+        <w:t>lines</w:t>
+      </w:r>
+      <w:r>
+        <w:rPr>
+          <w:rFonts w:ascii="Consolas" w:eastAsia="Times New Roman" w:hAnsi="Consolas" w:cs="Times New Roman"/>
+          <w:color w:val="3B3B3B"/>
+          <w:kern w:val="0"/>
+          <w:sz w:val="21"/>
+          <w:szCs w:val="21"/>
+          <w14:ligatures w14:val="none"/>
+        </w:rPr>
+        <w:t xml:space="preserve">, </w:t>
+      </w:r>
+      <w:r>
+        <w:rPr>
+          <w:rFonts w:ascii="Consolas" w:eastAsia="Times New Roman" w:hAnsi="Consolas" w:cs="Times New Roman"/>
+          <w:color w:val="001080"/>
+          <w:kern w:val="0"/>
+          <w:sz w:val="21"/>
+          <w:szCs w:val="21"/>
+          <w14:ligatures w14:val="none"/>
+        </w:rPr>
+        <w:t>fileQ</w:t>
+      </w:r>
+      <w:r>
+        <w:rPr>
+          <w:rFonts w:ascii="Consolas" w:eastAsia="Times New Roman" w:hAnsi="Consolas" w:cs="Times New Roman"/>
+          <w:color w:val="3B3B3B"/>
+          <w:kern w:val="0"/>
+          <w:sz w:val="21"/>
+          <w:szCs w:val="21"/>
+          <w14:ligatures w14:val="none"/>
+        </w:rPr>
+        <w:t>))</w:t>
       </w:r>
     </w:p>
     <w:p>
@@ -19908,73 +20037,7 @@
           <w:szCs w:val="21"/>
           <w14:ligatures w14:val="none"/>
         </w:rPr>
-        <w:t xml:space="preserve"> </w:t>
-      </w:r>
-      <w:r>
-        <w:rPr>
-          <w:rFonts w:ascii="Consolas" w:eastAsia="Times New Roman" w:hAnsi="Consolas" w:cs="Times New Roman"/>
-          <w:color w:val="000000"/>
-          <w:kern w:val="0"/>
-          <w:sz w:val="21"/>
-          <w:szCs w:val="21"/>
-          <w14:ligatures w14:val="none"/>
-        </w:rPr>
-        <w:t>=</w:t>
-      </w:r>
-      <w:r>
-        <w:rPr>
-          <w:rFonts w:ascii="Consolas" w:eastAsia="Times New Roman" w:hAnsi="Consolas" w:cs="Times New Roman"/>
-          <w:color w:val="3B3B3B"/>
-          <w:kern w:val="0"/>
-          <w:sz w:val="21"/>
-          <w:szCs w:val="21"/>
-          <w14:ligatures w14:val="none"/>
-        </w:rPr>
-        <w:t xml:space="preserve"> </w:t>
-      </w:r>
-      <w:r>
-        <w:rPr>
-          <w:rFonts w:ascii="Consolas" w:eastAsia="Times New Roman" w:hAnsi="Consolas" w:cs="Times New Roman"/>
-          <w:color w:val="267F99"/>
-          <w:kern w:val="0"/>
-          <w:sz w:val="21"/>
-          <w:szCs w:val="21"/>
-          <w14:ligatures w14:val="none"/>
-        </w:rPr>
-        <w:t>Thread</w:t>
-      </w:r>
-      <w:r>
-        <w:rPr>
-          <w:rFonts w:ascii="Consolas" w:eastAsia="Times New Roman" w:hAnsi="Consolas" w:cs="Times New Roman"/>
-          <w:color w:val="3B3B3B"/>
-          <w:kern w:val="0"/>
-          <w:sz w:val="21"/>
-          <w:szCs w:val="21"/>
-          <w14:ligatures w14:val="none"/>
-        </w:rPr>
-        <w:t>(</w:t>
-      </w:r>
-      <w:r>
-        <w:rPr>
-          <w:rFonts w:ascii="Consolas" w:eastAsia="Times New Roman" w:hAnsi="Consolas" w:cs="Times New Roman"/>
-          <w:color w:val="001080"/>
-          <w:kern w:val="0"/>
-          <w:sz w:val="21"/>
-          <w:szCs w:val="21"/>
-          <w14:ligatures w14:val="none"/>
-        </w:rPr>
-        <w:t>target</w:t>
-      </w:r>
-      <w:r>
-        <w:rPr>
-          <w:rFonts w:ascii="Consolas" w:eastAsia="Times New Roman" w:hAnsi="Consolas" w:cs="Times New Roman"/>
-          <w:color w:val="000000"/>
-          <w:kern w:val="0"/>
-          <w:sz w:val="21"/>
-          <w:szCs w:val="21"/>
-          <w14:ligatures w14:val="none"/>
-        </w:rPr>
-        <w:t>=</w:t>
+        <w:t>.</w:t>
       </w:r>
       <w:r>
         <w:rPr>
@@ -19985,95 +20048,18 @@
           <w:szCs w:val="21"/>
           <w14:ligatures w14:val="none"/>
         </w:rPr>
-        <w:t>ReadFromWiresFile</w:t>
-      </w:r>
-      <w:r>
-        <w:rPr>
-          <w:rFonts w:ascii="Consolas" w:eastAsia="Times New Roman" w:hAnsi="Consolas" w:cs="Times New Roman"/>
-          <w:color w:val="3B3B3B"/>
-          <w:kern w:val="0"/>
-          <w:sz w:val="21"/>
-          <w:szCs w:val="21"/>
-          <w14:ligatures w14:val="none"/>
-        </w:rPr>
-        <w:t xml:space="preserve">, </w:t>
-      </w:r>
-      <w:r>
-        <w:rPr>
-          <w:rFonts w:ascii="Consolas" w:eastAsia="Times New Roman" w:hAnsi="Consolas" w:cs="Times New Roman"/>
-          <w:color w:val="001080"/>
-          <w:kern w:val="0"/>
-          <w:sz w:val="21"/>
-          <w:szCs w:val="21"/>
-          <w14:ligatures w14:val="none"/>
-        </w:rPr>
-        <w:t>args</w:t>
-      </w:r>
-      <w:r>
-        <w:rPr>
-          <w:rFonts w:ascii="Consolas" w:eastAsia="Times New Roman" w:hAnsi="Consolas" w:cs="Times New Roman"/>
-          <w:color w:val="000000"/>
-          <w:kern w:val="0"/>
-          <w:sz w:val="21"/>
-          <w:szCs w:val="21"/>
-          <w14:ligatures w14:val="none"/>
-        </w:rPr>
-        <w:t>=</w:t>
-      </w:r>
-      <w:r>
-        <w:rPr>
-          <w:rFonts w:ascii="Consolas" w:eastAsia="Times New Roman" w:hAnsi="Consolas" w:cs="Times New Roman"/>
-          <w:color w:val="3B3B3B"/>
-          <w:kern w:val="0"/>
-          <w:sz w:val="21"/>
-          <w:szCs w:val="21"/>
-          <w14:ligatures w14:val="none"/>
-        </w:rPr>
-        <w:t>(</w:t>
-      </w:r>
-      <w:r>
-        <w:rPr>
-          <w:rFonts w:ascii="Consolas" w:eastAsia="Times New Roman" w:hAnsi="Consolas" w:cs="Times New Roman"/>
-          <w:color w:val="001080"/>
-          <w:kern w:val="0"/>
-          <w:sz w:val="21"/>
-          <w:szCs w:val="21"/>
-          <w14:ligatures w14:val="none"/>
-        </w:rPr>
-        <w:t>lines</w:t>
-      </w:r>
-      <w:r>
-        <w:rPr>
-          <w:rFonts w:ascii="Consolas" w:eastAsia="Times New Roman" w:hAnsi="Consolas" w:cs="Times New Roman"/>
-          <w:color w:val="3B3B3B"/>
-          <w:kern w:val="0"/>
-          <w:sz w:val="21"/>
-          <w:szCs w:val="21"/>
-          <w14:ligatures w14:val="none"/>
-        </w:rPr>
-        <w:t xml:space="preserve">, </w:t>
-      </w:r>
-      <w:r>
-        <w:rPr>
-          <w:rFonts w:ascii="Consolas" w:eastAsia="Times New Roman" w:hAnsi="Consolas" w:cs="Times New Roman"/>
-          <w:color w:val="001080"/>
-          <w:kern w:val="0"/>
-          <w:sz w:val="21"/>
-          <w:szCs w:val="21"/>
-          <w14:ligatures w14:val="none"/>
-        </w:rPr>
-        <w:t>fileQ</w:t>
-      </w:r>
-      <w:r>
-        <w:rPr>
-          <w:rFonts w:ascii="Consolas" w:eastAsia="Times New Roman" w:hAnsi="Consolas" w:cs="Times New Roman"/>
-          <w:color w:val="3B3B3B"/>
-          <w:kern w:val="0"/>
-          <w:sz w:val="21"/>
-          <w:szCs w:val="21"/>
-          <w14:ligatures w14:val="none"/>
-        </w:rPr>
-        <w:t>))</w:t>
+        <w:t>start</w:t>
+      </w:r>
+      <w:r>
+        <w:rPr>
+          <w:rFonts w:ascii="Consolas" w:eastAsia="Times New Roman" w:hAnsi="Consolas" w:cs="Times New Roman"/>
+          <w:color w:val="3B3B3B"/>
+          <w:kern w:val="0"/>
+          <w:sz w:val="21"/>
+          <w:szCs w:val="21"/>
+          <w14:ligatures w14:val="none"/>
+        </w:rPr>
+        <w:t>()</w:t>
       </w:r>
     </w:p>
     <w:p>
@@ -20104,46 +20090,13 @@
       <w:r>
         <w:rPr>
           <w:rFonts w:ascii="Consolas" w:eastAsia="Times New Roman" w:hAnsi="Consolas" w:cs="Times New Roman"/>
-          <w:color w:val="001080"/>
-          <w:kern w:val="0"/>
-          <w:sz w:val="21"/>
-          <w:szCs w:val="21"/>
-          <w14:ligatures w14:val="none"/>
-        </w:rPr>
-        <w:t>readThread</w:t>
-      </w:r>
-      <w:r>
-        <w:rPr>
-          <w:rFonts w:ascii="Consolas" w:eastAsia="Times New Roman" w:hAnsi="Consolas" w:cs="Times New Roman"/>
-          <w:color w:val="3B3B3B"/>
-          <w:kern w:val="0"/>
-          <w:sz w:val="21"/>
-          <w:szCs w:val="21"/>
-          <w14:ligatures w14:val="none"/>
-        </w:rPr>
-        <w:t>.</w:t>
-      </w:r>
-      <w:r>
-        <w:rPr>
-          <w:rFonts w:ascii="Consolas" w:eastAsia="Times New Roman" w:hAnsi="Consolas" w:cs="Times New Roman"/>
-          <w:color w:val="795E26"/>
-          <w:kern w:val="0"/>
-          <w:sz w:val="21"/>
-          <w:szCs w:val="21"/>
-          <w14:ligatures w14:val="none"/>
-        </w:rPr>
-        <w:t>start</w:t>
-      </w:r>
-      <w:r>
-        <w:rPr>
-          <w:rFonts w:ascii="Consolas" w:eastAsia="Times New Roman" w:hAnsi="Consolas" w:cs="Times New Roman"/>
-          <w:color w:val="3B3B3B"/>
-          <w:kern w:val="0"/>
-          <w:sz w:val="21"/>
-          <w:szCs w:val="21"/>
-          <w14:ligatures w14:val="none"/>
-        </w:rPr>
-        <w:t>()</w:t>
+          <w:color w:val="008000"/>
+          <w:kern w:val="0"/>
+          <w:sz w:val="21"/>
+          <w:szCs w:val="21"/>
+          <w14:ligatures w14:val="none"/>
+        </w:rPr>
+        <w:t># 2 matrices with (xSize x ySize) shape for sharing between threads</w:t>
       </w:r>
     </w:p>
     <w:p>
@@ -20180,21 +20133,8 @@
           <w:szCs w:val="21"/>
           <w14:ligatures w14:val="none"/>
         </w:rPr>
-        <w:t xml:space="preserve"># 2 matrices with (xSize x ySize) shape for sharing between </w:t>
-      </w:r>
-      <w:proofErr w:type="gramStart"/>
-      <w:r>
-        <w:rPr>
-          <w:rFonts w:ascii="Consolas" w:eastAsia="Times New Roman" w:hAnsi="Consolas" w:cs="Times New Roman"/>
-          <w:color w:val="008000"/>
-          <w:kern w:val="0"/>
-          <w:sz w:val="21"/>
-          <w:szCs w:val="21"/>
-          <w14:ligatures w14:val="none"/>
-        </w:rPr>
-        <w:t>threads</w:t>
-      </w:r>
-      <w:proofErr w:type="gramEnd"/>
+        <w:t># one is for horizontal lines and the other is for vertical lines</w:t>
+      </w:r>
     </w:p>
     <w:p>
       <w:pPr>
@@ -20230,7 +20170,7 @@
           <w:szCs w:val="21"/>
           <w14:ligatures w14:val="none"/>
         </w:rPr>
-        <w:t># one is for horizontal lines and the other is for vertical lines</w:t>
+        <w:t># we'll use them for calculating the capacitance of each wire</w:t>
       </w:r>
     </w:p>
     <w:p>
@@ -20261,13 +20201,46 @@
       <w:r>
         <w:rPr>
           <w:rFonts w:ascii="Consolas" w:eastAsia="Times New Roman" w:hAnsi="Consolas" w:cs="Times New Roman"/>
-          <w:color w:val="008000"/>
-          <w:kern w:val="0"/>
-          <w:sz w:val="21"/>
-          <w:szCs w:val="21"/>
-          <w14:ligatures w14:val="none"/>
-        </w:rPr>
-        <w:t># we'll use them for calculating the capacitance of each wire</w:t>
+          <w:color w:val="795E26"/>
+          <w:kern w:val="0"/>
+          <w:sz w:val="21"/>
+          <w:szCs w:val="21"/>
+          <w14:ligatures w14:val="none"/>
+        </w:rPr>
+        <w:t>print</w:t>
+      </w:r>
+      <w:r>
+        <w:rPr>
+          <w:rFonts w:ascii="Consolas" w:eastAsia="Times New Roman" w:hAnsi="Consolas" w:cs="Times New Roman"/>
+          <w:color w:val="3B3B3B"/>
+          <w:kern w:val="0"/>
+          <w:sz w:val="21"/>
+          <w:szCs w:val="21"/>
+          <w14:ligatures w14:val="none"/>
+        </w:rPr>
+        <w:t>(</w:t>
+      </w:r>
+      <w:r>
+        <w:rPr>
+          <w:rFonts w:ascii="Consolas" w:eastAsia="Times New Roman" w:hAnsi="Consolas" w:cs="Times New Roman"/>
+          <w:color w:val="A31515"/>
+          <w:kern w:val="0"/>
+          <w:sz w:val="21"/>
+          <w:szCs w:val="21"/>
+          <w14:ligatures w14:val="none"/>
+        </w:rPr>
+        <w:t>"Building matrices..."</w:t>
+      </w:r>
+      <w:r>
+        <w:rPr>
+          <w:rFonts w:ascii="Consolas" w:eastAsia="Times New Roman" w:hAnsi="Consolas" w:cs="Times New Roman"/>
+          <w:color w:val="3B3B3B"/>
+          <w:kern w:val="0"/>
+          <w:sz w:val="21"/>
+          <w:szCs w:val="21"/>
+          <w14:ligatures w14:val="none"/>
+        </w:rPr>
+        <w:t>)</w:t>
       </w:r>
     </w:p>
     <w:p>
@@ -20298,13 +20271,145 @@
       <w:r>
         <w:rPr>
           <w:rFonts w:ascii="Consolas" w:eastAsia="Times New Roman" w:hAnsi="Consolas" w:cs="Times New Roman"/>
-          <w:color w:val="795E26"/>
-          <w:kern w:val="0"/>
-          <w:sz w:val="21"/>
-          <w:szCs w:val="21"/>
-          <w14:ligatures w14:val="none"/>
-        </w:rPr>
-        <w:t>print</w:t>
+          <w:color w:val="001080"/>
+          <w:kern w:val="0"/>
+          <w:sz w:val="21"/>
+          <w:szCs w:val="21"/>
+          <w14:ligatures w14:val="none"/>
+        </w:rPr>
+        <w:t>verticalMatrix</w:t>
+      </w:r>
+      <w:r>
+        <w:rPr>
+          <w:rFonts w:ascii="Consolas" w:eastAsia="Times New Roman" w:hAnsi="Consolas" w:cs="Times New Roman"/>
+          <w:color w:val="3B3B3B"/>
+          <w:kern w:val="0"/>
+          <w:sz w:val="21"/>
+          <w:szCs w:val="21"/>
+          <w14:ligatures w14:val="none"/>
+        </w:rPr>
+        <w:t xml:space="preserve"> </w:t>
+      </w:r>
+      <w:r>
+        <w:rPr>
+          <w:rFonts w:ascii="Consolas" w:eastAsia="Times New Roman" w:hAnsi="Consolas" w:cs="Times New Roman"/>
+          <w:color w:val="000000"/>
+          <w:kern w:val="0"/>
+          <w:sz w:val="21"/>
+          <w:szCs w:val="21"/>
+          <w14:ligatures w14:val="none"/>
+        </w:rPr>
+        <w:t>=</w:t>
+      </w:r>
+      <w:r>
+        <w:rPr>
+          <w:rFonts w:ascii="Consolas" w:eastAsia="Times New Roman" w:hAnsi="Consolas" w:cs="Times New Roman"/>
+          <w:color w:val="3B3B3B"/>
+          <w:kern w:val="0"/>
+          <w:sz w:val="21"/>
+          <w:szCs w:val="21"/>
+          <w14:ligatures w14:val="none"/>
+        </w:rPr>
+        <w:t xml:space="preserve"> [[</w:t>
+      </w:r>
+      <w:r>
+        <w:rPr>
+          <w:rFonts w:ascii="Consolas" w:eastAsia="Times New Roman" w:hAnsi="Consolas" w:cs="Times New Roman"/>
+          <w:color w:val="098658"/>
+          <w:kern w:val="0"/>
+          <w:sz w:val="21"/>
+          <w:szCs w:val="21"/>
+          <w14:ligatures w14:val="none"/>
+        </w:rPr>
+        <w:t>0</w:t>
+      </w:r>
+      <w:r>
+        <w:rPr>
+          <w:rFonts w:ascii="Consolas" w:eastAsia="Times New Roman" w:hAnsi="Consolas" w:cs="Times New Roman"/>
+          <w:color w:val="3B3B3B"/>
+          <w:kern w:val="0"/>
+          <w:sz w:val="21"/>
+          <w:szCs w:val="21"/>
+          <w14:ligatures w14:val="none"/>
+        </w:rPr>
+        <w:t xml:space="preserve"> </w:t>
+      </w:r>
+      <w:r>
+        <w:rPr>
+          <w:rFonts w:ascii="Consolas" w:eastAsia="Times New Roman" w:hAnsi="Consolas" w:cs="Times New Roman"/>
+          <w:color w:val="AF00DB"/>
+          <w:kern w:val="0"/>
+          <w:sz w:val="21"/>
+          <w:szCs w:val="21"/>
+          <w14:ligatures w14:val="none"/>
+        </w:rPr>
+        <w:t>for</w:t>
+      </w:r>
+      <w:r>
+        <w:rPr>
+          <w:rFonts w:ascii="Consolas" w:eastAsia="Times New Roman" w:hAnsi="Consolas" w:cs="Times New Roman"/>
+          <w:color w:val="3B3B3B"/>
+          <w:kern w:val="0"/>
+          <w:sz w:val="21"/>
+          <w:szCs w:val="21"/>
+          <w14:ligatures w14:val="none"/>
+        </w:rPr>
+        <w:t xml:space="preserve"> </w:t>
+      </w:r>
+      <w:r>
+        <w:rPr>
+          <w:rFonts w:ascii="Consolas" w:eastAsia="Times New Roman" w:hAnsi="Consolas" w:cs="Times New Roman"/>
+          <w:color w:val="001080"/>
+          <w:kern w:val="0"/>
+          <w:sz w:val="21"/>
+          <w:szCs w:val="21"/>
+          <w14:ligatures w14:val="none"/>
+        </w:rPr>
+        <w:t>_</w:t>
+      </w:r>
+      <w:r>
+        <w:rPr>
+          <w:rFonts w:ascii="Consolas" w:eastAsia="Times New Roman" w:hAnsi="Consolas" w:cs="Times New Roman"/>
+          <w:color w:val="3B3B3B"/>
+          <w:kern w:val="0"/>
+          <w:sz w:val="21"/>
+          <w:szCs w:val="21"/>
+          <w14:ligatures w14:val="none"/>
+        </w:rPr>
+        <w:t xml:space="preserve"> </w:t>
+      </w:r>
+      <w:r>
+        <w:rPr>
+          <w:rFonts w:ascii="Consolas" w:eastAsia="Times New Roman" w:hAnsi="Consolas" w:cs="Times New Roman"/>
+          <w:color w:val="AF00DB"/>
+          <w:kern w:val="0"/>
+          <w:sz w:val="21"/>
+          <w:szCs w:val="21"/>
+          <w14:ligatures w14:val="none"/>
+        </w:rPr>
+        <w:t>in</w:t>
+      </w:r>
+      <w:r>
+        <w:rPr>
+          <w:rFonts w:ascii="Consolas" w:eastAsia="Times New Roman" w:hAnsi="Consolas" w:cs="Times New Roman"/>
+          <w:color w:val="3B3B3B"/>
+          <w:kern w:val="0"/>
+          <w:sz w:val="21"/>
+          <w:szCs w:val="21"/>
+          <w14:ligatures w14:val="none"/>
+        </w:rPr>
+        <w:t xml:space="preserve"> </w:t>
+      </w:r>
+      <w:r>
+        <w:rPr>
+          <w:rFonts w:ascii="Consolas" w:eastAsia="Times New Roman" w:hAnsi="Consolas" w:cs="Times New Roman"/>
+          <w:color w:val="267F99"/>
+          <w:kern w:val="0"/>
+          <w:sz w:val="21"/>
+          <w:szCs w:val="21"/>
+          <w14:ligatures w14:val="none"/>
+        </w:rPr>
+        <w:t>range</w:t>
       </w:r>
       <w:r>
         <w:rPr>
@@ -20320,24 +20425,46 @@
       <w:r>
         <w:rPr>
           <w:rFonts w:ascii="Consolas" w:eastAsia="Times New Roman" w:hAnsi="Consolas" w:cs="Times New Roman"/>
-          <w:color w:val="A31515"/>
-          <w:kern w:val="0"/>
-          <w:sz w:val="21"/>
-          <w:szCs w:val="21"/>
-          <w14:ligatures w14:val="none"/>
-        </w:rPr>
-        <w:t>"Building matrices..."</w:t>
-      </w:r>
-      <w:r>
-        <w:rPr>
-          <w:rFonts w:ascii="Consolas" w:eastAsia="Times New Roman" w:hAnsi="Consolas" w:cs="Times New Roman"/>
-          <w:color w:val="3B3B3B"/>
-          <w:kern w:val="0"/>
-          <w:sz w:val="21"/>
-          <w:szCs w:val="21"/>
-          <w14:ligatures w14:val="none"/>
-        </w:rPr>
-        <w:t>)</w:t>
+          <w:color w:val="267F99"/>
+          <w:kern w:val="0"/>
+          <w:sz w:val="21"/>
+          <w:szCs w:val="21"/>
+          <w14:ligatures w14:val="none"/>
+        </w:rPr>
+        <w:t>int</w:t>
+      </w:r>
+      <w:r>
+        <w:rPr>
+          <w:rFonts w:ascii="Consolas" w:eastAsia="Times New Roman" w:hAnsi="Consolas" w:cs="Times New Roman"/>
+          <w:color w:val="3B3B3B"/>
+          <w:kern w:val="0"/>
+          <w:sz w:val="21"/>
+          <w:szCs w:val="21"/>
+          <w14:ligatures w14:val="none"/>
+        </w:rPr>
+        <w:t>(</w:t>
+      </w:r>
+      <w:r>
+        <w:rPr>
+          <w:rFonts w:ascii="Consolas" w:eastAsia="Times New Roman" w:hAnsi="Consolas" w:cs="Times New Roman"/>
+          <w:color w:val="001080"/>
+          <w:kern w:val="0"/>
+          <w:sz w:val="21"/>
+          <w:szCs w:val="21"/>
+          <w14:ligatures w14:val="none"/>
+        </w:rPr>
+        <w:t>ySize</w:t>
+      </w:r>
+      <w:r>
+        <w:rPr>
+          <w:rFonts w:ascii="Consolas" w:eastAsia="Times New Roman" w:hAnsi="Consolas" w:cs="Times New Roman"/>
+          <w:color w:val="3B3B3B"/>
+          <w:kern w:val="0"/>
+          <w:sz w:val="21"/>
+          <w:szCs w:val="21"/>
+          <w14:ligatures w14:val="none"/>
+        </w:rPr>
+        <w:t>))]</w:t>
       </w:r>
     </w:p>
     <w:p>
@@ -20363,18 +20490,18 @@
           <w:szCs w:val="21"/>
           <w14:ligatures w14:val="none"/>
         </w:rPr>
-        <w:t xml:space="preserve">        </w:t>
-      </w:r>
-      <w:r>
-        <w:rPr>
-          <w:rFonts w:ascii="Consolas" w:eastAsia="Times New Roman" w:hAnsi="Consolas" w:cs="Times New Roman"/>
-          <w:color w:val="001080"/>
-          <w:kern w:val="0"/>
-          <w:sz w:val="21"/>
-          <w:szCs w:val="21"/>
-          <w14:ligatures w14:val="none"/>
-        </w:rPr>
-        <w:t>verticalMatrix</w:t>
+        <w:t xml:space="preserve">                          </w:t>
+      </w:r>
+      <w:r>
+        <w:rPr>
+          <w:rFonts w:ascii="Consolas" w:eastAsia="Times New Roman" w:hAnsi="Consolas" w:cs="Times New Roman"/>
+          <w:color w:val="AF00DB"/>
+          <w:kern w:val="0"/>
+          <w:sz w:val="21"/>
+          <w:szCs w:val="21"/>
+          <w14:ligatures w14:val="none"/>
+        </w:rPr>
+        <w:t>for</w:t>
       </w:r>
       <w:r>
         <w:rPr>
@@ -20390,35 +20517,13 @@
       <w:r>
         <w:rPr>
           <w:rFonts w:ascii="Consolas" w:eastAsia="Times New Roman" w:hAnsi="Consolas" w:cs="Times New Roman"/>
-          <w:color w:val="000000"/>
-          <w:kern w:val="0"/>
-          <w:sz w:val="21"/>
-          <w:szCs w:val="21"/>
-          <w14:ligatures w14:val="none"/>
-        </w:rPr>
-        <w:t>=</w:t>
-      </w:r>
-      <w:r>
-        <w:rPr>
-          <w:rFonts w:ascii="Consolas" w:eastAsia="Times New Roman" w:hAnsi="Consolas" w:cs="Times New Roman"/>
-          <w:color w:val="3B3B3B"/>
-          <w:kern w:val="0"/>
-          <w:sz w:val="21"/>
-          <w:szCs w:val="21"/>
-          <w14:ligatures w14:val="none"/>
-        </w:rPr>
-        <w:t xml:space="preserve"> [[</w:t>
-      </w:r>
-      <w:r>
-        <w:rPr>
-          <w:rFonts w:ascii="Consolas" w:eastAsia="Times New Roman" w:hAnsi="Consolas" w:cs="Times New Roman"/>
-          <w:color w:val="098658"/>
-          <w:kern w:val="0"/>
-          <w:sz w:val="21"/>
-          <w:szCs w:val="21"/>
-          <w14:ligatures w14:val="none"/>
-        </w:rPr>
-        <w:t>0</w:t>
+          <w:color w:val="001080"/>
+          <w:kern w:val="0"/>
+          <w:sz w:val="21"/>
+          <w:szCs w:val="21"/>
+          <w14:ligatures w14:val="none"/>
+        </w:rPr>
+        <w:t>_</w:t>
       </w:r>
       <w:r>
         <w:rPr>
@@ -20440,7 +20545,7 @@
           <w:szCs w:val="21"/>
           <w14:ligatures w14:val="none"/>
         </w:rPr>
-        <w:t>for</w:t>
+        <w:t>in</w:t>
       </w:r>
       <w:r>
         <w:rPr>
@@ -20456,50 +20561,6 @@
       <w:r>
         <w:rPr>
           <w:rFonts w:ascii="Consolas" w:eastAsia="Times New Roman" w:hAnsi="Consolas" w:cs="Times New Roman"/>
-          <w:color w:val="001080"/>
-          <w:kern w:val="0"/>
-          <w:sz w:val="21"/>
-          <w:szCs w:val="21"/>
-          <w14:ligatures w14:val="none"/>
-        </w:rPr>
-        <w:t>_</w:t>
-      </w:r>
-      <w:r>
-        <w:rPr>
-          <w:rFonts w:ascii="Consolas" w:eastAsia="Times New Roman" w:hAnsi="Consolas" w:cs="Times New Roman"/>
-          <w:color w:val="3B3B3B"/>
-          <w:kern w:val="0"/>
-          <w:sz w:val="21"/>
-          <w:szCs w:val="21"/>
-          <w14:ligatures w14:val="none"/>
-        </w:rPr>
-        <w:t xml:space="preserve"> </w:t>
-      </w:r>
-      <w:r>
-        <w:rPr>
-          <w:rFonts w:ascii="Consolas" w:eastAsia="Times New Roman" w:hAnsi="Consolas" w:cs="Times New Roman"/>
-          <w:color w:val="AF00DB"/>
-          <w:kern w:val="0"/>
-          <w:sz w:val="21"/>
-          <w:szCs w:val="21"/>
-          <w14:ligatures w14:val="none"/>
-        </w:rPr>
-        <w:t>in</w:t>
-      </w:r>
-      <w:r>
-        <w:rPr>
-          <w:rFonts w:ascii="Consolas" w:eastAsia="Times New Roman" w:hAnsi="Consolas" w:cs="Times New Roman"/>
-          <w:color w:val="3B3B3B"/>
-          <w:kern w:val="0"/>
-          <w:sz w:val="21"/>
-          <w:szCs w:val="21"/>
-          <w14:ligatures w14:val="none"/>
-        </w:rPr>
-        <w:t xml:space="preserve"> </w:t>
-      </w:r>
-      <w:r>
-        <w:rPr>
-          <w:rFonts w:ascii="Consolas" w:eastAsia="Times New Roman" w:hAnsi="Consolas" w:cs="Times New Roman"/>
           <w:color w:val="267F99"/>
           <w:kern w:val="0"/>
           <w:sz w:val="21"/>
@@ -20550,7 +20611,7 @@
           <w:szCs w:val="21"/>
           <w14:ligatures w14:val="none"/>
         </w:rPr>
-        <w:t>ySize</w:t>
+        <w:t>xSize</w:t>
       </w:r>
       <w:r>
         <w:rPr>
@@ -20587,18 +20648,18 @@
           <w:szCs w:val="21"/>
           <w14:ligatures w14:val="none"/>
         </w:rPr>
-        <w:t xml:space="preserve">                          </w:t>
-      </w:r>
-      <w:r>
-        <w:rPr>
-          <w:rFonts w:ascii="Consolas" w:eastAsia="Times New Roman" w:hAnsi="Consolas" w:cs="Times New Roman"/>
-          <w:color w:val="AF00DB"/>
-          <w:kern w:val="0"/>
-          <w:sz w:val="21"/>
-          <w:szCs w:val="21"/>
-          <w14:ligatures w14:val="none"/>
-        </w:rPr>
-        <w:t>for</w:t>
+        <w:t xml:space="preserve">        </w:t>
+      </w:r>
+      <w:r>
+        <w:rPr>
+          <w:rFonts w:ascii="Consolas" w:eastAsia="Times New Roman" w:hAnsi="Consolas" w:cs="Times New Roman"/>
+          <w:color w:val="001080"/>
+          <w:kern w:val="0"/>
+          <w:sz w:val="21"/>
+          <w:szCs w:val="21"/>
+          <w14:ligatures w14:val="none"/>
+        </w:rPr>
+        <w:t>hortizontalMatrix</w:t>
       </w:r>
       <w:r>
         <w:rPr>
@@ -20614,112 +20675,24 @@
       <w:r>
         <w:rPr>
           <w:rFonts w:ascii="Consolas" w:eastAsia="Times New Roman" w:hAnsi="Consolas" w:cs="Times New Roman"/>
-          <w:color w:val="001080"/>
-          <w:kern w:val="0"/>
-          <w:sz w:val="21"/>
-          <w:szCs w:val="21"/>
-          <w14:ligatures w14:val="none"/>
-        </w:rPr>
-        <w:t>_</w:t>
-      </w:r>
-      <w:r>
-        <w:rPr>
-          <w:rFonts w:ascii="Consolas" w:eastAsia="Times New Roman" w:hAnsi="Consolas" w:cs="Times New Roman"/>
-          <w:color w:val="3B3B3B"/>
-          <w:kern w:val="0"/>
-          <w:sz w:val="21"/>
-          <w:szCs w:val="21"/>
-          <w14:ligatures w14:val="none"/>
-        </w:rPr>
-        <w:t xml:space="preserve"> </w:t>
-      </w:r>
-      <w:r>
-        <w:rPr>
-          <w:rFonts w:ascii="Consolas" w:eastAsia="Times New Roman" w:hAnsi="Consolas" w:cs="Times New Roman"/>
-          <w:color w:val="AF00DB"/>
-          <w:kern w:val="0"/>
-          <w:sz w:val="21"/>
-          <w:szCs w:val="21"/>
-          <w14:ligatures w14:val="none"/>
-        </w:rPr>
-        <w:t>in</w:t>
-      </w:r>
-      <w:r>
-        <w:rPr>
-          <w:rFonts w:ascii="Consolas" w:eastAsia="Times New Roman" w:hAnsi="Consolas" w:cs="Times New Roman"/>
-          <w:color w:val="3B3B3B"/>
-          <w:kern w:val="0"/>
-          <w:sz w:val="21"/>
-          <w:szCs w:val="21"/>
-          <w14:ligatures w14:val="none"/>
-        </w:rPr>
-        <w:t xml:space="preserve"> </w:t>
-      </w:r>
-      <w:r>
-        <w:rPr>
-          <w:rFonts w:ascii="Consolas" w:eastAsia="Times New Roman" w:hAnsi="Consolas" w:cs="Times New Roman"/>
-          <w:color w:val="267F99"/>
-          <w:kern w:val="0"/>
-          <w:sz w:val="21"/>
-          <w:szCs w:val="21"/>
-          <w14:ligatures w14:val="none"/>
-        </w:rPr>
-        <w:t>range</w:t>
-      </w:r>
-      <w:r>
-        <w:rPr>
-          <w:rFonts w:ascii="Consolas" w:eastAsia="Times New Roman" w:hAnsi="Consolas" w:cs="Times New Roman"/>
-          <w:color w:val="3B3B3B"/>
-          <w:kern w:val="0"/>
-          <w:sz w:val="21"/>
-          <w:szCs w:val="21"/>
-          <w14:ligatures w14:val="none"/>
-        </w:rPr>
-        <w:t>(</w:t>
-      </w:r>
-      <w:r>
-        <w:rPr>
-          <w:rFonts w:ascii="Consolas" w:eastAsia="Times New Roman" w:hAnsi="Consolas" w:cs="Times New Roman"/>
-          <w:color w:val="267F99"/>
-          <w:kern w:val="0"/>
-          <w:sz w:val="21"/>
-          <w:szCs w:val="21"/>
-          <w14:ligatures w14:val="none"/>
-        </w:rPr>
-        <w:t>int</w:t>
-      </w:r>
-      <w:r>
-        <w:rPr>
-          <w:rFonts w:ascii="Consolas" w:eastAsia="Times New Roman" w:hAnsi="Consolas" w:cs="Times New Roman"/>
-          <w:color w:val="3B3B3B"/>
-          <w:kern w:val="0"/>
-          <w:sz w:val="21"/>
-          <w:szCs w:val="21"/>
-          <w14:ligatures w14:val="none"/>
-        </w:rPr>
-        <w:t>(</w:t>
-      </w:r>
-      <w:r>
-        <w:rPr>
-          <w:rFonts w:ascii="Consolas" w:eastAsia="Times New Roman" w:hAnsi="Consolas" w:cs="Times New Roman"/>
-          <w:color w:val="001080"/>
-          <w:kern w:val="0"/>
-          <w:sz w:val="21"/>
-          <w:szCs w:val="21"/>
-          <w14:ligatures w14:val="none"/>
-        </w:rPr>
-        <w:t>xSize</w:t>
-      </w:r>
-      <w:r>
-        <w:rPr>
-          <w:rFonts w:ascii="Consolas" w:eastAsia="Times New Roman" w:hAnsi="Consolas" w:cs="Times New Roman"/>
-          <w:color w:val="3B3B3B"/>
-          <w:kern w:val="0"/>
-          <w:sz w:val="21"/>
-          <w:szCs w:val="21"/>
-          <w14:ligatures w14:val="none"/>
-        </w:rPr>
-        <w:t>))]</w:t>
+          <w:color w:val="000000"/>
+          <w:kern w:val="0"/>
+          <w:sz w:val="21"/>
+          <w:szCs w:val="21"/>
+          <w14:ligatures w14:val="none"/>
+        </w:rPr>
+        <w:t>=</w:t>
+      </w:r>
+      <w:r>
+        <w:rPr>
+          <w:rFonts w:ascii="Consolas" w:eastAsia="Times New Roman" w:hAnsi="Consolas" w:cs="Times New Roman"/>
+          <w:color w:val="3B3B3B"/>
+          <w:kern w:val="0"/>
+          <w:sz w:val="21"/>
+          <w:szCs w:val="21"/>
+          <w14:ligatures w14:val="none"/>
+        </w:rPr>
+        <w:t xml:space="preserve"> [</w:t>
       </w:r>
     </w:p>
     <w:p>
@@ -20745,18 +20718,18 @@
           <w:szCs w:val="21"/>
           <w14:ligatures w14:val="none"/>
         </w:rPr>
-        <w:t xml:space="preserve">        </w:t>
-      </w:r>
-      <w:r>
-        <w:rPr>
-          <w:rFonts w:ascii="Consolas" w:eastAsia="Times New Roman" w:hAnsi="Consolas" w:cs="Times New Roman"/>
-          <w:color w:val="001080"/>
-          <w:kern w:val="0"/>
-          <w:sz w:val="21"/>
-          <w:szCs w:val="21"/>
-          <w14:ligatures w14:val="none"/>
-        </w:rPr>
-        <w:t>hortizontalMatrix</w:t>
+        <w:t>            [</w:t>
+      </w:r>
+      <w:r>
+        <w:rPr>
+          <w:rFonts w:ascii="Consolas" w:eastAsia="Times New Roman" w:hAnsi="Consolas" w:cs="Times New Roman"/>
+          <w:color w:val="098658"/>
+          <w:kern w:val="0"/>
+          <w:sz w:val="21"/>
+          <w:szCs w:val="21"/>
+          <w14:ligatures w14:val="none"/>
+        </w:rPr>
+        <w:t>0</w:t>
       </w:r>
       <w:r>
         <w:rPr>
@@ -20772,24 +20745,266 @@
       <w:r>
         <w:rPr>
           <w:rFonts w:ascii="Consolas" w:eastAsia="Times New Roman" w:hAnsi="Consolas" w:cs="Times New Roman"/>
-          <w:color w:val="000000"/>
-          <w:kern w:val="0"/>
-          <w:sz w:val="21"/>
-          <w:szCs w:val="21"/>
-          <w14:ligatures w14:val="none"/>
-        </w:rPr>
-        <w:t>=</w:t>
-      </w:r>
-      <w:r>
-        <w:rPr>
-          <w:rFonts w:ascii="Consolas" w:eastAsia="Times New Roman" w:hAnsi="Consolas" w:cs="Times New Roman"/>
-          <w:color w:val="3B3B3B"/>
-          <w:kern w:val="0"/>
-          <w:sz w:val="21"/>
-          <w:szCs w:val="21"/>
-          <w14:ligatures w14:val="none"/>
-        </w:rPr>
-        <w:t xml:space="preserve"> [</w:t>
+          <w:color w:val="AF00DB"/>
+          <w:kern w:val="0"/>
+          <w:sz w:val="21"/>
+          <w:szCs w:val="21"/>
+          <w14:ligatures w14:val="none"/>
+        </w:rPr>
+        <w:t>for</w:t>
+      </w:r>
+      <w:r>
+        <w:rPr>
+          <w:rFonts w:ascii="Consolas" w:eastAsia="Times New Roman" w:hAnsi="Consolas" w:cs="Times New Roman"/>
+          <w:color w:val="3B3B3B"/>
+          <w:kern w:val="0"/>
+          <w:sz w:val="21"/>
+          <w:szCs w:val="21"/>
+          <w14:ligatures w14:val="none"/>
+        </w:rPr>
+        <w:t xml:space="preserve"> </w:t>
+      </w:r>
+      <w:r>
+        <w:rPr>
+          <w:rFonts w:ascii="Consolas" w:eastAsia="Times New Roman" w:hAnsi="Consolas" w:cs="Times New Roman"/>
+          <w:color w:val="001080"/>
+          <w:kern w:val="0"/>
+          <w:sz w:val="21"/>
+          <w:szCs w:val="21"/>
+          <w14:ligatures w14:val="none"/>
+        </w:rPr>
+        <w:t>_</w:t>
+      </w:r>
+      <w:r>
+        <w:rPr>
+          <w:rFonts w:ascii="Consolas" w:eastAsia="Times New Roman" w:hAnsi="Consolas" w:cs="Times New Roman"/>
+          <w:color w:val="3B3B3B"/>
+          <w:kern w:val="0"/>
+          <w:sz w:val="21"/>
+          <w:szCs w:val="21"/>
+          <w14:ligatures w14:val="none"/>
+        </w:rPr>
+        <w:t xml:space="preserve"> </w:t>
+      </w:r>
+      <w:r>
+        <w:rPr>
+          <w:rFonts w:ascii="Consolas" w:eastAsia="Times New Roman" w:hAnsi="Consolas" w:cs="Times New Roman"/>
+          <w:color w:val="AF00DB"/>
+          <w:kern w:val="0"/>
+          <w:sz w:val="21"/>
+          <w:szCs w:val="21"/>
+          <w14:ligatures w14:val="none"/>
+        </w:rPr>
+        <w:t>in</w:t>
+      </w:r>
+      <w:r>
+        <w:rPr>
+          <w:rFonts w:ascii="Consolas" w:eastAsia="Times New Roman" w:hAnsi="Consolas" w:cs="Times New Roman"/>
+          <w:color w:val="3B3B3B"/>
+          <w:kern w:val="0"/>
+          <w:sz w:val="21"/>
+          <w:szCs w:val="21"/>
+          <w14:ligatures w14:val="none"/>
+        </w:rPr>
+        <w:t xml:space="preserve"> </w:t>
+      </w:r>
+      <w:r>
+        <w:rPr>
+          <w:rFonts w:ascii="Consolas" w:eastAsia="Times New Roman" w:hAnsi="Consolas" w:cs="Times New Roman"/>
+          <w:color w:val="267F99"/>
+          <w:kern w:val="0"/>
+          <w:sz w:val="21"/>
+          <w:szCs w:val="21"/>
+          <w14:ligatures w14:val="none"/>
+        </w:rPr>
+        <w:t>range</w:t>
+      </w:r>
+      <w:r>
+        <w:rPr>
+          <w:rFonts w:ascii="Consolas" w:eastAsia="Times New Roman" w:hAnsi="Consolas" w:cs="Times New Roman"/>
+          <w:color w:val="3B3B3B"/>
+          <w:kern w:val="0"/>
+          <w:sz w:val="21"/>
+          <w:szCs w:val="21"/>
+          <w14:ligatures w14:val="none"/>
+        </w:rPr>
+        <w:t>(</w:t>
+      </w:r>
+      <w:r>
+        <w:rPr>
+          <w:rFonts w:ascii="Consolas" w:eastAsia="Times New Roman" w:hAnsi="Consolas" w:cs="Times New Roman"/>
+          <w:color w:val="267F99"/>
+          <w:kern w:val="0"/>
+          <w:sz w:val="21"/>
+          <w:szCs w:val="21"/>
+          <w14:ligatures w14:val="none"/>
+        </w:rPr>
+        <w:t>int</w:t>
+      </w:r>
+      <w:r>
+        <w:rPr>
+          <w:rFonts w:ascii="Consolas" w:eastAsia="Times New Roman" w:hAnsi="Consolas" w:cs="Times New Roman"/>
+          <w:color w:val="3B3B3B"/>
+          <w:kern w:val="0"/>
+          <w:sz w:val="21"/>
+          <w:szCs w:val="21"/>
+          <w14:ligatures w14:val="none"/>
+        </w:rPr>
+        <w:t>(</w:t>
+      </w:r>
+      <w:r>
+        <w:rPr>
+          <w:rFonts w:ascii="Consolas" w:eastAsia="Times New Roman" w:hAnsi="Consolas" w:cs="Times New Roman"/>
+          <w:color w:val="001080"/>
+          <w:kern w:val="0"/>
+          <w:sz w:val="21"/>
+          <w:szCs w:val="21"/>
+          <w14:ligatures w14:val="none"/>
+        </w:rPr>
+        <w:t>ySize</w:t>
+      </w:r>
+      <w:r>
+        <w:rPr>
+          <w:rFonts w:ascii="Consolas" w:eastAsia="Times New Roman" w:hAnsi="Consolas" w:cs="Times New Roman"/>
+          <w:color w:val="3B3B3B"/>
+          <w:kern w:val="0"/>
+          <w:sz w:val="21"/>
+          <w:szCs w:val="21"/>
+          <w14:ligatures w14:val="none"/>
+        </w:rPr>
+        <w:t xml:space="preserve">))] </w:t>
+      </w:r>
+      <w:r>
+        <w:rPr>
+          <w:rFonts w:ascii="Consolas" w:eastAsia="Times New Roman" w:hAnsi="Consolas" w:cs="Times New Roman"/>
+          <w:color w:val="AF00DB"/>
+          <w:kern w:val="0"/>
+          <w:sz w:val="21"/>
+          <w:szCs w:val="21"/>
+          <w14:ligatures w14:val="none"/>
+        </w:rPr>
+        <w:t>for</w:t>
+      </w:r>
+      <w:r>
+        <w:rPr>
+          <w:rFonts w:ascii="Consolas" w:eastAsia="Times New Roman" w:hAnsi="Consolas" w:cs="Times New Roman"/>
+          <w:color w:val="3B3B3B"/>
+          <w:kern w:val="0"/>
+          <w:sz w:val="21"/>
+          <w:szCs w:val="21"/>
+          <w14:ligatures w14:val="none"/>
+        </w:rPr>
+        <w:t xml:space="preserve"> </w:t>
+      </w:r>
+      <w:r>
+        <w:rPr>
+          <w:rFonts w:ascii="Consolas" w:eastAsia="Times New Roman" w:hAnsi="Consolas" w:cs="Times New Roman"/>
+          <w:color w:val="001080"/>
+          <w:kern w:val="0"/>
+          <w:sz w:val="21"/>
+          <w:szCs w:val="21"/>
+          <w14:ligatures w14:val="none"/>
+        </w:rPr>
+        <w:t>_</w:t>
+      </w:r>
+      <w:r>
+        <w:rPr>
+          <w:rFonts w:ascii="Consolas" w:eastAsia="Times New Roman" w:hAnsi="Consolas" w:cs="Times New Roman"/>
+          <w:color w:val="3B3B3B"/>
+          <w:kern w:val="0"/>
+          <w:sz w:val="21"/>
+          <w:szCs w:val="21"/>
+          <w14:ligatures w14:val="none"/>
+        </w:rPr>
+        <w:t xml:space="preserve"> </w:t>
+      </w:r>
+      <w:r>
+        <w:rPr>
+          <w:rFonts w:ascii="Consolas" w:eastAsia="Times New Roman" w:hAnsi="Consolas" w:cs="Times New Roman"/>
+          <w:color w:val="AF00DB"/>
+          <w:kern w:val="0"/>
+          <w:sz w:val="21"/>
+          <w:szCs w:val="21"/>
+          <w14:ligatures w14:val="none"/>
+        </w:rPr>
+        <w:t>in</w:t>
+      </w:r>
+      <w:r>
+        <w:rPr>
+          <w:rFonts w:ascii="Consolas" w:eastAsia="Times New Roman" w:hAnsi="Consolas" w:cs="Times New Roman"/>
+          <w:color w:val="3B3B3B"/>
+          <w:kern w:val="0"/>
+          <w:sz w:val="21"/>
+          <w:szCs w:val="21"/>
+          <w14:ligatures w14:val="none"/>
+        </w:rPr>
+        <w:t xml:space="preserve"> </w:t>
+      </w:r>
+      <w:r>
+        <w:rPr>
+          <w:rFonts w:ascii="Consolas" w:eastAsia="Times New Roman" w:hAnsi="Consolas" w:cs="Times New Roman"/>
+          <w:color w:val="267F99"/>
+          <w:kern w:val="0"/>
+          <w:sz w:val="21"/>
+          <w:szCs w:val="21"/>
+          <w14:ligatures w14:val="none"/>
+        </w:rPr>
+        <w:t>range</w:t>
+      </w:r>
+      <w:r>
+        <w:rPr>
+          <w:rFonts w:ascii="Consolas" w:eastAsia="Times New Roman" w:hAnsi="Consolas" w:cs="Times New Roman"/>
+          <w:color w:val="3B3B3B"/>
+          <w:kern w:val="0"/>
+          <w:sz w:val="21"/>
+          <w:szCs w:val="21"/>
+          <w14:ligatures w14:val="none"/>
+        </w:rPr>
+        <w:t>(</w:t>
+      </w:r>
+      <w:r>
+        <w:rPr>
+          <w:rFonts w:ascii="Consolas" w:eastAsia="Times New Roman" w:hAnsi="Consolas" w:cs="Times New Roman"/>
+          <w:color w:val="267F99"/>
+          <w:kern w:val="0"/>
+          <w:sz w:val="21"/>
+          <w:szCs w:val="21"/>
+          <w14:ligatures w14:val="none"/>
+        </w:rPr>
+        <w:t>int</w:t>
+      </w:r>
+      <w:r>
+        <w:rPr>
+          <w:rFonts w:ascii="Consolas" w:eastAsia="Times New Roman" w:hAnsi="Consolas" w:cs="Times New Roman"/>
+          <w:color w:val="3B3B3B"/>
+          <w:kern w:val="0"/>
+          <w:sz w:val="21"/>
+          <w:szCs w:val="21"/>
+          <w14:ligatures w14:val="none"/>
+        </w:rPr>
+        <w:t>(</w:t>
+      </w:r>
+      <w:r>
+        <w:rPr>
+          <w:rFonts w:ascii="Consolas" w:eastAsia="Times New Roman" w:hAnsi="Consolas" w:cs="Times New Roman"/>
+          <w:color w:val="001080"/>
+          <w:kern w:val="0"/>
+          <w:sz w:val="21"/>
+          <w:szCs w:val="21"/>
+          <w14:ligatures w14:val="none"/>
+        </w:rPr>
+        <w:t>xSize</w:t>
+      </w:r>
+      <w:r>
+        <w:rPr>
+          <w:rFonts w:ascii="Consolas" w:eastAsia="Times New Roman" w:hAnsi="Consolas" w:cs="Times New Roman"/>
+          <w:color w:val="3B3B3B"/>
+          <w:kern w:val="0"/>
+          <w:sz w:val="21"/>
+          <w:szCs w:val="21"/>
+          <w14:ligatures w14:val="none"/>
+        </w:rPr>
+        <w:t>))]</w:t>
       </w:r>
     </w:p>
     <w:p>
@@ -20815,106 +21030,18 @@
           <w:szCs w:val="21"/>
           <w14:ligatures w14:val="none"/>
         </w:rPr>
-        <w:t>            [</w:t>
-      </w:r>
-      <w:r>
-        <w:rPr>
-          <w:rFonts w:ascii="Consolas" w:eastAsia="Times New Roman" w:hAnsi="Consolas" w:cs="Times New Roman"/>
-          <w:color w:val="098658"/>
-          <w:kern w:val="0"/>
-          <w:sz w:val="21"/>
-          <w:szCs w:val="21"/>
-          <w14:ligatures w14:val="none"/>
-        </w:rPr>
-        <w:t>0</w:t>
-      </w:r>
-      <w:r>
-        <w:rPr>
-          <w:rFonts w:ascii="Consolas" w:eastAsia="Times New Roman" w:hAnsi="Consolas" w:cs="Times New Roman"/>
-          <w:color w:val="3B3B3B"/>
-          <w:kern w:val="0"/>
-          <w:sz w:val="21"/>
-          <w:szCs w:val="21"/>
-          <w14:ligatures w14:val="none"/>
-        </w:rPr>
-        <w:t xml:space="preserve"> </w:t>
-      </w:r>
-      <w:r>
-        <w:rPr>
-          <w:rFonts w:ascii="Consolas" w:eastAsia="Times New Roman" w:hAnsi="Consolas" w:cs="Times New Roman"/>
-          <w:color w:val="AF00DB"/>
-          <w:kern w:val="0"/>
-          <w:sz w:val="21"/>
-          <w:szCs w:val="21"/>
-          <w14:ligatures w14:val="none"/>
-        </w:rPr>
-        <w:t>for</w:t>
-      </w:r>
-      <w:r>
-        <w:rPr>
-          <w:rFonts w:ascii="Consolas" w:eastAsia="Times New Roman" w:hAnsi="Consolas" w:cs="Times New Roman"/>
-          <w:color w:val="3B3B3B"/>
-          <w:kern w:val="0"/>
-          <w:sz w:val="21"/>
-          <w:szCs w:val="21"/>
-          <w14:ligatures w14:val="none"/>
-        </w:rPr>
-        <w:t xml:space="preserve"> </w:t>
-      </w:r>
-      <w:r>
-        <w:rPr>
-          <w:rFonts w:ascii="Consolas" w:eastAsia="Times New Roman" w:hAnsi="Consolas" w:cs="Times New Roman"/>
-          <w:color w:val="001080"/>
-          <w:kern w:val="0"/>
-          <w:sz w:val="21"/>
-          <w:szCs w:val="21"/>
-          <w14:ligatures w14:val="none"/>
-        </w:rPr>
-        <w:t>_</w:t>
-      </w:r>
-      <w:r>
-        <w:rPr>
-          <w:rFonts w:ascii="Consolas" w:eastAsia="Times New Roman" w:hAnsi="Consolas" w:cs="Times New Roman"/>
-          <w:color w:val="3B3B3B"/>
-          <w:kern w:val="0"/>
-          <w:sz w:val="21"/>
-          <w:szCs w:val="21"/>
-          <w14:ligatures w14:val="none"/>
-        </w:rPr>
-        <w:t xml:space="preserve"> </w:t>
-      </w:r>
-      <w:r>
-        <w:rPr>
-          <w:rFonts w:ascii="Consolas" w:eastAsia="Times New Roman" w:hAnsi="Consolas" w:cs="Times New Roman"/>
-          <w:color w:val="AF00DB"/>
-          <w:kern w:val="0"/>
-          <w:sz w:val="21"/>
-          <w:szCs w:val="21"/>
-          <w14:ligatures w14:val="none"/>
-        </w:rPr>
-        <w:t>in</w:t>
-      </w:r>
-      <w:r>
-        <w:rPr>
-          <w:rFonts w:ascii="Consolas" w:eastAsia="Times New Roman" w:hAnsi="Consolas" w:cs="Times New Roman"/>
-          <w:color w:val="3B3B3B"/>
-          <w:kern w:val="0"/>
-          <w:sz w:val="21"/>
-          <w:szCs w:val="21"/>
-          <w14:ligatures w14:val="none"/>
-        </w:rPr>
-        <w:t xml:space="preserve"> </w:t>
-      </w:r>
-      <w:r>
-        <w:rPr>
-          <w:rFonts w:ascii="Consolas" w:eastAsia="Times New Roman" w:hAnsi="Consolas" w:cs="Times New Roman"/>
-          <w:color w:val="267F99"/>
-          <w:kern w:val="0"/>
-          <w:sz w:val="21"/>
-          <w:szCs w:val="21"/>
-          <w14:ligatures w14:val="none"/>
-        </w:rPr>
-        <w:t>range</w:t>
+        <w:t xml:space="preserve">        </w:t>
+      </w:r>
+      <w:r>
+        <w:rPr>
+          <w:rFonts w:ascii="Consolas" w:eastAsia="Times New Roman" w:hAnsi="Consolas" w:cs="Times New Roman"/>
+          <w:color w:val="795E26"/>
+          <w:kern w:val="0"/>
+          <w:sz w:val="21"/>
+          <w:szCs w:val="21"/>
+          <w14:ligatures w14:val="none"/>
+        </w:rPr>
+        <w:t>print</w:t>
       </w:r>
       <w:r>
         <w:rPr>
@@ -20930,178 +21057,24 @@
       <w:r>
         <w:rPr>
           <w:rFonts w:ascii="Consolas" w:eastAsia="Times New Roman" w:hAnsi="Consolas" w:cs="Times New Roman"/>
-          <w:color w:val="267F99"/>
-          <w:kern w:val="0"/>
-          <w:sz w:val="21"/>
-          <w:szCs w:val="21"/>
-          <w14:ligatures w14:val="none"/>
-        </w:rPr>
-        <w:t>int</w:t>
-      </w:r>
-      <w:r>
-        <w:rPr>
-          <w:rFonts w:ascii="Consolas" w:eastAsia="Times New Roman" w:hAnsi="Consolas" w:cs="Times New Roman"/>
-          <w:color w:val="3B3B3B"/>
-          <w:kern w:val="0"/>
-          <w:sz w:val="21"/>
-          <w:szCs w:val="21"/>
-          <w14:ligatures w14:val="none"/>
-        </w:rPr>
-        <w:t>(</w:t>
-      </w:r>
-      <w:r>
-        <w:rPr>
-          <w:rFonts w:ascii="Consolas" w:eastAsia="Times New Roman" w:hAnsi="Consolas" w:cs="Times New Roman"/>
-          <w:color w:val="001080"/>
-          <w:kern w:val="0"/>
-          <w:sz w:val="21"/>
-          <w:szCs w:val="21"/>
-          <w14:ligatures w14:val="none"/>
-        </w:rPr>
-        <w:t>ySize</w:t>
-      </w:r>
-      <w:r>
-        <w:rPr>
-          <w:rFonts w:ascii="Consolas" w:eastAsia="Times New Roman" w:hAnsi="Consolas" w:cs="Times New Roman"/>
-          <w:color w:val="3B3B3B"/>
-          <w:kern w:val="0"/>
-          <w:sz w:val="21"/>
-          <w:szCs w:val="21"/>
-          <w14:ligatures w14:val="none"/>
-        </w:rPr>
-        <w:t xml:space="preserve">))] </w:t>
-      </w:r>
-      <w:r>
-        <w:rPr>
-          <w:rFonts w:ascii="Consolas" w:eastAsia="Times New Roman" w:hAnsi="Consolas" w:cs="Times New Roman"/>
-          <w:color w:val="AF00DB"/>
-          <w:kern w:val="0"/>
-          <w:sz w:val="21"/>
-          <w:szCs w:val="21"/>
-          <w14:ligatures w14:val="none"/>
-        </w:rPr>
-        <w:t>for</w:t>
-      </w:r>
-      <w:r>
-        <w:rPr>
-          <w:rFonts w:ascii="Consolas" w:eastAsia="Times New Roman" w:hAnsi="Consolas" w:cs="Times New Roman"/>
-          <w:color w:val="3B3B3B"/>
-          <w:kern w:val="0"/>
-          <w:sz w:val="21"/>
-          <w:szCs w:val="21"/>
-          <w14:ligatures w14:val="none"/>
-        </w:rPr>
-        <w:t xml:space="preserve"> </w:t>
-      </w:r>
-      <w:r>
-        <w:rPr>
-          <w:rFonts w:ascii="Consolas" w:eastAsia="Times New Roman" w:hAnsi="Consolas" w:cs="Times New Roman"/>
-          <w:color w:val="001080"/>
-          <w:kern w:val="0"/>
-          <w:sz w:val="21"/>
-          <w:szCs w:val="21"/>
-          <w14:ligatures w14:val="none"/>
-        </w:rPr>
-        <w:t>_</w:t>
-      </w:r>
-      <w:r>
-        <w:rPr>
-          <w:rFonts w:ascii="Consolas" w:eastAsia="Times New Roman" w:hAnsi="Consolas" w:cs="Times New Roman"/>
-          <w:color w:val="3B3B3B"/>
-          <w:kern w:val="0"/>
-          <w:sz w:val="21"/>
-          <w:szCs w:val="21"/>
-          <w14:ligatures w14:val="none"/>
-        </w:rPr>
-        <w:t xml:space="preserve"> </w:t>
-      </w:r>
-      <w:r>
-        <w:rPr>
-          <w:rFonts w:ascii="Consolas" w:eastAsia="Times New Roman" w:hAnsi="Consolas" w:cs="Times New Roman"/>
-          <w:color w:val="AF00DB"/>
-          <w:kern w:val="0"/>
-          <w:sz w:val="21"/>
-          <w:szCs w:val="21"/>
-          <w14:ligatures w14:val="none"/>
-        </w:rPr>
-        <w:t>in</w:t>
-      </w:r>
-      <w:r>
-        <w:rPr>
-          <w:rFonts w:ascii="Consolas" w:eastAsia="Times New Roman" w:hAnsi="Consolas" w:cs="Times New Roman"/>
-          <w:color w:val="3B3B3B"/>
-          <w:kern w:val="0"/>
-          <w:sz w:val="21"/>
-          <w:szCs w:val="21"/>
-          <w14:ligatures w14:val="none"/>
-        </w:rPr>
-        <w:t xml:space="preserve"> </w:t>
-      </w:r>
-      <w:r>
-        <w:rPr>
-          <w:rFonts w:ascii="Consolas" w:eastAsia="Times New Roman" w:hAnsi="Consolas" w:cs="Times New Roman"/>
-          <w:color w:val="267F99"/>
-          <w:kern w:val="0"/>
-          <w:sz w:val="21"/>
-          <w:szCs w:val="21"/>
-          <w14:ligatures w14:val="none"/>
-        </w:rPr>
-        <w:t>range</w:t>
-      </w:r>
-      <w:r>
-        <w:rPr>
-          <w:rFonts w:ascii="Consolas" w:eastAsia="Times New Roman" w:hAnsi="Consolas" w:cs="Times New Roman"/>
-          <w:color w:val="3B3B3B"/>
-          <w:kern w:val="0"/>
-          <w:sz w:val="21"/>
-          <w:szCs w:val="21"/>
-          <w14:ligatures w14:val="none"/>
-        </w:rPr>
-        <w:t>(</w:t>
-      </w:r>
-      <w:r>
-        <w:rPr>
-          <w:rFonts w:ascii="Consolas" w:eastAsia="Times New Roman" w:hAnsi="Consolas" w:cs="Times New Roman"/>
-          <w:color w:val="267F99"/>
-          <w:kern w:val="0"/>
-          <w:sz w:val="21"/>
-          <w:szCs w:val="21"/>
-          <w14:ligatures w14:val="none"/>
-        </w:rPr>
-        <w:t>int</w:t>
-      </w:r>
-      <w:r>
-        <w:rPr>
-          <w:rFonts w:ascii="Consolas" w:eastAsia="Times New Roman" w:hAnsi="Consolas" w:cs="Times New Roman"/>
-          <w:color w:val="3B3B3B"/>
-          <w:kern w:val="0"/>
-          <w:sz w:val="21"/>
-          <w:szCs w:val="21"/>
-          <w14:ligatures w14:val="none"/>
-        </w:rPr>
-        <w:t>(</w:t>
-      </w:r>
-      <w:r>
-        <w:rPr>
-          <w:rFonts w:ascii="Consolas" w:eastAsia="Times New Roman" w:hAnsi="Consolas" w:cs="Times New Roman"/>
-          <w:color w:val="001080"/>
-          <w:kern w:val="0"/>
-          <w:sz w:val="21"/>
-          <w:szCs w:val="21"/>
-          <w14:ligatures w14:val="none"/>
-        </w:rPr>
-        <w:t>xSize</w:t>
-      </w:r>
-      <w:r>
-        <w:rPr>
-          <w:rFonts w:ascii="Consolas" w:eastAsia="Times New Roman" w:hAnsi="Consolas" w:cs="Times New Roman"/>
-          <w:color w:val="3B3B3B"/>
-          <w:kern w:val="0"/>
-          <w:sz w:val="21"/>
-          <w:szCs w:val="21"/>
-          <w14:ligatures w14:val="none"/>
-        </w:rPr>
-        <w:t>))]</w:t>
+          <w:color w:val="A31515"/>
+          <w:kern w:val="0"/>
+          <w:sz w:val="21"/>
+          <w:szCs w:val="21"/>
+          <w14:ligatures w14:val="none"/>
+        </w:rPr>
+        <w:t>"Finished building matrices"</w:t>
+      </w:r>
+      <w:r>
+        <w:rPr>
+          <w:rFonts w:ascii="Consolas" w:eastAsia="Times New Roman" w:hAnsi="Consolas" w:cs="Times New Roman"/>
+          <w:color w:val="3B3B3B"/>
+          <w:kern w:val="0"/>
+          <w:sz w:val="21"/>
+          <w:szCs w:val="21"/>
+          <w14:ligatures w14:val="none"/>
+        </w:rPr>
+        <w:t>)</w:t>
       </w:r>
     </w:p>
     <w:p>
@@ -21132,46 +21105,46 @@
       <w:r>
         <w:rPr>
           <w:rFonts w:ascii="Consolas" w:eastAsia="Times New Roman" w:hAnsi="Consolas" w:cs="Times New Roman"/>
-          <w:color w:val="795E26"/>
-          <w:kern w:val="0"/>
-          <w:sz w:val="21"/>
-          <w:szCs w:val="21"/>
-          <w14:ligatures w14:val="none"/>
-        </w:rPr>
-        <w:t>print</w:t>
-      </w:r>
-      <w:r>
-        <w:rPr>
-          <w:rFonts w:ascii="Consolas" w:eastAsia="Times New Roman" w:hAnsi="Consolas" w:cs="Times New Roman"/>
-          <w:color w:val="3B3B3B"/>
-          <w:kern w:val="0"/>
-          <w:sz w:val="21"/>
-          <w:szCs w:val="21"/>
-          <w14:ligatures w14:val="none"/>
-        </w:rPr>
-        <w:t>(</w:t>
-      </w:r>
-      <w:r>
-        <w:rPr>
-          <w:rFonts w:ascii="Consolas" w:eastAsia="Times New Roman" w:hAnsi="Consolas" w:cs="Times New Roman"/>
-          <w:color w:val="A31515"/>
-          <w:kern w:val="0"/>
-          <w:sz w:val="21"/>
-          <w:szCs w:val="21"/>
-          <w14:ligatures w14:val="none"/>
-        </w:rPr>
-        <w:t>"Finished building matrices"</w:t>
-      </w:r>
-      <w:r>
-        <w:rPr>
-          <w:rFonts w:ascii="Consolas" w:eastAsia="Times New Roman" w:hAnsi="Consolas" w:cs="Times New Roman"/>
-          <w:color w:val="3B3B3B"/>
-          <w:kern w:val="0"/>
-          <w:sz w:val="21"/>
-          <w:szCs w:val="21"/>
-          <w14:ligatures w14:val="none"/>
-        </w:rPr>
-        <w:t>)</w:t>
+          <w:color w:val="001080"/>
+          <w:kern w:val="0"/>
+          <w:sz w:val="21"/>
+          <w:szCs w:val="21"/>
+          <w14:ligatures w14:val="none"/>
+        </w:rPr>
+        <w:t>threads</w:t>
+      </w:r>
+      <w:r>
+        <w:rPr>
+          <w:rFonts w:ascii="Consolas" w:eastAsia="Times New Roman" w:hAnsi="Consolas" w:cs="Times New Roman"/>
+          <w:color w:val="3B3B3B"/>
+          <w:kern w:val="0"/>
+          <w:sz w:val="21"/>
+          <w:szCs w:val="21"/>
+          <w14:ligatures w14:val="none"/>
+        </w:rPr>
+        <w:t xml:space="preserve"> </w:t>
+      </w:r>
+      <w:r>
+        <w:rPr>
+          <w:rFonts w:ascii="Consolas" w:eastAsia="Times New Roman" w:hAnsi="Consolas" w:cs="Times New Roman"/>
+          <w:color w:val="000000"/>
+          <w:kern w:val="0"/>
+          <w:sz w:val="21"/>
+          <w:szCs w:val="21"/>
+          <w14:ligatures w14:val="none"/>
+        </w:rPr>
+        <w:t>=</w:t>
+      </w:r>
+      <w:r>
+        <w:rPr>
+          <w:rFonts w:ascii="Consolas" w:eastAsia="Times New Roman" w:hAnsi="Consolas" w:cs="Times New Roman"/>
+          <w:color w:val="3B3B3B"/>
+          <w:kern w:val="0"/>
+          <w:sz w:val="21"/>
+          <w:szCs w:val="21"/>
+          <w14:ligatures w14:val="none"/>
+        </w:rPr>
+        <w:t xml:space="preserve"> []</w:t>
       </w:r>
     </w:p>
     <w:p>
@@ -21202,13 +21175,13 @@
       <w:r>
         <w:rPr>
           <w:rFonts w:ascii="Consolas" w:eastAsia="Times New Roman" w:hAnsi="Consolas" w:cs="Times New Roman"/>
-          <w:color w:val="001080"/>
-          <w:kern w:val="0"/>
-          <w:sz w:val="21"/>
-          <w:szCs w:val="21"/>
-          <w14:ligatures w14:val="none"/>
-        </w:rPr>
-        <w:t>threads</w:t>
+          <w:color w:val="AF00DB"/>
+          <w:kern w:val="0"/>
+          <w:sz w:val="21"/>
+          <w:szCs w:val="21"/>
+          <w14:ligatures w14:val="none"/>
+        </w:rPr>
+        <w:t>for</w:t>
       </w:r>
       <w:r>
         <w:rPr>
@@ -21224,24 +21197,90 @@
       <w:r>
         <w:rPr>
           <w:rFonts w:ascii="Consolas" w:eastAsia="Times New Roman" w:hAnsi="Consolas" w:cs="Times New Roman"/>
-          <w:color w:val="000000"/>
-          <w:kern w:val="0"/>
-          <w:sz w:val="21"/>
-          <w:szCs w:val="21"/>
-          <w14:ligatures w14:val="none"/>
-        </w:rPr>
-        <w:t>=</w:t>
-      </w:r>
-      <w:r>
-        <w:rPr>
-          <w:rFonts w:ascii="Consolas" w:eastAsia="Times New Roman" w:hAnsi="Consolas" w:cs="Times New Roman"/>
-          <w:color w:val="3B3B3B"/>
-          <w:kern w:val="0"/>
-          <w:sz w:val="21"/>
-          <w:szCs w:val="21"/>
-          <w14:ligatures w14:val="none"/>
-        </w:rPr>
-        <w:t xml:space="preserve"> []</w:t>
+          <w:color w:val="001080"/>
+          <w:kern w:val="0"/>
+          <w:sz w:val="21"/>
+          <w:szCs w:val="21"/>
+          <w14:ligatures w14:val="none"/>
+        </w:rPr>
+        <w:t>_</w:t>
+      </w:r>
+      <w:r>
+        <w:rPr>
+          <w:rFonts w:ascii="Consolas" w:eastAsia="Times New Roman" w:hAnsi="Consolas" w:cs="Times New Roman"/>
+          <w:color w:val="3B3B3B"/>
+          <w:kern w:val="0"/>
+          <w:sz w:val="21"/>
+          <w:szCs w:val="21"/>
+          <w14:ligatures w14:val="none"/>
+        </w:rPr>
+        <w:t xml:space="preserve"> </w:t>
+      </w:r>
+      <w:r>
+        <w:rPr>
+          <w:rFonts w:ascii="Consolas" w:eastAsia="Times New Roman" w:hAnsi="Consolas" w:cs="Times New Roman"/>
+          <w:color w:val="AF00DB"/>
+          <w:kern w:val="0"/>
+          <w:sz w:val="21"/>
+          <w:szCs w:val="21"/>
+          <w14:ligatures w14:val="none"/>
+        </w:rPr>
+        <w:t>in</w:t>
+      </w:r>
+      <w:r>
+        <w:rPr>
+          <w:rFonts w:ascii="Consolas" w:eastAsia="Times New Roman" w:hAnsi="Consolas" w:cs="Times New Roman"/>
+          <w:color w:val="3B3B3B"/>
+          <w:kern w:val="0"/>
+          <w:sz w:val="21"/>
+          <w:szCs w:val="21"/>
+          <w14:ligatures w14:val="none"/>
+        </w:rPr>
+        <w:t xml:space="preserve"> </w:t>
+      </w:r>
+      <w:r>
+        <w:rPr>
+          <w:rFonts w:ascii="Consolas" w:eastAsia="Times New Roman" w:hAnsi="Consolas" w:cs="Times New Roman"/>
+          <w:color w:val="267F99"/>
+          <w:kern w:val="0"/>
+          <w:sz w:val="21"/>
+          <w:szCs w:val="21"/>
+          <w14:ligatures w14:val="none"/>
+        </w:rPr>
+        <w:t>range</w:t>
+      </w:r>
+      <w:r>
+        <w:rPr>
+          <w:rFonts w:ascii="Consolas" w:eastAsia="Times New Roman" w:hAnsi="Consolas" w:cs="Times New Roman"/>
+          <w:color w:val="3B3B3B"/>
+          <w:kern w:val="0"/>
+          <w:sz w:val="21"/>
+          <w:szCs w:val="21"/>
+          <w14:ligatures w14:val="none"/>
+        </w:rPr>
+        <w:t>(</w:t>
+      </w:r>
+      <w:r>
+        <w:rPr>
+          <w:rFonts w:ascii="Consolas" w:eastAsia="Times New Roman" w:hAnsi="Consolas" w:cs="Times New Roman"/>
+          <w:color w:val="001080"/>
+          <w:kern w:val="0"/>
+          <w:sz w:val="21"/>
+          <w:szCs w:val="21"/>
+          <w14:ligatures w14:val="none"/>
+        </w:rPr>
+        <w:t>cpu_num</w:t>
+      </w:r>
+      <w:r>
+        <w:rPr>
+          <w:rFonts w:ascii="Consolas" w:eastAsia="Times New Roman" w:hAnsi="Consolas" w:cs="Times New Roman"/>
+          <w:color w:val="3B3B3B"/>
+          <w:kern w:val="0"/>
+          <w:sz w:val="21"/>
+          <w:szCs w:val="21"/>
+          <w14:ligatures w14:val="none"/>
+        </w:rPr>
+        <w:t>):</w:t>
       </w:r>
     </w:p>
     <w:p>
@@ -21267,18 +21306,18 @@
           <w:szCs w:val="21"/>
           <w14:ligatures w14:val="none"/>
         </w:rPr>
-        <w:t xml:space="preserve">        </w:t>
-      </w:r>
-      <w:r>
-        <w:rPr>
-          <w:rFonts w:ascii="Consolas" w:eastAsia="Times New Roman" w:hAnsi="Consolas" w:cs="Times New Roman"/>
-          <w:color w:val="AF00DB"/>
-          <w:kern w:val="0"/>
-          <w:sz w:val="21"/>
-          <w:szCs w:val="21"/>
-          <w14:ligatures w14:val="none"/>
-        </w:rPr>
-        <w:t>for</w:t>
+        <w:t xml:space="preserve">            </w:t>
+      </w:r>
+      <w:r>
+        <w:rPr>
+          <w:rFonts w:ascii="Consolas" w:eastAsia="Times New Roman" w:hAnsi="Consolas" w:cs="Times New Roman"/>
+          <w:color w:val="001080"/>
+          <w:kern w:val="0"/>
+          <w:sz w:val="21"/>
+          <w:szCs w:val="21"/>
+          <w14:ligatures w14:val="none"/>
+        </w:rPr>
+        <w:t>t</w:t>
       </w:r>
       <w:r>
         <w:rPr>
@@ -21294,13 +21333,13 @@
       <w:r>
         <w:rPr>
           <w:rFonts w:ascii="Consolas" w:eastAsia="Times New Roman" w:hAnsi="Consolas" w:cs="Times New Roman"/>
-          <w:color w:val="001080"/>
-          <w:kern w:val="0"/>
-          <w:sz w:val="21"/>
-          <w:szCs w:val="21"/>
-          <w14:ligatures w14:val="none"/>
-        </w:rPr>
-        <w:t>_</w:t>
+          <w:color w:val="000000"/>
+          <w:kern w:val="0"/>
+          <w:sz w:val="21"/>
+          <w:szCs w:val="21"/>
+          <w14:ligatures w14:val="none"/>
+        </w:rPr>
+        <w:t>=</w:t>
       </w:r>
       <w:r>
         <w:rPr>
@@ -21316,35 +21355,13 @@
       <w:r>
         <w:rPr>
           <w:rFonts w:ascii="Consolas" w:eastAsia="Times New Roman" w:hAnsi="Consolas" w:cs="Times New Roman"/>
-          <w:color w:val="AF00DB"/>
-          <w:kern w:val="0"/>
-          <w:sz w:val="21"/>
-          <w:szCs w:val="21"/>
-          <w14:ligatures w14:val="none"/>
-        </w:rPr>
-        <w:t>in</w:t>
-      </w:r>
-      <w:r>
-        <w:rPr>
-          <w:rFonts w:ascii="Consolas" w:eastAsia="Times New Roman" w:hAnsi="Consolas" w:cs="Times New Roman"/>
-          <w:color w:val="3B3B3B"/>
-          <w:kern w:val="0"/>
-          <w:sz w:val="21"/>
-          <w:szCs w:val="21"/>
-          <w14:ligatures w14:val="none"/>
-        </w:rPr>
-        <w:t xml:space="preserve"> </w:t>
-      </w:r>
-      <w:r>
-        <w:rPr>
-          <w:rFonts w:ascii="Consolas" w:eastAsia="Times New Roman" w:hAnsi="Consolas" w:cs="Times New Roman"/>
           <w:color w:val="267F99"/>
           <w:kern w:val="0"/>
           <w:sz w:val="21"/>
           <w:szCs w:val="21"/>
           <w14:ligatures w14:val="none"/>
         </w:rPr>
-        <w:t>range</w:t>
+        <w:t>Thread</w:t>
       </w:r>
       <w:r>
         <w:rPr>
@@ -21366,18 +21383,73 @@
           <w:szCs w:val="21"/>
           <w14:ligatures w14:val="none"/>
         </w:rPr>
-        <w:t>cpu_num</w:t>
-      </w:r>
-      <w:r>
-        <w:rPr>
-          <w:rFonts w:ascii="Consolas" w:eastAsia="Times New Roman" w:hAnsi="Consolas" w:cs="Times New Roman"/>
-          <w:color w:val="3B3B3B"/>
-          <w:kern w:val="0"/>
-          <w:sz w:val="21"/>
-          <w:szCs w:val="21"/>
-          <w14:ligatures w14:val="none"/>
-        </w:rPr>
-        <w:t>):</w:t>
+        <w:t>target</w:t>
+      </w:r>
+      <w:r>
+        <w:rPr>
+          <w:rFonts w:ascii="Consolas" w:eastAsia="Times New Roman" w:hAnsi="Consolas" w:cs="Times New Roman"/>
+          <w:color w:val="000000"/>
+          <w:kern w:val="0"/>
+          <w:sz w:val="21"/>
+          <w:szCs w:val="21"/>
+          <w14:ligatures w14:val="none"/>
+        </w:rPr>
+        <w:t>=</w:t>
+      </w:r>
+      <w:r>
+        <w:rPr>
+          <w:rFonts w:ascii="Consolas" w:eastAsia="Times New Roman" w:hAnsi="Consolas" w:cs="Times New Roman"/>
+          <w:color w:val="795E26"/>
+          <w:kern w:val="0"/>
+          <w:sz w:val="21"/>
+          <w:szCs w:val="21"/>
+          <w14:ligatures w14:val="none"/>
+        </w:rPr>
+        <w:t>InitMatricesAndCalResistance</w:t>
+      </w:r>
+      <w:r>
+        <w:rPr>
+          <w:rFonts w:ascii="Consolas" w:eastAsia="Times New Roman" w:hAnsi="Consolas" w:cs="Times New Roman"/>
+          <w:color w:val="3B3B3B"/>
+          <w:kern w:val="0"/>
+          <w:sz w:val="21"/>
+          <w:szCs w:val="21"/>
+          <w14:ligatures w14:val="none"/>
+        </w:rPr>
+        <w:t xml:space="preserve">, </w:t>
+      </w:r>
+      <w:r>
+        <w:rPr>
+          <w:rFonts w:ascii="Consolas" w:eastAsia="Times New Roman" w:hAnsi="Consolas" w:cs="Times New Roman"/>
+          <w:color w:val="001080"/>
+          <w:kern w:val="0"/>
+          <w:sz w:val="21"/>
+          <w:szCs w:val="21"/>
+          <w14:ligatures w14:val="none"/>
+        </w:rPr>
+        <w:t>args</w:t>
+      </w:r>
+      <w:r>
+        <w:rPr>
+          <w:rFonts w:ascii="Consolas" w:eastAsia="Times New Roman" w:hAnsi="Consolas" w:cs="Times New Roman"/>
+          <w:color w:val="000000"/>
+          <w:kern w:val="0"/>
+          <w:sz w:val="21"/>
+          <w:szCs w:val="21"/>
+          <w14:ligatures w14:val="none"/>
+        </w:rPr>
+        <w:t>=</w:t>
+      </w:r>
+      <w:r>
+        <w:rPr>
+          <w:rFonts w:ascii="Consolas" w:eastAsia="Times New Roman" w:hAnsi="Consolas" w:cs="Times New Roman"/>
+          <w:color w:val="3B3B3B"/>
+          <w:kern w:val="0"/>
+          <w:sz w:val="21"/>
+          <w:szCs w:val="21"/>
+          <w14:ligatures w14:val="none"/>
+        </w:rPr>
+        <w:t>(</w:t>
       </w:r>
     </w:p>
     <w:p>
@@ -21403,106 +21475,18 @@
           <w:szCs w:val="21"/>
           <w14:ligatures w14:val="none"/>
         </w:rPr>
-        <w:t xml:space="preserve">            </w:t>
-      </w:r>
-      <w:r>
-        <w:rPr>
-          <w:rFonts w:ascii="Consolas" w:eastAsia="Times New Roman" w:hAnsi="Consolas" w:cs="Times New Roman"/>
-          <w:color w:val="001080"/>
-          <w:kern w:val="0"/>
-          <w:sz w:val="21"/>
-          <w:szCs w:val="21"/>
-          <w14:ligatures w14:val="none"/>
-        </w:rPr>
-        <w:t>t</w:t>
-      </w:r>
-      <w:r>
-        <w:rPr>
-          <w:rFonts w:ascii="Consolas" w:eastAsia="Times New Roman" w:hAnsi="Consolas" w:cs="Times New Roman"/>
-          <w:color w:val="3B3B3B"/>
-          <w:kern w:val="0"/>
-          <w:sz w:val="21"/>
-          <w:szCs w:val="21"/>
-          <w14:ligatures w14:val="none"/>
-        </w:rPr>
-        <w:t xml:space="preserve"> </w:t>
-      </w:r>
-      <w:r>
-        <w:rPr>
-          <w:rFonts w:ascii="Consolas" w:eastAsia="Times New Roman" w:hAnsi="Consolas" w:cs="Times New Roman"/>
-          <w:color w:val="000000"/>
-          <w:kern w:val="0"/>
-          <w:sz w:val="21"/>
-          <w:szCs w:val="21"/>
-          <w14:ligatures w14:val="none"/>
-        </w:rPr>
-        <w:t>=</w:t>
-      </w:r>
-      <w:r>
-        <w:rPr>
-          <w:rFonts w:ascii="Consolas" w:eastAsia="Times New Roman" w:hAnsi="Consolas" w:cs="Times New Roman"/>
-          <w:color w:val="3B3B3B"/>
-          <w:kern w:val="0"/>
-          <w:sz w:val="21"/>
-          <w:szCs w:val="21"/>
-          <w14:ligatures w14:val="none"/>
-        </w:rPr>
-        <w:t xml:space="preserve"> </w:t>
-      </w:r>
-      <w:r>
-        <w:rPr>
-          <w:rFonts w:ascii="Consolas" w:eastAsia="Times New Roman" w:hAnsi="Consolas" w:cs="Times New Roman"/>
-          <w:color w:val="267F99"/>
-          <w:kern w:val="0"/>
-          <w:sz w:val="21"/>
-          <w:szCs w:val="21"/>
-          <w14:ligatures w14:val="none"/>
-        </w:rPr>
-        <w:t>Thread</w:t>
-      </w:r>
-      <w:r>
-        <w:rPr>
-          <w:rFonts w:ascii="Consolas" w:eastAsia="Times New Roman" w:hAnsi="Consolas" w:cs="Times New Roman"/>
-          <w:color w:val="3B3B3B"/>
-          <w:kern w:val="0"/>
-          <w:sz w:val="21"/>
-          <w:szCs w:val="21"/>
-          <w14:ligatures w14:val="none"/>
-        </w:rPr>
-        <w:t>(</w:t>
-      </w:r>
-      <w:r>
-        <w:rPr>
-          <w:rFonts w:ascii="Consolas" w:eastAsia="Times New Roman" w:hAnsi="Consolas" w:cs="Times New Roman"/>
-          <w:color w:val="001080"/>
-          <w:kern w:val="0"/>
-          <w:sz w:val="21"/>
-          <w:szCs w:val="21"/>
-          <w14:ligatures w14:val="none"/>
-        </w:rPr>
-        <w:t>target</w:t>
-      </w:r>
-      <w:r>
-        <w:rPr>
-          <w:rFonts w:ascii="Consolas" w:eastAsia="Times New Roman" w:hAnsi="Consolas" w:cs="Times New Roman"/>
-          <w:color w:val="000000"/>
-          <w:kern w:val="0"/>
-          <w:sz w:val="21"/>
-          <w:szCs w:val="21"/>
-          <w14:ligatures w14:val="none"/>
-        </w:rPr>
-        <w:t>=</w:t>
-      </w:r>
-      <w:r>
-        <w:rPr>
-          <w:rFonts w:ascii="Consolas" w:eastAsia="Times New Roman" w:hAnsi="Consolas" w:cs="Times New Roman"/>
-          <w:color w:val="795E26"/>
-          <w:kern w:val="0"/>
-          <w:sz w:val="21"/>
-          <w:szCs w:val="21"/>
-          <w14:ligatures w14:val="none"/>
-        </w:rPr>
-        <w:t>InitMatricesAndCalResistance</w:t>
+        <w:t xml:space="preserve">                </w:t>
+      </w:r>
+      <w:r>
+        <w:rPr>
+          <w:rFonts w:ascii="Consolas" w:eastAsia="Times New Roman" w:hAnsi="Consolas" w:cs="Times New Roman"/>
+          <w:color w:val="001080"/>
+          <w:kern w:val="0"/>
+          <w:sz w:val="21"/>
+          <w:szCs w:val="21"/>
+          <w14:ligatures w14:val="none"/>
+        </w:rPr>
+        <w:t>fileQ</w:t>
       </w:r>
       <w:r>
         <w:rPr>
@@ -21524,29 +21508,62 @@
           <w:szCs w:val="21"/>
           <w14:ligatures w14:val="none"/>
         </w:rPr>
-        <w:t>args</w:t>
-      </w:r>
-      <w:r>
-        <w:rPr>
-          <w:rFonts w:ascii="Consolas" w:eastAsia="Times New Roman" w:hAnsi="Consolas" w:cs="Times New Roman"/>
-          <w:color w:val="000000"/>
-          <w:kern w:val="0"/>
-          <w:sz w:val="21"/>
-          <w:szCs w:val="21"/>
-          <w14:ligatures w14:val="none"/>
-        </w:rPr>
-        <w:t>=</w:t>
-      </w:r>
-      <w:r>
-        <w:rPr>
-          <w:rFonts w:ascii="Consolas" w:eastAsia="Times New Roman" w:hAnsi="Consolas" w:cs="Times New Roman"/>
-          <w:color w:val="3B3B3B"/>
-          <w:kern w:val="0"/>
-          <w:sz w:val="21"/>
-          <w:szCs w:val="21"/>
-          <w14:ligatures w14:val="none"/>
-        </w:rPr>
-        <w:t>(</w:t>
+        <w:t>wiresQ</w:t>
+      </w:r>
+      <w:r>
+        <w:rPr>
+          <w:rFonts w:ascii="Consolas" w:eastAsia="Times New Roman" w:hAnsi="Consolas" w:cs="Times New Roman"/>
+          <w:color w:val="3B3B3B"/>
+          <w:kern w:val="0"/>
+          <w:sz w:val="21"/>
+          <w:szCs w:val="21"/>
+          <w14:ligatures w14:val="none"/>
+        </w:rPr>
+        <w:t xml:space="preserve">, </w:t>
+      </w:r>
+      <w:r>
+        <w:rPr>
+          <w:rFonts w:ascii="Consolas" w:eastAsia="Times New Roman" w:hAnsi="Consolas" w:cs="Times New Roman"/>
+          <w:color w:val="001080"/>
+          <w:kern w:val="0"/>
+          <w:sz w:val="21"/>
+          <w:szCs w:val="21"/>
+          <w14:ligatures w14:val="none"/>
+        </w:rPr>
+        <w:t>verticalMatrix</w:t>
+      </w:r>
+      <w:r>
+        <w:rPr>
+          <w:rFonts w:ascii="Consolas" w:eastAsia="Times New Roman" w:hAnsi="Consolas" w:cs="Times New Roman"/>
+          <w:color w:val="3B3B3B"/>
+          <w:kern w:val="0"/>
+          <w:sz w:val="21"/>
+          <w:szCs w:val="21"/>
+          <w14:ligatures w14:val="none"/>
+        </w:rPr>
+        <w:t xml:space="preserve">, </w:t>
+      </w:r>
+      <w:r>
+        <w:rPr>
+          <w:rFonts w:ascii="Consolas" w:eastAsia="Times New Roman" w:hAnsi="Consolas" w:cs="Times New Roman"/>
+          <w:color w:val="001080"/>
+          <w:kern w:val="0"/>
+          <w:sz w:val="21"/>
+          <w:szCs w:val="21"/>
+          <w14:ligatures w14:val="none"/>
+        </w:rPr>
+        <w:t>hortizontalMatrix</w:t>
+      </w:r>
+      <w:r>
+        <w:rPr>
+          <w:rFonts w:ascii="Consolas" w:eastAsia="Times New Roman" w:hAnsi="Consolas" w:cs="Times New Roman"/>
+          <w:color w:val="3B3B3B"/>
+          <w:kern w:val="0"/>
+          <w:sz w:val="21"/>
+          <w:szCs w:val="21"/>
+          <w14:ligatures w14:val="none"/>
+        </w:rPr>
+        <w:t>))</w:t>
       </w:r>
     </w:p>
     <w:p>
@@ -21572,95 +21589,51 @@
           <w:szCs w:val="21"/>
           <w14:ligatures w14:val="none"/>
         </w:rPr>
-        <w:t xml:space="preserve">                </w:t>
-      </w:r>
-      <w:r>
-        <w:rPr>
-          <w:rFonts w:ascii="Consolas" w:eastAsia="Times New Roman" w:hAnsi="Consolas" w:cs="Times New Roman"/>
-          <w:color w:val="001080"/>
-          <w:kern w:val="0"/>
-          <w:sz w:val="21"/>
-          <w:szCs w:val="21"/>
-          <w14:ligatures w14:val="none"/>
-        </w:rPr>
-        <w:t>fileQ</w:t>
-      </w:r>
-      <w:r>
-        <w:rPr>
-          <w:rFonts w:ascii="Consolas" w:eastAsia="Times New Roman" w:hAnsi="Consolas" w:cs="Times New Roman"/>
-          <w:color w:val="3B3B3B"/>
-          <w:kern w:val="0"/>
-          <w:sz w:val="21"/>
-          <w:szCs w:val="21"/>
-          <w14:ligatures w14:val="none"/>
-        </w:rPr>
-        <w:t xml:space="preserve">, </w:t>
-      </w:r>
-      <w:r>
-        <w:rPr>
-          <w:rFonts w:ascii="Consolas" w:eastAsia="Times New Roman" w:hAnsi="Consolas" w:cs="Times New Roman"/>
-          <w:color w:val="001080"/>
-          <w:kern w:val="0"/>
-          <w:sz w:val="21"/>
-          <w:szCs w:val="21"/>
-          <w14:ligatures w14:val="none"/>
-        </w:rPr>
-        <w:t>wiresQ</w:t>
-      </w:r>
-      <w:r>
-        <w:rPr>
-          <w:rFonts w:ascii="Consolas" w:eastAsia="Times New Roman" w:hAnsi="Consolas" w:cs="Times New Roman"/>
-          <w:color w:val="3B3B3B"/>
-          <w:kern w:val="0"/>
-          <w:sz w:val="21"/>
-          <w:szCs w:val="21"/>
-          <w14:ligatures w14:val="none"/>
-        </w:rPr>
-        <w:t xml:space="preserve">, </w:t>
-      </w:r>
-      <w:r>
-        <w:rPr>
-          <w:rFonts w:ascii="Consolas" w:eastAsia="Times New Roman" w:hAnsi="Consolas" w:cs="Times New Roman"/>
-          <w:color w:val="001080"/>
-          <w:kern w:val="0"/>
-          <w:sz w:val="21"/>
-          <w:szCs w:val="21"/>
-          <w14:ligatures w14:val="none"/>
-        </w:rPr>
-        <w:t>verticalMatrix</w:t>
-      </w:r>
-      <w:r>
-        <w:rPr>
-          <w:rFonts w:ascii="Consolas" w:eastAsia="Times New Roman" w:hAnsi="Consolas" w:cs="Times New Roman"/>
-          <w:color w:val="3B3B3B"/>
-          <w:kern w:val="0"/>
-          <w:sz w:val="21"/>
-          <w:szCs w:val="21"/>
-          <w14:ligatures w14:val="none"/>
-        </w:rPr>
-        <w:t xml:space="preserve">, </w:t>
-      </w:r>
-      <w:r>
-        <w:rPr>
-          <w:rFonts w:ascii="Consolas" w:eastAsia="Times New Roman" w:hAnsi="Consolas" w:cs="Times New Roman"/>
-          <w:color w:val="001080"/>
-          <w:kern w:val="0"/>
-          <w:sz w:val="21"/>
-          <w:szCs w:val="21"/>
-          <w14:ligatures w14:val="none"/>
-        </w:rPr>
-        <w:t>hortizontalMatrix</w:t>
-      </w:r>
-      <w:r>
-        <w:rPr>
-          <w:rFonts w:ascii="Consolas" w:eastAsia="Times New Roman" w:hAnsi="Consolas" w:cs="Times New Roman"/>
-          <w:color w:val="3B3B3B"/>
-          <w:kern w:val="0"/>
-          <w:sz w:val="21"/>
-          <w:szCs w:val="21"/>
-          <w14:ligatures w14:val="none"/>
-        </w:rPr>
-        <w:t>))</w:t>
+        <w:t xml:space="preserve">            </w:t>
+      </w:r>
+      <w:r>
+        <w:rPr>
+          <w:rFonts w:ascii="Consolas" w:eastAsia="Times New Roman" w:hAnsi="Consolas" w:cs="Times New Roman"/>
+          <w:color w:val="001080"/>
+          <w:kern w:val="0"/>
+          <w:sz w:val="21"/>
+          <w:szCs w:val="21"/>
+          <w14:ligatures w14:val="none"/>
+        </w:rPr>
+        <w:t>t</w:t>
+      </w:r>
+      <w:r>
+        <w:rPr>
+          <w:rFonts w:ascii="Consolas" w:eastAsia="Times New Roman" w:hAnsi="Consolas" w:cs="Times New Roman"/>
+          <w:color w:val="3B3B3B"/>
+          <w:kern w:val="0"/>
+          <w:sz w:val="21"/>
+          <w:szCs w:val="21"/>
+          <w14:ligatures w14:val="none"/>
+        </w:rPr>
+        <w:t>.</w:t>
+      </w:r>
+      <w:r>
+        <w:rPr>
+          <w:rFonts w:ascii="Consolas" w:eastAsia="Times New Roman" w:hAnsi="Consolas" w:cs="Times New Roman"/>
+          <w:color w:val="795E26"/>
+          <w:kern w:val="0"/>
+          <w:sz w:val="21"/>
+          <w:szCs w:val="21"/>
+          <w14:ligatures w14:val="none"/>
+        </w:rPr>
+        <w:t>start</w:t>
+      </w:r>
+      <w:r>
+        <w:rPr>
+          <w:rFonts w:ascii="Consolas" w:eastAsia="Times New Roman" w:hAnsi="Consolas" w:cs="Times New Roman"/>
+          <w:color w:val="3B3B3B"/>
+          <w:kern w:val="0"/>
+          <w:sz w:val="21"/>
+          <w:szCs w:val="21"/>
+          <w14:ligatures w14:val="none"/>
+        </w:rPr>
+        <w:t>()</w:t>
       </w:r>
     </w:p>
     <w:p>
@@ -21697,6 +21670,50 @@
           <w:szCs w:val="21"/>
           <w14:ligatures w14:val="none"/>
         </w:rPr>
+        <w:t>threads</w:t>
+      </w:r>
+      <w:r>
+        <w:rPr>
+          <w:rFonts w:ascii="Consolas" w:eastAsia="Times New Roman" w:hAnsi="Consolas" w:cs="Times New Roman"/>
+          <w:color w:val="3B3B3B"/>
+          <w:kern w:val="0"/>
+          <w:sz w:val="21"/>
+          <w:szCs w:val="21"/>
+          <w14:ligatures w14:val="none"/>
+        </w:rPr>
+        <w:t>.</w:t>
+      </w:r>
+      <w:r>
+        <w:rPr>
+          <w:rFonts w:ascii="Consolas" w:eastAsia="Times New Roman" w:hAnsi="Consolas" w:cs="Times New Roman"/>
+          <w:color w:val="795E26"/>
+          <w:kern w:val="0"/>
+          <w:sz w:val="21"/>
+          <w:szCs w:val="21"/>
+          <w14:ligatures w14:val="none"/>
+        </w:rPr>
+        <w:t>append</w:t>
+      </w:r>
+      <w:r>
+        <w:rPr>
+          <w:rFonts w:ascii="Consolas" w:eastAsia="Times New Roman" w:hAnsi="Consolas" w:cs="Times New Roman"/>
+          <w:color w:val="3B3B3B"/>
+          <w:kern w:val="0"/>
+          <w:sz w:val="21"/>
+          <w:szCs w:val="21"/>
+          <w14:ligatures w14:val="none"/>
+        </w:rPr>
+        <w:t>(</w:t>
+      </w:r>
+      <w:r>
+        <w:rPr>
+          <w:rFonts w:ascii="Consolas" w:eastAsia="Times New Roman" w:hAnsi="Consolas" w:cs="Times New Roman"/>
+          <w:color w:val="001080"/>
+          <w:kern w:val="0"/>
+          <w:sz w:val="21"/>
+          <w:szCs w:val="21"/>
+          <w14:ligatures w14:val="none"/>
+        </w:rPr>
         <w:t>t</w:t>
       </w:r>
       <w:r>
@@ -21708,29 +21725,7 @@
           <w:szCs w:val="21"/>
           <w14:ligatures w14:val="none"/>
         </w:rPr>
-        <w:t>.</w:t>
-      </w:r>
-      <w:r>
-        <w:rPr>
-          <w:rFonts w:ascii="Consolas" w:eastAsia="Times New Roman" w:hAnsi="Consolas" w:cs="Times New Roman"/>
-          <w:color w:val="795E26"/>
-          <w:kern w:val="0"/>
-          <w:sz w:val="21"/>
-          <w:szCs w:val="21"/>
-          <w14:ligatures w14:val="none"/>
-        </w:rPr>
-        <w:t>start</w:t>
-      </w:r>
-      <w:r>
-        <w:rPr>
-          <w:rFonts w:ascii="Consolas" w:eastAsia="Times New Roman" w:hAnsi="Consolas" w:cs="Times New Roman"/>
-          <w:color w:val="3B3B3B"/>
-          <w:kern w:val="0"/>
-          <w:sz w:val="21"/>
-          <w:szCs w:val="21"/>
-          <w14:ligatures w14:val="none"/>
-        </w:rPr>
-        <w:t>()</w:t>
+        <w:t>)</w:t>
       </w:r>
     </w:p>
     <w:p>
@@ -21756,18 +21751,18 @@
           <w:szCs w:val="21"/>
           <w14:ligatures w14:val="none"/>
         </w:rPr>
-        <w:t xml:space="preserve">            </w:t>
-      </w:r>
-      <w:r>
-        <w:rPr>
-          <w:rFonts w:ascii="Consolas" w:eastAsia="Times New Roman" w:hAnsi="Consolas" w:cs="Times New Roman"/>
-          <w:color w:val="001080"/>
-          <w:kern w:val="0"/>
-          <w:sz w:val="21"/>
-          <w:szCs w:val="21"/>
-          <w14:ligatures w14:val="none"/>
-        </w:rPr>
-        <w:t>threads</w:t>
+        <w:t xml:space="preserve">        </w:t>
+      </w:r>
+      <w:r>
+        <w:rPr>
+          <w:rFonts w:ascii="Consolas" w:eastAsia="Times New Roman" w:hAnsi="Consolas" w:cs="Times New Roman"/>
+          <w:color w:val="001080"/>
+          <w:kern w:val="0"/>
+          <w:sz w:val="21"/>
+          <w:szCs w:val="21"/>
+          <w14:ligatures w14:val="none"/>
+        </w:rPr>
+        <w:t>readThread</w:t>
       </w:r>
       <w:r>
         <w:rPr>
@@ -21789,40 +21784,18 @@
           <w:szCs w:val="21"/>
           <w14:ligatures w14:val="none"/>
         </w:rPr>
-        <w:t>append</w:t>
-      </w:r>
-      <w:r>
-        <w:rPr>
-          <w:rFonts w:ascii="Consolas" w:eastAsia="Times New Roman" w:hAnsi="Consolas" w:cs="Times New Roman"/>
-          <w:color w:val="3B3B3B"/>
-          <w:kern w:val="0"/>
-          <w:sz w:val="21"/>
-          <w:szCs w:val="21"/>
-          <w14:ligatures w14:val="none"/>
-        </w:rPr>
-        <w:t>(</w:t>
-      </w:r>
-      <w:r>
-        <w:rPr>
-          <w:rFonts w:ascii="Consolas" w:eastAsia="Times New Roman" w:hAnsi="Consolas" w:cs="Times New Roman"/>
-          <w:color w:val="001080"/>
-          <w:kern w:val="0"/>
-          <w:sz w:val="21"/>
-          <w:szCs w:val="21"/>
-          <w14:ligatures w14:val="none"/>
-        </w:rPr>
-        <w:t>t</w:t>
-      </w:r>
-      <w:r>
-        <w:rPr>
-          <w:rFonts w:ascii="Consolas" w:eastAsia="Times New Roman" w:hAnsi="Consolas" w:cs="Times New Roman"/>
-          <w:color w:val="3B3B3B"/>
-          <w:kern w:val="0"/>
-          <w:sz w:val="21"/>
-          <w:szCs w:val="21"/>
-          <w14:ligatures w14:val="none"/>
-        </w:rPr>
-        <w:t>)</w:t>
+        <w:t>join</w:t>
+      </w:r>
+      <w:r>
+        <w:rPr>
+          <w:rFonts w:ascii="Consolas" w:eastAsia="Times New Roman" w:hAnsi="Consolas" w:cs="Times New Roman"/>
+          <w:color w:val="3B3B3B"/>
+          <w:kern w:val="0"/>
+          <w:sz w:val="21"/>
+          <w:szCs w:val="21"/>
+          <w14:ligatures w14:val="none"/>
+        </w:rPr>
+        <w:t>()</w:t>
       </w:r>
     </w:p>
     <w:p>
@@ -21859,7 +21832,7 @@
           <w:szCs w:val="21"/>
           <w14:ligatures w14:val="none"/>
         </w:rPr>
-        <w:t>readThread</w:t>
+        <w:t>fileQ</w:t>
       </w:r>
       <w:r>
         <w:rPr>
@@ -21923,46 +21896,101 @@
       <w:r>
         <w:rPr>
           <w:rFonts w:ascii="Consolas" w:eastAsia="Times New Roman" w:hAnsi="Consolas" w:cs="Times New Roman"/>
-          <w:color w:val="001080"/>
-          <w:kern w:val="0"/>
-          <w:sz w:val="21"/>
-          <w:szCs w:val="21"/>
-          <w14:ligatures w14:val="none"/>
-        </w:rPr>
-        <w:t>fileQ</w:t>
-      </w:r>
-      <w:r>
-        <w:rPr>
-          <w:rFonts w:ascii="Consolas" w:eastAsia="Times New Roman" w:hAnsi="Consolas" w:cs="Times New Roman"/>
-          <w:color w:val="3B3B3B"/>
-          <w:kern w:val="0"/>
-          <w:sz w:val="21"/>
-          <w:szCs w:val="21"/>
-          <w14:ligatures w14:val="none"/>
-        </w:rPr>
-        <w:t>.</w:t>
-      </w:r>
-      <w:r>
-        <w:rPr>
-          <w:rFonts w:ascii="Consolas" w:eastAsia="Times New Roman" w:hAnsi="Consolas" w:cs="Times New Roman"/>
-          <w:color w:val="795E26"/>
-          <w:kern w:val="0"/>
-          <w:sz w:val="21"/>
-          <w:szCs w:val="21"/>
-          <w14:ligatures w14:val="none"/>
-        </w:rPr>
-        <w:t>join</w:t>
-      </w:r>
-      <w:r>
-        <w:rPr>
-          <w:rFonts w:ascii="Consolas" w:eastAsia="Times New Roman" w:hAnsi="Consolas" w:cs="Times New Roman"/>
-          <w:color w:val="3B3B3B"/>
-          <w:kern w:val="0"/>
-          <w:sz w:val="21"/>
-          <w:szCs w:val="21"/>
-          <w14:ligatures w14:val="none"/>
-        </w:rPr>
-        <w:t>()</w:t>
+          <w:color w:val="AF00DB"/>
+          <w:kern w:val="0"/>
+          <w:sz w:val="21"/>
+          <w:szCs w:val="21"/>
+          <w14:ligatures w14:val="none"/>
+        </w:rPr>
+        <w:t>for</w:t>
+      </w:r>
+      <w:r>
+        <w:rPr>
+          <w:rFonts w:ascii="Consolas" w:eastAsia="Times New Roman" w:hAnsi="Consolas" w:cs="Times New Roman"/>
+          <w:color w:val="3B3B3B"/>
+          <w:kern w:val="0"/>
+          <w:sz w:val="21"/>
+          <w:szCs w:val="21"/>
+          <w14:ligatures w14:val="none"/>
+        </w:rPr>
+        <w:t xml:space="preserve"> </w:t>
+      </w:r>
+      <w:r>
+        <w:rPr>
+          <w:rFonts w:ascii="Consolas" w:eastAsia="Times New Roman" w:hAnsi="Consolas" w:cs="Times New Roman"/>
+          <w:color w:val="001080"/>
+          <w:kern w:val="0"/>
+          <w:sz w:val="21"/>
+          <w:szCs w:val="21"/>
+          <w14:ligatures w14:val="none"/>
+        </w:rPr>
+        <w:t>t</w:t>
+      </w:r>
+      <w:r>
+        <w:rPr>
+          <w:rFonts w:ascii="Consolas" w:eastAsia="Times New Roman" w:hAnsi="Consolas" w:cs="Times New Roman"/>
+          <w:color w:val="3B3B3B"/>
+          <w:kern w:val="0"/>
+          <w:sz w:val="21"/>
+          <w:szCs w:val="21"/>
+          <w14:ligatures w14:val="none"/>
+        </w:rPr>
+        <w:t xml:space="preserve"> </w:t>
+      </w:r>
+      <w:r>
+        <w:rPr>
+          <w:rFonts w:ascii="Consolas" w:eastAsia="Times New Roman" w:hAnsi="Consolas" w:cs="Times New Roman"/>
+          <w:color w:val="AF00DB"/>
+          <w:kern w:val="0"/>
+          <w:sz w:val="21"/>
+          <w:szCs w:val="21"/>
+          <w14:ligatures w14:val="none"/>
+        </w:rPr>
+        <w:t>in</w:t>
+      </w:r>
+      <w:r>
+        <w:rPr>
+          <w:rFonts w:ascii="Consolas" w:eastAsia="Times New Roman" w:hAnsi="Consolas" w:cs="Times New Roman"/>
+          <w:color w:val="3B3B3B"/>
+          <w:kern w:val="0"/>
+          <w:sz w:val="21"/>
+          <w:szCs w:val="21"/>
+          <w14:ligatures w14:val="none"/>
+        </w:rPr>
+        <w:t xml:space="preserve"> </w:t>
+      </w:r>
+      <w:r>
+        <w:rPr>
+          <w:rFonts w:ascii="Consolas" w:eastAsia="Times New Roman" w:hAnsi="Consolas" w:cs="Times New Roman"/>
+          <w:color w:val="001080"/>
+          <w:kern w:val="0"/>
+          <w:sz w:val="21"/>
+          <w:szCs w:val="21"/>
+          <w14:ligatures w14:val="none"/>
+        </w:rPr>
+        <w:t>threads</w:t>
+      </w:r>
+      <w:r>
+        <w:rPr>
+          <w:rFonts w:ascii="Consolas" w:eastAsia="Times New Roman" w:hAnsi="Consolas" w:cs="Times New Roman"/>
+          <w:color w:val="3B3B3B"/>
+          <w:kern w:val="0"/>
+          <w:sz w:val="21"/>
+          <w:szCs w:val="21"/>
+          <w14:ligatures w14:val="none"/>
+        </w:rPr>
+        <w:t>:  </w:t>
+      </w:r>
+      <w:r>
+        <w:rPr>
+          <w:rFonts w:ascii="Consolas" w:eastAsia="Times New Roman" w:hAnsi="Consolas" w:cs="Times New Roman"/>
+          <w:color w:val="008000"/>
+          <w:kern w:val="0"/>
+          <w:sz w:val="21"/>
+          <w:szCs w:val="21"/>
+          <w14:ligatures w14:val="none"/>
+        </w:rPr>
+        <w:t># All data was read from file, signal the threads to end</w:t>
       </w:r>
     </w:p>
     <w:p>
@@ -21988,120 +22016,74 @@
           <w:szCs w:val="21"/>
           <w14:ligatures w14:val="none"/>
         </w:rPr>
-        <w:t xml:space="preserve">        </w:t>
-      </w:r>
-      <w:r>
-        <w:rPr>
-          <w:rFonts w:ascii="Consolas" w:eastAsia="Times New Roman" w:hAnsi="Consolas" w:cs="Times New Roman"/>
-          <w:color w:val="AF00DB"/>
-          <w:kern w:val="0"/>
-          <w:sz w:val="21"/>
-          <w:szCs w:val="21"/>
-          <w14:ligatures w14:val="none"/>
-        </w:rPr>
-        <w:t>for</w:t>
-      </w:r>
-      <w:r>
-        <w:rPr>
-          <w:rFonts w:ascii="Consolas" w:eastAsia="Times New Roman" w:hAnsi="Consolas" w:cs="Times New Roman"/>
-          <w:color w:val="3B3B3B"/>
-          <w:kern w:val="0"/>
-          <w:sz w:val="21"/>
-          <w:szCs w:val="21"/>
-          <w14:ligatures w14:val="none"/>
-        </w:rPr>
-        <w:t xml:space="preserve"> </w:t>
-      </w:r>
-      <w:r>
-        <w:rPr>
-          <w:rFonts w:ascii="Consolas" w:eastAsia="Times New Roman" w:hAnsi="Consolas" w:cs="Times New Roman"/>
-          <w:color w:val="001080"/>
-          <w:kern w:val="0"/>
-          <w:sz w:val="21"/>
-          <w:szCs w:val="21"/>
-          <w14:ligatures w14:val="none"/>
-        </w:rPr>
-        <w:t>t</w:t>
-      </w:r>
-      <w:r>
-        <w:rPr>
-          <w:rFonts w:ascii="Consolas" w:eastAsia="Times New Roman" w:hAnsi="Consolas" w:cs="Times New Roman"/>
-          <w:color w:val="3B3B3B"/>
-          <w:kern w:val="0"/>
-          <w:sz w:val="21"/>
-          <w:szCs w:val="21"/>
-          <w14:ligatures w14:val="none"/>
-        </w:rPr>
-        <w:t xml:space="preserve"> </w:t>
-      </w:r>
-      <w:r>
-        <w:rPr>
-          <w:rFonts w:ascii="Consolas" w:eastAsia="Times New Roman" w:hAnsi="Consolas" w:cs="Times New Roman"/>
-          <w:color w:val="AF00DB"/>
-          <w:kern w:val="0"/>
-          <w:sz w:val="21"/>
-          <w:szCs w:val="21"/>
-          <w14:ligatures w14:val="none"/>
-        </w:rPr>
-        <w:t>in</w:t>
-      </w:r>
-      <w:r>
-        <w:rPr>
-          <w:rFonts w:ascii="Consolas" w:eastAsia="Times New Roman" w:hAnsi="Consolas" w:cs="Times New Roman"/>
-          <w:color w:val="3B3B3B"/>
-          <w:kern w:val="0"/>
-          <w:sz w:val="21"/>
-          <w:szCs w:val="21"/>
-          <w14:ligatures w14:val="none"/>
-        </w:rPr>
-        <w:t xml:space="preserve"> </w:t>
-      </w:r>
-      <w:r>
-        <w:rPr>
-          <w:rFonts w:ascii="Consolas" w:eastAsia="Times New Roman" w:hAnsi="Consolas" w:cs="Times New Roman"/>
-          <w:color w:val="001080"/>
-          <w:kern w:val="0"/>
-          <w:sz w:val="21"/>
-          <w:szCs w:val="21"/>
-          <w14:ligatures w14:val="none"/>
-        </w:rPr>
-        <w:t>threads</w:t>
-      </w:r>
-      <w:r>
-        <w:rPr>
-          <w:rFonts w:ascii="Consolas" w:eastAsia="Times New Roman" w:hAnsi="Consolas" w:cs="Times New Roman"/>
-          <w:color w:val="3B3B3B"/>
-          <w:kern w:val="0"/>
-          <w:sz w:val="21"/>
-          <w:szCs w:val="21"/>
-          <w14:ligatures w14:val="none"/>
-        </w:rPr>
-        <w:t>:  </w:t>
-      </w:r>
-      <w:r>
-        <w:rPr>
-          <w:rFonts w:ascii="Consolas" w:eastAsia="Times New Roman" w:hAnsi="Consolas" w:cs="Times New Roman"/>
-          <w:color w:val="008000"/>
-          <w:kern w:val="0"/>
-          <w:sz w:val="21"/>
-          <w:szCs w:val="21"/>
-          <w14:ligatures w14:val="none"/>
-        </w:rPr>
-        <w:t xml:space="preserve"># All data was read from file, signal the threads to </w:t>
-      </w:r>
-      <w:proofErr w:type="gramStart"/>
-      <w:r>
-        <w:rPr>
-          <w:rFonts w:ascii="Consolas" w:eastAsia="Times New Roman" w:hAnsi="Consolas" w:cs="Times New Roman"/>
-          <w:color w:val="008000"/>
-          <w:kern w:val="0"/>
-          <w:sz w:val="21"/>
-          <w:szCs w:val="21"/>
-          <w14:ligatures w14:val="none"/>
-        </w:rPr>
-        <w:t>end</w:t>
-      </w:r>
-      <w:proofErr w:type="gramEnd"/>
+        <w:t xml:space="preserve">            </w:t>
+      </w:r>
+      <w:r>
+        <w:rPr>
+          <w:rFonts w:ascii="Consolas" w:eastAsia="Times New Roman" w:hAnsi="Consolas" w:cs="Times New Roman"/>
+          <w:color w:val="001080"/>
+          <w:kern w:val="0"/>
+          <w:sz w:val="21"/>
+          <w:szCs w:val="21"/>
+          <w14:ligatures w14:val="none"/>
+        </w:rPr>
+        <w:t>fileQ</w:t>
+      </w:r>
+      <w:r>
+        <w:rPr>
+          <w:rFonts w:ascii="Consolas" w:eastAsia="Times New Roman" w:hAnsi="Consolas" w:cs="Times New Roman"/>
+          <w:color w:val="3B3B3B"/>
+          <w:kern w:val="0"/>
+          <w:sz w:val="21"/>
+          <w:szCs w:val="21"/>
+          <w14:ligatures w14:val="none"/>
+        </w:rPr>
+        <w:t>.</w:t>
+      </w:r>
+      <w:r>
+        <w:rPr>
+          <w:rFonts w:ascii="Consolas" w:eastAsia="Times New Roman" w:hAnsi="Consolas" w:cs="Times New Roman"/>
+          <w:color w:val="795E26"/>
+          <w:kern w:val="0"/>
+          <w:sz w:val="21"/>
+          <w:szCs w:val="21"/>
+          <w14:ligatures w14:val="none"/>
+        </w:rPr>
+        <w:t>put</w:t>
+      </w:r>
+      <w:r>
+        <w:rPr>
+          <w:rFonts w:ascii="Consolas" w:eastAsia="Times New Roman" w:hAnsi="Consolas" w:cs="Times New Roman"/>
+          <w:color w:val="3B3B3B"/>
+          <w:kern w:val="0"/>
+          <w:sz w:val="21"/>
+          <w:szCs w:val="21"/>
+          <w14:ligatures w14:val="none"/>
+        </w:rPr>
+        <w:t>(</w:t>
+      </w:r>
+      <w:r>
+        <w:rPr>
+          <w:rFonts w:ascii="Consolas" w:eastAsia="Times New Roman" w:hAnsi="Consolas" w:cs="Times New Roman"/>
+          <w:color w:val="A31515"/>
+          <w:kern w:val="0"/>
+          <w:sz w:val="21"/>
+          <w:szCs w:val="21"/>
+          <w14:ligatures w14:val="none"/>
+        </w:rPr>
+        <w:t>"END"</w:t>
+      </w:r>
+      <w:r>
+        <w:rPr>
+          <w:rFonts w:ascii="Consolas" w:eastAsia="Times New Roman" w:hAnsi="Consolas" w:cs="Times New Roman"/>
+          <w:color w:val="3B3B3B"/>
+          <w:kern w:val="0"/>
+          <w:sz w:val="21"/>
+          <w:szCs w:val="21"/>
+          <w14:ligatures w14:val="none"/>
+        </w:rPr>
+        <w:t>)</w:t>
+      </w:r>
     </w:p>
     <w:p>
       <w:pPr>
@@ -22126,29 +22108,7 @@
           <w:szCs w:val="21"/>
           <w14:ligatures w14:val="none"/>
         </w:rPr>
-        <w:t xml:space="preserve">            </w:t>
-      </w:r>
-      <w:r>
-        <w:rPr>
-          <w:rFonts w:ascii="Consolas" w:eastAsia="Times New Roman" w:hAnsi="Consolas" w:cs="Times New Roman"/>
-          <w:color w:val="001080"/>
-          <w:kern w:val="0"/>
-          <w:sz w:val="21"/>
-          <w:szCs w:val="21"/>
-          <w14:ligatures w14:val="none"/>
-        </w:rPr>
-        <w:t>fileQ</w:t>
-      </w:r>
-      <w:r>
-        <w:rPr>
-          <w:rFonts w:ascii="Consolas" w:eastAsia="Times New Roman" w:hAnsi="Consolas" w:cs="Times New Roman"/>
-          <w:color w:val="3B3B3B"/>
-          <w:kern w:val="0"/>
-          <w:sz w:val="21"/>
-          <w:szCs w:val="21"/>
-          <w14:ligatures w14:val="none"/>
-        </w:rPr>
-        <w:t>.</w:t>
+        <w:t xml:space="preserve">        </w:t>
       </w:r>
       <w:r>
         <w:rPr>
@@ -22159,7 +22119,7 @@
           <w:szCs w:val="21"/>
           <w14:ligatures w14:val="none"/>
         </w:rPr>
-        <w:t>put</w:t>
+        <w:t>print</w:t>
       </w:r>
       <w:r>
         <w:rPr>
@@ -22181,7 +22141,7 @@
           <w:szCs w:val="21"/>
           <w14:ligatures w14:val="none"/>
         </w:rPr>
-        <w:t>"END"</w:t>
+        <w:t>"Calculating capacitance..."</w:t>
       </w:r>
       <w:r>
         <w:rPr>
@@ -22223,46 +22183,46 @@
       <w:r>
         <w:rPr>
           <w:rFonts w:ascii="Consolas" w:eastAsia="Times New Roman" w:hAnsi="Consolas" w:cs="Times New Roman"/>
-          <w:color w:val="795E26"/>
-          <w:kern w:val="0"/>
-          <w:sz w:val="21"/>
-          <w:szCs w:val="21"/>
-          <w14:ligatures w14:val="none"/>
-        </w:rPr>
-        <w:t>print</w:t>
-      </w:r>
-      <w:r>
-        <w:rPr>
-          <w:rFonts w:ascii="Consolas" w:eastAsia="Times New Roman" w:hAnsi="Consolas" w:cs="Times New Roman"/>
-          <w:color w:val="3B3B3B"/>
-          <w:kern w:val="0"/>
-          <w:sz w:val="21"/>
-          <w:szCs w:val="21"/>
-          <w14:ligatures w14:val="none"/>
-        </w:rPr>
-        <w:t>(</w:t>
-      </w:r>
-      <w:r>
-        <w:rPr>
-          <w:rFonts w:ascii="Consolas" w:eastAsia="Times New Roman" w:hAnsi="Consolas" w:cs="Times New Roman"/>
-          <w:color w:val="A31515"/>
-          <w:kern w:val="0"/>
-          <w:sz w:val="21"/>
-          <w:szCs w:val="21"/>
-          <w14:ligatures w14:val="none"/>
-        </w:rPr>
-        <w:t>"Calculating capacitance..."</w:t>
-      </w:r>
-      <w:r>
-        <w:rPr>
-          <w:rFonts w:ascii="Consolas" w:eastAsia="Times New Roman" w:hAnsi="Consolas" w:cs="Times New Roman"/>
-          <w:color w:val="3B3B3B"/>
-          <w:kern w:val="0"/>
-          <w:sz w:val="21"/>
-          <w:szCs w:val="21"/>
-          <w14:ligatures w14:val="none"/>
-        </w:rPr>
-        <w:t>)</w:t>
+          <w:color w:val="001080"/>
+          <w:kern w:val="0"/>
+          <w:sz w:val="21"/>
+          <w:szCs w:val="21"/>
+          <w14:ligatures w14:val="none"/>
+        </w:rPr>
+        <w:t>threads</w:t>
+      </w:r>
+      <w:r>
+        <w:rPr>
+          <w:rFonts w:ascii="Consolas" w:eastAsia="Times New Roman" w:hAnsi="Consolas" w:cs="Times New Roman"/>
+          <w:color w:val="3B3B3B"/>
+          <w:kern w:val="0"/>
+          <w:sz w:val="21"/>
+          <w:szCs w:val="21"/>
+          <w14:ligatures w14:val="none"/>
+        </w:rPr>
+        <w:t xml:space="preserve"> </w:t>
+      </w:r>
+      <w:r>
+        <w:rPr>
+          <w:rFonts w:ascii="Consolas" w:eastAsia="Times New Roman" w:hAnsi="Consolas" w:cs="Times New Roman"/>
+          <w:color w:val="000000"/>
+          <w:kern w:val="0"/>
+          <w:sz w:val="21"/>
+          <w:szCs w:val="21"/>
+          <w14:ligatures w14:val="none"/>
+        </w:rPr>
+        <w:t>=</w:t>
+      </w:r>
+      <w:r>
+        <w:rPr>
+          <w:rFonts w:ascii="Consolas" w:eastAsia="Times New Roman" w:hAnsi="Consolas" w:cs="Times New Roman"/>
+          <w:color w:val="3B3B3B"/>
+          <w:kern w:val="0"/>
+          <w:sz w:val="21"/>
+          <w:szCs w:val="21"/>
+          <w14:ligatures w14:val="none"/>
+        </w:rPr>
+        <w:t xml:space="preserve"> []</w:t>
       </w:r>
     </w:p>
     <w:p>
@@ -22293,13 +22253,13 @@
       <w:r>
         <w:rPr>
           <w:rFonts w:ascii="Consolas" w:eastAsia="Times New Roman" w:hAnsi="Consolas" w:cs="Times New Roman"/>
-          <w:color w:val="001080"/>
-          <w:kern w:val="0"/>
-          <w:sz w:val="21"/>
-          <w:szCs w:val="21"/>
-          <w14:ligatures w14:val="none"/>
-        </w:rPr>
-        <w:t>threads</w:t>
+          <w:color w:val="AF00DB"/>
+          <w:kern w:val="0"/>
+          <w:sz w:val="21"/>
+          <w:szCs w:val="21"/>
+          <w14:ligatures w14:val="none"/>
+        </w:rPr>
+        <w:t>for</w:t>
       </w:r>
       <w:r>
         <w:rPr>
@@ -22315,24 +22275,90 @@
       <w:r>
         <w:rPr>
           <w:rFonts w:ascii="Consolas" w:eastAsia="Times New Roman" w:hAnsi="Consolas" w:cs="Times New Roman"/>
-          <w:color w:val="000000"/>
-          <w:kern w:val="0"/>
-          <w:sz w:val="21"/>
-          <w:szCs w:val="21"/>
-          <w14:ligatures w14:val="none"/>
-        </w:rPr>
-        <w:t>=</w:t>
-      </w:r>
-      <w:r>
-        <w:rPr>
-          <w:rFonts w:ascii="Consolas" w:eastAsia="Times New Roman" w:hAnsi="Consolas" w:cs="Times New Roman"/>
-          <w:color w:val="3B3B3B"/>
-          <w:kern w:val="0"/>
-          <w:sz w:val="21"/>
-          <w:szCs w:val="21"/>
-          <w14:ligatures w14:val="none"/>
-        </w:rPr>
-        <w:t xml:space="preserve"> []</w:t>
+          <w:color w:val="001080"/>
+          <w:kern w:val="0"/>
+          <w:sz w:val="21"/>
+          <w:szCs w:val="21"/>
+          <w14:ligatures w14:val="none"/>
+        </w:rPr>
+        <w:t>_</w:t>
+      </w:r>
+      <w:r>
+        <w:rPr>
+          <w:rFonts w:ascii="Consolas" w:eastAsia="Times New Roman" w:hAnsi="Consolas" w:cs="Times New Roman"/>
+          <w:color w:val="3B3B3B"/>
+          <w:kern w:val="0"/>
+          <w:sz w:val="21"/>
+          <w:szCs w:val="21"/>
+          <w14:ligatures w14:val="none"/>
+        </w:rPr>
+        <w:t xml:space="preserve"> </w:t>
+      </w:r>
+      <w:r>
+        <w:rPr>
+          <w:rFonts w:ascii="Consolas" w:eastAsia="Times New Roman" w:hAnsi="Consolas" w:cs="Times New Roman"/>
+          <w:color w:val="AF00DB"/>
+          <w:kern w:val="0"/>
+          <w:sz w:val="21"/>
+          <w:szCs w:val="21"/>
+          <w14:ligatures w14:val="none"/>
+        </w:rPr>
+        <w:t>in</w:t>
+      </w:r>
+      <w:r>
+        <w:rPr>
+          <w:rFonts w:ascii="Consolas" w:eastAsia="Times New Roman" w:hAnsi="Consolas" w:cs="Times New Roman"/>
+          <w:color w:val="3B3B3B"/>
+          <w:kern w:val="0"/>
+          <w:sz w:val="21"/>
+          <w:szCs w:val="21"/>
+          <w14:ligatures w14:val="none"/>
+        </w:rPr>
+        <w:t xml:space="preserve"> </w:t>
+      </w:r>
+      <w:r>
+        <w:rPr>
+          <w:rFonts w:ascii="Consolas" w:eastAsia="Times New Roman" w:hAnsi="Consolas" w:cs="Times New Roman"/>
+          <w:color w:val="267F99"/>
+          <w:kern w:val="0"/>
+          <w:sz w:val="21"/>
+          <w:szCs w:val="21"/>
+          <w14:ligatures w14:val="none"/>
+        </w:rPr>
+        <w:t>range</w:t>
+      </w:r>
+      <w:r>
+        <w:rPr>
+          <w:rFonts w:ascii="Consolas" w:eastAsia="Times New Roman" w:hAnsi="Consolas" w:cs="Times New Roman"/>
+          <w:color w:val="3B3B3B"/>
+          <w:kern w:val="0"/>
+          <w:sz w:val="21"/>
+          <w:szCs w:val="21"/>
+          <w14:ligatures w14:val="none"/>
+        </w:rPr>
+        <w:t>(</w:t>
+      </w:r>
+      <w:r>
+        <w:rPr>
+          <w:rFonts w:ascii="Consolas" w:eastAsia="Times New Roman" w:hAnsi="Consolas" w:cs="Times New Roman"/>
+          <w:color w:val="001080"/>
+          <w:kern w:val="0"/>
+          <w:sz w:val="21"/>
+          <w:szCs w:val="21"/>
+          <w14:ligatures w14:val="none"/>
+        </w:rPr>
+        <w:t>cpu_num</w:t>
+      </w:r>
+      <w:r>
+        <w:rPr>
+          <w:rFonts w:ascii="Consolas" w:eastAsia="Times New Roman" w:hAnsi="Consolas" w:cs="Times New Roman"/>
+          <w:color w:val="3B3B3B"/>
+          <w:kern w:val="0"/>
+          <w:sz w:val="21"/>
+          <w:szCs w:val="21"/>
+          <w14:ligatures w14:val="none"/>
+        </w:rPr>
+        <w:t>):</w:t>
       </w:r>
     </w:p>
     <w:p>
@@ -22358,18 +22384,18 @@
           <w:szCs w:val="21"/>
           <w14:ligatures w14:val="none"/>
         </w:rPr>
-        <w:t xml:space="preserve">        </w:t>
-      </w:r>
-      <w:r>
-        <w:rPr>
-          <w:rFonts w:ascii="Consolas" w:eastAsia="Times New Roman" w:hAnsi="Consolas" w:cs="Times New Roman"/>
-          <w:color w:val="AF00DB"/>
-          <w:kern w:val="0"/>
-          <w:sz w:val="21"/>
-          <w:szCs w:val="21"/>
-          <w14:ligatures w14:val="none"/>
-        </w:rPr>
-        <w:t>for</w:t>
+        <w:t xml:space="preserve">            </w:t>
+      </w:r>
+      <w:r>
+        <w:rPr>
+          <w:rFonts w:ascii="Consolas" w:eastAsia="Times New Roman" w:hAnsi="Consolas" w:cs="Times New Roman"/>
+          <w:color w:val="001080"/>
+          <w:kern w:val="0"/>
+          <w:sz w:val="21"/>
+          <w:szCs w:val="21"/>
+          <w14:ligatures w14:val="none"/>
+        </w:rPr>
+        <w:t>t</w:t>
       </w:r>
       <w:r>
         <w:rPr>
@@ -22385,13 +22411,13 @@
       <w:r>
         <w:rPr>
           <w:rFonts w:ascii="Consolas" w:eastAsia="Times New Roman" w:hAnsi="Consolas" w:cs="Times New Roman"/>
-          <w:color w:val="001080"/>
-          <w:kern w:val="0"/>
-          <w:sz w:val="21"/>
-          <w:szCs w:val="21"/>
-          <w14:ligatures w14:val="none"/>
-        </w:rPr>
-        <w:t>_</w:t>
+          <w:color w:val="000000"/>
+          <w:kern w:val="0"/>
+          <w:sz w:val="21"/>
+          <w:szCs w:val="21"/>
+          <w14:ligatures w14:val="none"/>
+        </w:rPr>
+        <w:t>=</w:t>
       </w:r>
       <w:r>
         <w:rPr>
@@ -22407,35 +22433,13 @@
       <w:r>
         <w:rPr>
           <w:rFonts w:ascii="Consolas" w:eastAsia="Times New Roman" w:hAnsi="Consolas" w:cs="Times New Roman"/>
-          <w:color w:val="AF00DB"/>
-          <w:kern w:val="0"/>
-          <w:sz w:val="21"/>
-          <w:szCs w:val="21"/>
-          <w14:ligatures w14:val="none"/>
-        </w:rPr>
-        <w:t>in</w:t>
-      </w:r>
-      <w:r>
-        <w:rPr>
-          <w:rFonts w:ascii="Consolas" w:eastAsia="Times New Roman" w:hAnsi="Consolas" w:cs="Times New Roman"/>
-          <w:color w:val="3B3B3B"/>
-          <w:kern w:val="0"/>
-          <w:sz w:val="21"/>
-          <w:szCs w:val="21"/>
-          <w14:ligatures w14:val="none"/>
-        </w:rPr>
-        <w:t xml:space="preserve"> </w:t>
-      </w:r>
-      <w:r>
-        <w:rPr>
-          <w:rFonts w:ascii="Consolas" w:eastAsia="Times New Roman" w:hAnsi="Consolas" w:cs="Times New Roman"/>
           <w:color w:val="267F99"/>
           <w:kern w:val="0"/>
           <w:sz w:val="21"/>
           <w:szCs w:val="21"/>
           <w14:ligatures w14:val="none"/>
         </w:rPr>
-        <w:t>range</w:t>
+        <w:t>Thread</w:t>
       </w:r>
       <w:r>
         <w:rPr>
@@ -22457,18 +22461,73 @@
           <w:szCs w:val="21"/>
           <w14:ligatures w14:val="none"/>
         </w:rPr>
-        <w:t>cpu_num</w:t>
-      </w:r>
-      <w:r>
-        <w:rPr>
-          <w:rFonts w:ascii="Consolas" w:eastAsia="Times New Roman" w:hAnsi="Consolas" w:cs="Times New Roman"/>
-          <w:color w:val="3B3B3B"/>
-          <w:kern w:val="0"/>
-          <w:sz w:val="21"/>
-          <w:szCs w:val="21"/>
-          <w14:ligatures w14:val="none"/>
-        </w:rPr>
-        <w:t>):</w:t>
+        <w:t>target</w:t>
+      </w:r>
+      <w:r>
+        <w:rPr>
+          <w:rFonts w:ascii="Consolas" w:eastAsia="Times New Roman" w:hAnsi="Consolas" w:cs="Times New Roman"/>
+          <w:color w:val="000000"/>
+          <w:kern w:val="0"/>
+          <w:sz w:val="21"/>
+          <w:szCs w:val="21"/>
+          <w14:ligatures w14:val="none"/>
+        </w:rPr>
+        <w:t>=</w:t>
+      </w:r>
+      <w:r>
+        <w:rPr>
+          <w:rFonts w:ascii="Consolas" w:eastAsia="Times New Roman" w:hAnsi="Consolas" w:cs="Times New Roman"/>
+          <w:color w:val="795E26"/>
+          <w:kern w:val="0"/>
+          <w:sz w:val="21"/>
+          <w:szCs w:val="21"/>
+          <w14:ligatures w14:val="none"/>
+        </w:rPr>
+        <w:t>CalculateCapacitance</w:t>
+      </w:r>
+      <w:r>
+        <w:rPr>
+          <w:rFonts w:ascii="Consolas" w:eastAsia="Times New Roman" w:hAnsi="Consolas" w:cs="Times New Roman"/>
+          <w:color w:val="3B3B3B"/>
+          <w:kern w:val="0"/>
+          <w:sz w:val="21"/>
+          <w:szCs w:val="21"/>
+          <w14:ligatures w14:val="none"/>
+        </w:rPr>
+        <w:t xml:space="preserve">, </w:t>
+      </w:r>
+      <w:r>
+        <w:rPr>
+          <w:rFonts w:ascii="Consolas" w:eastAsia="Times New Roman" w:hAnsi="Consolas" w:cs="Times New Roman"/>
+          <w:color w:val="001080"/>
+          <w:kern w:val="0"/>
+          <w:sz w:val="21"/>
+          <w:szCs w:val="21"/>
+          <w14:ligatures w14:val="none"/>
+        </w:rPr>
+        <w:t>args</w:t>
+      </w:r>
+      <w:r>
+        <w:rPr>
+          <w:rFonts w:ascii="Consolas" w:eastAsia="Times New Roman" w:hAnsi="Consolas" w:cs="Times New Roman"/>
+          <w:color w:val="000000"/>
+          <w:kern w:val="0"/>
+          <w:sz w:val="21"/>
+          <w:szCs w:val="21"/>
+          <w14:ligatures w14:val="none"/>
+        </w:rPr>
+        <w:t>=</w:t>
+      </w:r>
+      <w:r>
+        <w:rPr>
+          <w:rFonts w:ascii="Consolas" w:eastAsia="Times New Roman" w:hAnsi="Consolas" w:cs="Times New Roman"/>
+          <w:color w:val="3B3B3B"/>
+          <w:kern w:val="0"/>
+          <w:sz w:val="21"/>
+          <w:szCs w:val="21"/>
+          <w14:ligatures w14:val="none"/>
+        </w:rPr>
+        <w:t>(</w:t>
       </w:r>
     </w:p>
     <w:p>
@@ -22494,106 +22553,18 @@
           <w:szCs w:val="21"/>
           <w14:ligatures w14:val="none"/>
         </w:rPr>
-        <w:t xml:space="preserve">            </w:t>
-      </w:r>
-      <w:r>
-        <w:rPr>
-          <w:rFonts w:ascii="Consolas" w:eastAsia="Times New Roman" w:hAnsi="Consolas" w:cs="Times New Roman"/>
-          <w:color w:val="001080"/>
-          <w:kern w:val="0"/>
-          <w:sz w:val="21"/>
-          <w:szCs w:val="21"/>
-          <w14:ligatures w14:val="none"/>
-        </w:rPr>
-        <w:t>t</w:t>
-      </w:r>
-      <w:r>
-        <w:rPr>
-          <w:rFonts w:ascii="Consolas" w:eastAsia="Times New Roman" w:hAnsi="Consolas" w:cs="Times New Roman"/>
-          <w:color w:val="3B3B3B"/>
-          <w:kern w:val="0"/>
-          <w:sz w:val="21"/>
-          <w:szCs w:val="21"/>
-          <w14:ligatures w14:val="none"/>
-        </w:rPr>
-        <w:t xml:space="preserve"> </w:t>
-      </w:r>
-      <w:r>
-        <w:rPr>
-          <w:rFonts w:ascii="Consolas" w:eastAsia="Times New Roman" w:hAnsi="Consolas" w:cs="Times New Roman"/>
-          <w:color w:val="000000"/>
-          <w:kern w:val="0"/>
-          <w:sz w:val="21"/>
-          <w:szCs w:val="21"/>
-          <w14:ligatures w14:val="none"/>
-        </w:rPr>
-        <w:t>=</w:t>
-      </w:r>
-      <w:r>
-        <w:rPr>
-          <w:rFonts w:ascii="Consolas" w:eastAsia="Times New Roman" w:hAnsi="Consolas" w:cs="Times New Roman"/>
-          <w:color w:val="3B3B3B"/>
-          <w:kern w:val="0"/>
-          <w:sz w:val="21"/>
-          <w:szCs w:val="21"/>
-          <w14:ligatures w14:val="none"/>
-        </w:rPr>
-        <w:t xml:space="preserve"> </w:t>
-      </w:r>
-      <w:r>
-        <w:rPr>
-          <w:rFonts w:ascii="Consolas" w:eastAsia="Times New Roman" w:hAnsi="Consolas" w:cs="Times New Roman"/>
-          <w:color w:val="267F99"/>
-          <w:kern w:val="0"/>
-          <w:sz w:val="21"/>
-          <w:szCs w:val="21"/>
-          <w14:ligatures w14:val="none"/>
-        </w:rPr>
-        <w:t>Thread</w:t>
-      </w:r>
-      <w:r>
-        <w:rPr>
-          <w:rFonts w:ascii="Consolas" w:eastAsia="Times New Roman" w:hAnsi="Consolas" w:cs="Times New Roman"/>
-          <w:color w:val="3B3B3B"/>
-          <w:kern w:val="0"/>
-          <w:sz w:val="21"/>
-          <w:szCs w:val="21"/>
-          <w14:ligatures w14:val="none"/>
-        </w:rPr>
-        <w:t>(</w:t>
-      </w:r>
-      <w:r>
-        <w:rPr>
-          <w:rFonts w:ascii="Consolas" w:eastAsia="Times New Roman" w:hAnsi="Consolas" w:cs="Times New Roman"/>
-          <w:color w:val="001080"/>
-          <w:kern w:val="0"/>
-          <w:sz w:val="21"/>
-          <w:szCs w:val="21"/>
-          <w14:ligatures w14:val="none"/>
-        </w:rPr>
-        <w:t>target</w:t>
-      </w:r>
-      <w:r>
-        <w:rPr>
-          <w:rFonts w:ascii="Consolas" w:eastAsia="Times New Roman" w:hAnsi="Consolas" w:cs="Times New Roman"/>
-          <w:color w:val="000000"/>
-          <w:kern w:val="0"/>
-          <w:sz w:val="21"/>
-          <w:szCs w:val="21"/>
-          <w14:ligatures w14:val="none"/>
-        </w:rPr>
-        <w:t>=</w:t>
-      </w:r>
-      <w:r>
-        <w:rPr>
-          <w:rFonts w:ascii="Consolas" w:eastAsia="Times New Roman" w:hAnsi="Consolas" w:cs="Times New Roman"/>
-          <w:color w:val="795E26"/>
-          <w:kern w:val="0"/>
-          <w:sz w:val="21"/>
-          <w:szCs w:val="21"/>
-          <w14:ligatures w14:val="none"/>
-        </w:rPr>
-        <w:t>CalculateCapacitance</w:t>
+        <w:t xml:space="preserve">                </w:t>
+      </w:r>
+      <w:r>
+        <w:rPr>
+          <w:rFonts w:ascii="Consolas" w:eastAsia="Times New Roman" w:hAnsi="Consolas" w:cs="Times New Roman"/>
+          <w:color w:val="001080"/>
+          <w:kern w:val="0"/>
+          <w:sz w:val="21"/>
+          <w:szCs w:val="21"/>
+          <w14:ligatures w14:val="none"/>
+        </w:rPr>
+        <w:t>wiresQ</w:t>
       </w:r>
       <w:r>
         <w:rPr>
@@ -22615,29 +22586,62 @@
           <w:szCs w:val="21"/>
           <w14:ligatures w14:val="none"/>
         </w:rPr>
-        <w:t>args</w:t>
-      </w:r>
-      <w:r>
-        <w:rPr>
-          <w:rFonts w:ascii="Consolas" w:eastAsia="Times New Roman" w:hAnsi="Consolas" w:cs="Times New Roman"/>
-          <w:color w:val="000000"/>
-          <w:kern w:val="0"/>
-          <w:sz w:val="21"/>
-          <w:szCs w:val="21"/>
-          <w14:ligatures w14:val="none"/>
-        </w:rPr>
-        <w:t>=</w:t>
-      </w:r>
-      <w:r>
-        <w:rPr>
-          <w:rFonts w:ascii="Consolas" w:eastAsia="Times New Roman" w:hAnsi="Consolas" w:cs="Times New Roman"/>
-          <w:color w:val="3B3B3B"/>
-          <w:kern w:val="0"/>
-          <w:sz w:val="21"/>
-          <w:szCs w:val="21"/>
-          <w14:ligatures w14:val="none"/>
-        </w:rPr>
-        <w:t>(</w:t>
+        <w:t>resultsQ</w:t>
+      </w:r>
+      <w:r>
+        <w:rPr>
+          <w:rFonts w:ascii="Consolas" w:eastAsia="Times New Roman" w:hAnsi="Consolas" w:cs="Times New Roman"/>
+          <w:color w:val="3B3B3B"/>
+          <w:kern w:val="0"/>
+          <w:sz w:val="21"/>
+          <w:szCs w:val="21"/>
+          <w14:ligatures w14:val="none"/>
+        </w:rPr>
+        <w:t xml:space="preserve">, </w:t>
+      </w:r>
+      <w:r>
+        <w:rPr>
+          <w:rFonts w:ascii="Consolas" w:eastAsia="Times New Roman" w:hAnsi="Consolas" w:cs="Times New Roman"/>
+          <w:color w:val="001080"/>
+          <w:kern w:val="0"/>
+          <w:sz w:val="21"/>
+          <w:szCs w:val="21"/>
+          <w14:ligatures w14:val="none"/>
+        </w:rPr>
+        <w:t>verticalMatrix</w:t>
+      </w:r>
+      <w:r>
+        <w:rPr>
+          <w:rFonts w:ascii="Consolas" w:eastAsia="Times New Roman" w:hAnsi="Consolas" w:cs="Times New Roman"/>
+          <w:color w:val="3B3B3B"/>
+          <w:kern w:val="0"/>
+          <w:sz w:val="21"/>
+          <w:szCs w:val="21"/>
+          <w14:ligatures w14:val="none"/>
+        </w:rPr>
+        <w:t xml:space="preserve">, </w:t>
+      </w:r>
+      <w:r>
+        <w:rPr>
+          <w:rFonts w:ascii="Consolas" w:eastAsia="Times New Roman" w:hAnsi="Consolas" w:cs="Times New Roman"/>
+          <w:color w:val="001080"/>
+          <w:kern w:val="0"/>
+          <w:sz w:val="21"/>
+          <w:szCs w:val="21"/>
+          <w14:ligatures w14:val="none"/>
+        </w:rPr>
+        <w:t>hortizontalMatrix</w:t>
+      </w:r>
+      <w:r>
+        <w:rPr>
+          <w:rFonts w:ascii="Consolas" w:eastAsia="Times New Roman" w:hAnsi="Consolas" w:cs="Times New Roman"/>
+          <w:color w:val="3B3B3B"/>
+          <w:kern w:val="0"/>
+          <w:sz w:val="21"/>
+          <w:szCs w:val="21"/>
+          <w14:ligatures w14:val="none"/>
+        </w:rPr>
+        <w:t>))</w:t>
       </w:r>
     </w:p>
     <w:p>
@@ -22663,95 +22667,51 @@
           <w:szCs w:val="21"/>
           <w14:ligatures w14:val="none"/>
         </w:rPr>
-        <w:t xml:space="preserve">                </w:t>
-      </w:r>
-      <w:r>
-        <w:rPr>
-          <w:rFonts w:ascii="Consolas" w:eastAsia="Times New Roman" w:hAnsi="Consolas" w:cs="Times New Roman"/>
-          <w:color w:val="001080"/>
-          <w:kern w:val="0"/>
-          <w:sz w:val="21"/>
-          <w:szCs w:val="21"/>
-          <w14:ligatures w14:val="none"/>
-        </w:rPr>
-        <w:t>wiresQ</w:t>
-      </w:r>
-      <w:r>
-        <w:rPr>
-          <w:rFonts w:ascii="Consolas" w:eastAsia="Times New Roman" w:hAnsi="Consolas" w:cs="Times New Roman"/>
-          <w:color w:val="3B3B3B"/>
-          <w:kern w:val="0"/>
-          <w:sz w:val="21"/>
-          <w:szCs w:val="21"/>
-          <w14:ligatures w14:val="none"/>
-        </w:rPr>
-        <w:t xml:space="preserve">, </w:t>
-      </w:r>
-      <w:r>
-        <w:rPr>
-          <w:rFonts w:ascii="Consolas" w:eastAsia="Times New Roman" w:hAnsi="Consolas" w:cs="Times New Roman"/>
-          <w:color w:val="001080"/>
-          <w:kern w:val="0"/>
-          <w:sz w:val="21"/>
-          <w:szCs w:val="21"/>
-          <w14:ligatures w14:val="none"/>
-        </w:rPr>
-        <w:t>resultsQ</w:t>
-      </w:r>
-      <w:r>
-        <w:rPr>
-          <w:rFonts w:ascii="Consolas" w:eastAsia="Times New Roman" w:hAnsi="Consolas" w:cs="Times New Roman"/>
-          <w:color w:val="3B3B3B"/>
-          <w:kern w:val="0"/>
-          <w:sz w:val="21"/>
-          <w:szCs w:val="21"/>
-          <w14:ligatures w14:val="none"/>
-        </w:rPr>
-        <w:t xml:space="preserve">, </w:t>
-      </w:r>
-      <w:r>
-        <w:rPr>
-          <w:rFonts w:ascii="Consolas" w:eastAsia="Times New Roman" w:hAnsi="Consolas" w:cs="Times New Roman"/>
-          <w:color w:val="001080"/>
-          <w:kern w:val="0"/>
-          <w:sz w:val="21"/>
-          <w:szCs w:val="21"/>
-          <w14:ligatures w14:val="none"/>
-        </w:rPr>
-        <w:t>verticalMatrix</w:t>
-      </w:r>
-      <w:r>
-        <w:rPr>
-          <w:rFonts w:ascii="Consolas" w:eastAsia="Times New Roman" w:hAnsi="Consolas" w:cs="Times New Roman"/>
-          <w:color w:val="3B3B3B"/>
-          <w:kern w:val="0"/>
-          <w:sz w:val="21"/>
-          <w:szCs w:val="21"/>
-          <w14:ligatures w14:val="none"/>
-        </w:rPr>
-        <w:t xml:space="preserve">, </w:t>
-      </w:r>
-      <w:r>
-        <w:rPr>
-          <w:rFonts w:ascii="Consolas" w:eastAsia="Times New Roman" w:hAnsi="Consolas" w:cs="Times New Roman"/>
-          <w:color w:val="001080"/>
-          <w:kern w:val="0"/>
-          <w:sz w:val="21"/>
-          <w:szCs w:val="21"/>
-          <w14:ligatures w14:val="none"/>
-        </w:rPr>
-        <w:t>hortizontalMatrix</w:t>
-      </w:r>
-      <w:r>
-        <w:rPr>
-          <w:rFonts w:ascii="Consolas" w:eastAsia="Times New Roman" w:hAnsi="Consolas" w:cs="Times New Roman"/>
-          <w:color w:val="3B3B3B"/>
-          <w:kern w:val="0"/>
-          <w:sz w:val="21"/>
-          <w:szCs w:val="21"/>
-          <w14:ligatures w14:val="none"/>
-        </w:rPr>
-        <w:t>))</w:t>
+        <w:t xml:space="preserve">            </w:t>
+      </w:r>
+      <w:r>
+        <w:rPr>
+          <w:rFonts w:ascii="Consolas" w:eastAsia="Times New Roman" w:hAnsi="Consolas" w:cs="Times New Roman"/>
+          <w:color w:val="001080"/>
+          <w:kern w:val="0"/>
+          <w:sz w:val="21"/>
+          <w:szCs w:val="21"/>
+          <w14:ligatures w14:val="none"/>
+        </w:rPr>
+        <w:t>t</w:t>
+      </w:r>
+      <w:r>
+        <w:rPr>
+          <w:rFonts w:ascii="Consolas" w:eastAsia="Times New Roman" w:hAnsi="Consolas" w:cs="Times New Roman"/>
+          <w:color w:val="3B3B3B"/>
+          <w:kern w:val="0"/>
+          <w:sz w:val="21"/>
+          <w:szCs w:val="21"/>
+          <w14:ligatures w14:val="none"/>
+        </w:rPr>
+        <w:t>.</w:t>
+      </w:r>
+      <w:r>
+        <w:rPr>
+          <w:rFonts w:ascii="Consolas" w:eastAsia="Times New Roman" w:hAnsi="Consolas" w:cs="Times New Roman"/>
+          <w:color w:val="795E26"/>
+          <w:kern w:val="0"/>
+          <w:sz w:val="21"/>
+          <w:szCs w:val="21"/>
+          <w14:ligatures w14:val="none"/>
+        </w:rPr>
+        <w:t>start</w:t>
+      </w:r>
+      <w:r>
+        <w:rPr>
+          <w:rFonts w:ascii="Consolas" w:eastAsia="Times New Roman" w:hAnsi="Consolas" w:cs="Times New Roman"/>
+          <w:color w:val="3B3B3B"/>
+          <w:kern w:val="0"/>
+          <w:sz w:val="21"/>
+          <w:szCs w:val="21"/>
+          <w14:ligatures w14:val="none"/>
+        </w:rPr>
+        <w:t>()</w:t>
       </w:r>
     </w:p>
     <w:p>
@@ -22788,6 +22748,50 @@
           <w:szCs w:val="21"/>
           <w14:ligatures w14:val="none"/>
         </w:rPr>
+        <w:t>threads</w:t>
+      </w:r>
+      <w:r>
+        <w:rPr>
+          <w:rFonts w:ascii="Consolas" w:eastAsia="Times New Roman" w:hAnsi="Consolas" w:cs="Times New Roman"/>
+          <w:color w:val="3B3B3B"/>
+          <w:kern w:val="0"/>
+          <w:sz w:val="21"/>
+          <w:szCs w:val="21"/>
+          <w14:ligatures w14:val="none"/>
+        </w:rPr>
+        <w:t>.</w:t>
+      </w:r>
+      <w:r>
+        <w:rPr>
+          <w:rFonts w:ascii="Consolas" w:eastAsia="Times New Roman" w:hAnsi="Consolas" w:cs="Times New Roman"/>
+          <w:color w:val="795E26"/>
+          <w:kern w:val="0"/>
+          <w:sz w:val="21"/>
+          <w:szCs w:val="21"/>
+          <w14:ligatures w14:val="none"/>
+        </w:rPr>
+        <w:t>append</w:t>
+      </w:r>
+      <w:r>
+        <w:rPr>
+          <w:rFonts w:ascii="Consolas" w:eastAsia="Times New Roman" w:hAnsi="Consolas" w:cs="Times New Roman"/>
+          <w:color w:val="3B3B3B"/>
+          <w:kern w:val="0"/>
+          <w:sz w:val="21"/>
+          <w:szCs w:val="21"/>
+          <w14:ligatures w14:val="none"/>
+        </w:rPr>
+        <w:t>(</w:t>
+      </w:r>
+      <w:r>
+        <w:rPr>
+          <w:rFonts w:ascii="Consolas" w:eastAsia="Times New Roman" w:hAnsi="Consolas" w:cs="Times New Roman"/>
+          <w:color w:val="001080"/>
+          <w:kern w:val="0"/>
+          <w:sz w:val="21"/>
+          <w:szCs w:val="21"/>
+          <w14:ligatures w14:val="none"/>
+        </w:rPr>
         <w:t>t</w:t>
       </w:r>
       <w:r>
@@ -22799,29 +22803,7 @@
           <w:szCs w:val="21"/>
           <w14:ligatures w14:val="none"/>
         </w:rPr>
-        <w:t>.</w:t>
-      </w:r>
-      <w:r>
-        <w:rPr>
-          <w:rFonts w:ascii="Consolas" w:eastAsia="Times New Roman" w:hAnsi="Consolas" w:cs="Times New Roman"/>
-          <w:color w:val="795E26"/>
-          <w:kern w:val="0"/>
-          <w:sz w:val="21"/>
-          <w:szCs w:val="21"/>
-          <w14:ligatures w14:val="none"/>
-        </w:rPr>
-        <w:t>start</w:t>
-      </w:r>
-      <w:r>
-        <w:rPr>
-          <w:rFonts w:ascii="Consolas" w:eastAsia="Times New Roman" w:hAnsi="Consolas" w:cs="Times New Roman"/>
-          <w:color w:val="3B3B3B"/>
-          <w:kern w:val="0"/>
-          <w:sz w:val="21"/>
-          <w:szCs w:val="21"/>
-          <w14:ligatures w14:val="none"/>
-        </w:rPr>
-        <w:t>()</w:t>
+        <w:t>)</w:t>
       </w:r>
     </w:p>
     <w:p>
@@ -22847,29 +22829,95 @@
           <w:szCs w:val="21"/>
           <w14:ligatures w14:val="none"/>
         </w:rPr>
-        <w:t xml:space="preserve">            </w:t>
-      </w:r>
-      <w:r>
-        <w:rPr>
-          <w:rFonts w:ascii="Consolas" w:eastAsia="Times New Roman" w:hAnsi="Consolas" w:cs="Times New Roman"/>
-          <w:color w:val="001080"/>
-          <w:kern w:val="0"/>
-          <w:sz w:val="21"/>
-          <w:szCs w:val="21"/>
-          <w14:ligatures w14:val="none"/>
-        </w:rPr>
-        <w:t>threads</w:t>
-      </w:r>
-      <w:r>
-        <w:rPr>
-          <w:rFonts w:ascii="Consolas" w:eastAsia="Times New Roman" w:hAnsi="Consolas" w:cs="Times New Roman"/>
-          <w:color w:val="3B3B3B"/>
-          <w:kern w:val="0"/>
-          <w:sz w:val="21"/>
-          <w:szCs w:val="21"/>
-          <w14:ligatures w14:val="none"/>
-        </w:rPr>
-        <w:t>.</w:t>
+        <w:t xml:space="preserve">        </w:t>
+      </w:r>
+      <w:r>
+        <w:rPr>
+          <w:rFonts w:ascii="Consolas" w:eastAsia="Times New Roman" w:hAnsi="Consolas" w:cs="Times New Roman"/>
+          <w:color w:val="001080"/>
+          <w:kern w:val="0"/>
+          <w:sz w:val="21"/>
+          <w:szCs w:val="21"/>
+          <w14:ligatures w14:val="none"/>
+        </w:rPr>
+        <w:t>resultsThread</w:t>
+      </w:r>
+      <w:r>
+        <w:rPr>
+          <w:rFonts w:ascii="Consolas" w:eastAsia="Times New Roman" w:hAnsi="Consolas" w:cs="Times New Roman"/>
+          <w:color w:val="3B3B3B"/>
+          <w:kern w:val="0"/>
+          <w:sz w:val="21"/>
+          <w:szCs w:val="21"/>
+          <w14:ligatures w14:val="none"/>
+        </w:rPr>
+        <w:t xml:space="preserve"> </w:t>
+      </w:r>
+      <w:r>
+        <w:rPr>
+          <w:rFonts w:ascii="Consolas" w:eastAsia="Times New Roman" w:hAnsi="Consolas" w:cs="Times New Roman"/>
+          <w:color w:val="000000"/>
+          <w:kern w:val="0"/>
+          <w:sz w:val="21"/>
+          <w:szCs w:val="21"/>
+          <w14:ligatures w14:val="none"/>
+        </w:rPr>
+        <w:t>=</w:t>
+      </w:r>
+      <w:r>
+        <w:rPr>
+          <w:rFonts w:ascii="Consolas" w:eastAsia="Times New Roman" w:hAnsi="Consolas" w:cs="Times New Roman"/>
+          <w:color w:val="3B3B3B"/>
+          <w:kern w:val="0"/>
+          <w:sz w:val="21"/>
+          <w:szCs w:val="21"/>
+          <w14:ligatures w14:val="none"/>
+        </w:rPr>
+        <w:t xml:space="preserve"> </w:t>
+      </w:r>
+      <w:r>
+        <w:rPr>
+          <w:rFonts w:ascii="Consolas" w:eastAsia="Times New Roman" w:hAnsi="Consolas" w:cs="Times New Roman"/>
+          <w:color w:val="267F99"/>
+          <w:kern w:val="0"/>
+          <w:sz w:val="21"/>
+          <w:szCs w:val="21"/>
+          <w14:ligatures w14:val="none"/>
+        </w:rPr>
+        <w:t>Thread</w:t>
+      </w:r>
+      <w:r>
+        <w:rPr>
+          <w:rFonts w:ascii="Consolas" w:eastAsia="Times New Roman" w:hAnsi="Consolas" w:cs="Times New Roman"/>
+          <w:color w:val="3B3B3B"/>
+          <w:kern w:val="0"/>
+          <w:sz w:val="21"/>
+          <w:szCs w:val="21"/>
+          <w14:ligatures w14:val="none"/>
+        </w:rPr>
+        <w:t>(</w:t>
+      </w:r>
+      <w:r>
+        <w:rPr>
+          <w:rFonts w:ascii="Consolas" w:eastAsia="Times New Roman" w:hAnsi="Consolas" w:cs="Times New Roman"/>
+          <w:color w:val="001080"/>
+          <w:kern w:val="0"/>
+          <w:sz w:val="21"/>
+          <w:szCs w:val="21"/>
+          <w14:ligatures w14:val="none"/>
+        </w:rPr>
+        <w:t>target</w:t>
+      </w:r>
+      <w:r>
+        <w:rPr>
+          <w:rFonts w:ascii="Consolas" w:eastAsia="Times New Roman" w:hAnsi="Consolas" w:cs="Times New Roman"/>
+          <w:color w:val="000000"/>
+          <w:kern w:val="0"/>
+          <w:sz w:val="21"/>
+          <w:szCs w:val="21"/>
+          <w14:ligatures w14:val="none"/>
+        </w:rPr>
+        <w:t>=</w:t>
       </w:r>
       <w:r>
         <w:rPr>
@@ -22880,40 +22928,18 @@
           <w:szCs w:val="21"/>
           <w14:ligatures w14:val="none"/>
         </w:rPr>
-        <w:t>append</w:t>
-      </w:r>
-      <w:r>
-        <w:rPr>
-          <w:rFonts w:ascii="Consolas" w:eastAsia="Times New Roman" w:hAnsi="Consolas" w:cs="Times New Roman"/>
-          <w:color w:val="3B3B3B"/>
-          <w:kern w:val="0"/>
-          <w:sz w:val="21"/>
-          <w:szCs w:val="21"/>
-          <w14:ligatures w14:val="none"/>
-        </w:rPr>
-        <w:t>(</w:t>
-      </w:r>
-      <w:r>
-        <w:rPr>
-          <w:rFonts w:ascii="Consolas" w:eastAsia="Times New Roman" w:hAnsi="Consolas" w:cs="Times New Roman"/>
-          <w:color w:val="001080"/>
-          <w:kern w:val="0"/>
-          <w:sz w:val="21"/>
-          <w:szCs w:val="21"/>
-          <w14:ligatures w14:val="none"/>
-        </w:rPr>
-        <w:t>t</w:t>
-      </w:r>
-      <w:r>
-        <w:rPr>
-          <w:rFonts w:ascii="Consolas" w:eastAsia="Times New Roman" w:hAnsi="Consolas" w:cs="Times New Roman"/>
-          <w:color w:val="3B3B3B"/>
-          <w:kern w:val="0"/>
-          <w:sz w:val="21"/>
-          <w:szCs w:val="21"/>
-          <w14:ligatures w14:val="none"/>
-        </w:rPr>
-        <w:t>)</w:t>
+        <w:t>SaveResultsToFile</w:t>
+      </w:r>
+      <w:r>
+        <w:rPr>
+          <w:rFonts w:ascii="Consolas" w:eastAsia="Times New Roman" w:hAnsi="Consolas" w:cs="Times New Roman"/>
+          <w:color w:val="3B3B3B"/>
+          <w:kern w:val="0"/>
+          <w:sz w:val="21"/>
+          <w:szCs w:val="21"/>
+          <w14:ligatures w14:val="none"/>
+        </w:rPr>
+        <w:t>,</w:t>
       </w:r>
     </w:p>
     <w:p>
@@ -22939,29 +22965,18 @@
           <w:szCs w:val="21"/>
           <w14:ligatures w14:val="none"/>
         </w:rPr>
-        <w:t xml:space="preserve">        </w:t>
-      </w:r>
-      <w:r>
-        <w:rPr>
-          <w:rFonts w:ascii="Consolas" w:eastAsia="Times New Roman" w:hAnsi="Consolas" w:cs="Times New Roman"/>
-          <w:color w:val="001080"/>
-          <w:kern w:val="0"/>
-          <w:sz w:val="21"/>
-          <w:szCs w:val="21"/>
-          <w14:ligatures w14:val="none"/>
-        </w:rPr>
-        <w:t>resultsThread</w:t>
-      </w:r>
-      <w:r>
-        <w:rPr>
-          <w:rFonts w:ascii="Consolas" w:eastAsia="Times New Roman" w:hAnsi="Consolas" w:cs="Times New Roman"/>
-          <w:color w:val="3B3B3B"/>
-          <w:kern w:val="0"/>
-          <w:sz w:val="21"/>
-          <w:szCs w:val="21"/>
-          <w14:ligatures w14:val="none"/>
-        </w:rPr>
-        <w:t xml:space="preserve"> </w:t>
+        <w:t>                               </w:t>
+      </w:r>
+      <w:r>
+        <w:rPr>
+          <w:rFonts w:ascii="Consolas" w:eastAsia="Times New Roman" w:hAnsi="Consolas" w:cs="Times New Roman"/>
+          <w:color w:val="001080"/>
+          <w:kern w:val="0"/>
+          <w:sz w:val="21"/>
+          <w:szCs w:val="21"/>
+          <w14:ligatures w14:val="none"/>
+        </w:rPr>
+        <w:t>args</w:t>
       </w:r>
       <w:r>
         <w:rPr>
@@ -22983,28 +22998,6 @@
           <w:szCs w:val="21"/>
           <w14:ligatures w14:val="none"/>
         </w:rPr>
-        <w:t xml:space="preserve"> </w:t>
-      </w:r>
-      <w:r>
-        <w:rPr>
-          <w:rFonts w:ascii="Consolas" w:eastAsia="Times New Roman" w:hAnsi="Consolas" w:cs="Times New Roman"/>
-          <w:color w:val="267F99"/>
-          <w:kern w:val="0"/>
-          <w:sz w:val="21"/>
-          <w:szCs w:val="21"/>
-          <w14:ligatures w14:val="none"/>
-        </w:rPr>
-        <w:t>Thread</w:t>
-      </w:r>
-      <w:r>
-        <w:rPr>
-          <w:rFonts w:ascii="Consolas" w:eastAsia="Times New Roman" w:hAnsi="Consolas" w:cs="Times New Roman"/>
-          <w:color w:val="3B3B3B"/>
-          <w:kern w:val="0"/>
-          <w:sz w:val="21"/>
-          <w:szCs w:val="21"/>
-          <w14:ligatures w14:val="none"/>
-        </w:rPr>
         <w:t>(</w:t>
       </w:r>
       <w:r>
@@ -23016,40 +23009,40 @@
           <w:szCs w:val="21"/>
           <w14:ligatures w14:val="none"/>
         </w:rPr>
-        <w:t>target</w:t>
-      </w:r>
-      <w:r>
-        <w:rPr>
-          <w:rFonts w:ascii="Consolas" w:eastAsia="Times New Roman" w:hAnsi="Consolas" w:cs="Times New Roman"/>
-          <w:color w:val="000000"/>
-          <w:kern w:val="0"/>
-          <w:sz w:val="21"/>
-          <w:szCs w:val="21"/>
-          <w14:ligatures w14:val="none"/>
-        </w:rPr>
-        <w:t>=</w:t>
-      </w:r>
-      <w:r>
-        <w:rPr>
-          <w:rFonts w:ascii="Consolas" w:eastAsia="Times New Roman" w:hAnsi="Consolas" w:cs="Times New Roman"/>
-          <w:color w:val="795E26"/>
-          <w:kern w:val="0"/>
-          <w:sz w:val="21"/>
-          <w:szCs w:val="21"/>
-          <w14:ligatures w14:val="none"/>
-        </w:rPr>
-        <w:t>SaveResultsToFile</w:t>
-      </w:r>
-      <w:r>
-        <w:rPr>
-          <w:rFonts w:ascii="Consolas" w:eastAsia="Times New Roman" w:hAnsi="Consolas" w:cs="Times New Roman"/>
-          <w:color w:val="3B3B3B"/>
-          <w:kern w:val="0"/>
-          <w:sz w:val="21"/>
-          <w:szCs w:val="21"/>
-          <w14:ligatures w14:val="none"/>
-        </w:rPr>
-        <w:t>,</w:t>
+        <w:t>filename</w:t>
+      </w:r>
+      <w:r>
+        <w:rPr>
+          <w:rFonts w:ascii="Consolas" w:eastAsia="Times New Roman" w:hAnsi="Consolas" w:cs="Times New Roman"/>
+          <w:color w:val="3B3B3B"/>
+          <w:kern w:val="0"/>
+          <w:sz w:val="21"/>
+          <w:szCs w:val="21"/>
+          <w14:ligatures w14:val="none"/>
+        </w:rPr>
+        <w:t xml:space="preserve">, </w:t>
+      </w:r>
+      <w:r>
+        <w:rPr>
+          <w:rFonts w:ascii="Consolas" w:eastAsia="Times New Roman" w:hAnsi="Consolas" w:cs="Times New Roman"/>
+          <w:color w:val="001080"/>
+          <w:kern w:val="0"/>
+          <w:sz w:val="21"/>
+          <w:szCs w:val="21"/>
+          <w14:ligatures w14:val="none"/>
+        </w:rPr>
+        <w:t>resultsQ</w:t>
+      </w:r>
+      <w:r>
+        <w:rPr>
+          <w:rFonts w:ascii="Consolas" w:eastAsia="Times New Roman" w:hAnsi="Consolas" w:cs="Times New Roman"/>
+          <w:color w:val="3B3B3B"/>
+          <w:kern w:val="0"/>
+          <w:sz w:val="21"/>
+          <w:szCs w:val="21"/>
+          <w14:ligatures w14:val="none"/>
+        </w:rPr>
+        <w:t>))</w:t>
       </w:r>
     </w:p>
     <w:p>
@@ -23075,84 +23068,51 @@
           <w:szCs w:val="21"/>
           <w14:ligatures w14:val="none"/>
         </w:rPr>
-        <w:t>                               </w:t>
-      </w:r>
-      <w:r>
-        <w:rPr>
-          <w:rFonts w:ascii="Consolas" w:eastAsia="Times New Roman" w:hAnsi="Consolas" w:cs="Times New Roman"/>
-          <w:color w:val="001080"/>
-          <w:kern w:val="0"/>
-          <w:sz w:val="21"/>
-          <w:szCs w:val="21"/>
-          <w14:ligatures w14:val="none"/>
-        </w:rPr>
-        <w:t>args</w:t>
-      </w:r>
-      <w:r>
-        <w:rPr>
-          <w:rFonts w:ascii="Consolas" w:eastAsia="Times New Roman" w:hAnsi="Consolas" w:cs="Times New Roman"/>
-          <w:color w:val="000000"/>
-          <w:kern w:val="0"/>
-          <w:sz w:val="21"/>
-          <w:szCs w:val="21"/>
-          <w14:ligatures w14:val="none"/>
-        </w:rPr>
-        <w:t>=</w:t>
-      </w:r>
-      <w:r>
-        <w:rPr>
-          <w:rFonts w:ascii="Consolas" w:eastAsia="Times New Roman" w:hAnsi="Consolas" w:cs="Times New Roman"/>
-          <w:color w:val="3B3B3B"/>
-          <w:kern w:val="0"/>
-          <w:sz w:val="21"/>
-          <w:szCs w:val="21"/>
-          <w14:ligatures w14:val="none"/>
-        </w:rPr>
-        <w:t>(</w:t>
-      </w:r>
-      <w:r>
-        <w:rPr>
-          <w:rFonts w:ascii="Consolas" w:eastAsia="Times New Roman" w:hAnsi="Consolas" w:cs="Times New Roman"/>
-          <w:color w:val="001080"/>
-          <w:kern w:val="0"/>
-          <w:sz w:val="21"/>
-          <w:szCs w:val="21"/>
-          <w14:ligatures w14:val="none"/>
-        </w:rPr>
-        <w:t>filename</w:t>
-      </w:r>
-      <w:r>
-        <w:rPr>
-          <w:rFonts w:ascii="Consolas" w:eastAsia="Times New Roman" w:hAnsi="Consolas" w:cs="Times New Roman"/>
-          <w:color w:val="3B3B3B"/>
-          <w:kern w:val="0"/>
-          <w:sz w:val="21"/>
-          <w:szCs w:val="21"/>
-          <w14:ligatures w14:val="none"/>
-        </w:rPr>
-        <w:t xml:space="preserve">, </w:t>
-      </w:r>
-      <w:r>
-        <w:rPr>
-          <w:rFonts w:ascii="Consolas" w:eastAsia="Times New Roman" w:hAnsi="Consolas" w:cs="Times New Roman"/>
-          <w:color w:val="001080"/>
-          <w:kern w:val="0"/>
-          <w:sz w:val="21"/>
-          <w:szCs w:val="21"/>
-          <w14:ligatures w14:val="none"/>
-        </w:rPr>
-        <w:t>resultsQ</w:t>
-      </w:r>
-      <w:r>
-        <w:rPr>
-          <w:rFonts w:ascii="Consolas" w:eastAsia="Times New Roman" w:hAnsi="Consolas" w:cs="Times New Roman"/>
-          <w:color w:val="3B3B3B"/>
-          <w:kern w:val="0"/>
-          <w:sz w:val="21"/>
-          <w:szCs w:val="21"/>
-          <w14:ligatures w14:val="none"/>
-        </w:rPr>
-        <w:t>))</w:t>
+        <w:t xml:space="preserve">        </w:t>
+      </w:r>
+      <w:r>
+        <w:rPr>
+          <w:rFonts w:ascii="Consolas" w:eastAsia="Times New Roman" w:hAnsi="Consolas" w:cs="Times New Roman"/>
+          <w:color w:val="001080"/>
+          <w:kern w:val="0"/>
+          <w:sz w:val="21"/>
+          <w:szCs w:val="21"/>
+          <w14:ligatures w14:val="none"/>
+        </w:rPr>
+        <w:t>resultsThread</w:t>
+      </w:r>
+      <w:r>
+        <w:rPr>
+          <w:rFonts w:ascii="Consolas" w:eastAsia="Times New Roman" w:hAnsi="Consolas" w:cs="Times New Roman"/>
+          <w:color w:val="3B3B3B"/>
+          <w:kern w:val="0"/>
+          <w:sz w:val="21"/>
+          <w:szCs w:val="21"/>
+          <w14:ligatures w14:val="none"/>
+        </w:rPr>
+        <w:t>.</w:t>
+      </w:r>
+      <w:r>
+        <w:rPr>
+          <w:rFonts w:ascii="Consolas" w:eastAsia="Times New Roman" w:hAnsi="Consolas" w:cs="Times New Roman"/>
+          <w:color w:val="795E26"/>
+          <w:kern w:val="0"/>
+          <w:sz w:val="21"/>
+          <w:szCs w:val="21"/>
+          <w14:ligatures w14:val="none"/>
+        </w:rPr>
+        <w:t>start</w:t>
+      </w:r>
+      <w:r>
+        <w:rPr>
+          <w:rFonts w:ascii="Consolas" w:eastAsia="Times New Roman" w:hAnsi="Consolas" w:cs="Times New Roman"/>
+          <w:color w:val="3B3B3B"/>
+          <w:kern w:val="0"/>
+          <w:sz w:val="21"/>
+          <w:szCs w:val="21"/>
+          <w14:ligatures w14:val="none"/>
+        </w:rPr>
+        <w:t>()</w:t>
       </w:r>
     </w:p>
     <w:p>
@@ -23183,46 +23143,101 @@
       <w:r>
         <w:rPr>
           <w:rFonts w:ascii="Consolas" w:eastAsia="Times New Roman" w:hAnsi="Consolas" w:cs="Times New Roman"/>
-          <w:color w:val="001080"/>
-          <w:kern w:val="0"/>
-          <w:sz w:val="21"/>
-          <w:szCs w:val="21"/>
-          <w14:ligatures w14:val="none"/>
-        </w:rPr>
-        <w:t>resultsThread</w:t>
-      </w:r>
-      <w:r>
-        <w:rPr>
-          <w:rFonts w:ascii="Consolas" w:eastAsia="Times New Roman" w:hAnsi="Consolas" w:cs="Times New Roman"/>
-          <w:color w:val="3B3B3B"/>
-          <w:kern w:val="0"/>
-          <w:sz w:val="21"/>
-          <w:szCs w:val="21"/>
-          <w14:ligatures w14:val="none"/>
-        </w:rPr>
-        <w:t>.</w:t>
-      </w:r>
-      <w:r>
-        <w:rPr>
-          <w:rFonts w:ascii="Consolas" w:eastAsia="Times New Roman" w:hAnsi="Consolas" w:cs="Times New Roman"/>
-          <w:color w:val="795E26"/>
-          <w:kern w:val="0"/>
-          <w:sz w:val="21"/>
-          <w:szCs w:val="21"/>
-          <w14:ligatures w14:val="none"/>
-        </w:rPr>
-        <w:t>start</w:t>
-      </w:r>
-      <w:r>
-        <w:rPr>
-          <w:rFonts w:ascii="Consolas" w:eastAsia="Times New Roman" w:hAnsi="Consolas" w:cs="Times New Roman"/>
-          <w:color w:val="3B3B3B"/>
-          <w:kern w:val="0"/>
-          <w:sz w:val="21"/>
-          <w:szCs w:val="21"/>
-          <w14:ligatures w14:val="none"/>
-        </w:rPr>
-        <w:t>()</w:t>
+          <w:color w:val="AF00DB"/>
+          <w:kern w:val="0"/>
+          <w:sz w:val="21"/>
+          <w:szCs w:val="21"/>
+          <w14:ligatures w14:val="none"/>
+        </w:rPr>
+        <w:t>for</w:t>
+      </w:r>
+      <w:r>
+        <w:rPr>
+          <w:rFonts w:ascii="Consolas" w:eastAsia="Times New Roman" w:hAnsi="Consolas" w:cs="Times New Roman"/>
+          <w:color w:val="3B3B3B"/>
+          <w:kern w:val="0"/>
+          <w:sz w:val="21"/>
+          <w:szCs w:val="21"/>
+          <w14:ligatures w14:val="none"/>
+        </w:rPr>
+        <w:t xml:space="preserve"> </w:t>
+      </w:r>
+      <w:r>
+        <w:rPr>
+          <w:rFonts w:ascii="Consolas" w:eastAsia="Times New Roman" w:hAnsi="Consolas" w:cs="Times New Roman"/>
+          <w:color w:val="001080"/>
+          <w:kern w:val="0"/>
+          <w:sz w:val="21"/>
+          <w:szCs w:val="21"/>
+          <w14:ligatures w14:val="none"/>
+        </w:rPr>
+        <w:t>t</w:t>
+      </w:r>
+      <w:r>
+        <w:rPr>
+          <w:rFonts w:ascii="Consolas" w:eastAsia="Times New Roman" w:hAnsi="Consolas" w:cs="Times New Roman"/>
+          <w:color w:val="3B3B3B"/>
+          <w:kern w:val="0"/>
+          <w:sz w:val="21"/>
+          <w:szCs w:val="21"/>
+          <w14:ligatures w14:val="none"/>
+        </w:rPr>
+        <w:t xml:space="preserve"> </w:t>
+      </w:r>
+      <w:r>
+        <w:rPr>
+          <w:rFonts w:ascii="Consolas" w:eastAsia="Times New Roman" w:hAnsi="Consolas" w:cs="Times New Roman"/>
+          <w:color w:val="AF00DB"/>
+          <w:kern w:val="0"/>
+          <w:sz w:val="21"/>
+          <w:szCs w:val="21"/>
+          <w14:ligatures w14:val="none"/>
+        </w:rPr>
+        <w:t>in</w:t>
+      </w:r>
+      <w:r>
+        <w:rPr>
+          <w:rFonts w:ascii="Consolas" w:eastAsia="Times New Roman" w:hAnsi="Consolas" w:cs="Times New Roman"/>
+          <w:color w:val="3B3B3B"/>
+          <w:kern w:val="0"/>
+          <w:sz w:val="21"/>
+          <w:szCs w:val="21"/>
+          <w14:ligatures w14:val="none"/>
+        </w:rPr>
+        <w:t xml:space="preserve"> </w:t>
+      </w:r>
+      <w:r>
+        <w:rPr>
+          <w:rFonts w:ascii="Consolas" w:eastAsia="Times New Roman" w:hAnsi="Consolas" w:cs="Times New Roman"/>
+          <w:color w:val="001080"/>
+          <w:kern w:val="0"/>
+          <w:sz w:val="21"/>
+          <w:szCs w:val="21"/>
+          <w14:ligatures w14:val="none"/>
+        </w:rPr>
+        <w:t>threads</w:t>
+      </w:r>
+      <w:r>
+        <w:rPr>
+          <w:rFonts w:ascii="Consolas" w:eastAsia="Times New Roman" w:hAnsi="Consolas" w:cs="Times New Roman"/>
+          <w:color w:val="3B3B3B"/>
+          <w:kern w:val="0"/>
+          <w:sz w:val="21"/>
+          <w:szCs w:val="21"/>
+          <w14:ligatures w14:val="none"/>
+        </w:rPr>
+        <w:t>:  </w:t>
+      </w:r>
+      <w:r>
+        <w:rPr>
+          <w:rFonts w:ascii="Consolas" w:eastAsia="Times New Roman" w:hAnsi="Consolas" w:cs="Times New Roman"/>
+          <w:color w:val="008000"/>
+          <w:kern w:val="0"/>
+          <w:sz w:val="21"/>
+          <w:szCs w:val="21"/>
+          <w14:ligatures w14:val="none"/>
+        </w:rPr>
+        <w:t># Signal capacitance threads to end</w:t>
       </w:r>
     </w:p>
     <w:p>
@@ -23248,120 +23263,74 @@
           <w:szCs w:val="21"/>
           <w14:ligatures w14:val="none"/>
         </w:rPr>
-        <w:t xml:space="preserve">        </w:t>
-      </w:r>
-      <w:r>
-        <w:rPr>
-          <w:rFonts w:ascii="Consolas" w:eastAsia="Times New Roman" w:hAnsi="Consolas" w:cs="Times New Roman"/>
-          <w:color w:val="AF00DB"/>
-          <w:kern w:val="0"/>
-          <w:sz w:val="21"/>
-          <w:szCs w:val="21"/>
-          <w14:ligatures w14:val="none"/>
-        </w:rPr>
-        <w:t>for</w:t>
-      </w:r>
-      <w:r>
-        <w:rPr>
-          <w:rFonts w:ascii="Consolas" w:eastAsia="Times New Roman" w:hAnsi="Consolas" w:cs="Times New Roman"/>
-          <w:color w:val="3B3B3B"/>
-          <w:kern w:val="0"/>
-          <w:sz w:val="21"/>
-          <w:szCs w:val="21"/>
-          <w14:ligatures w14:val="none"/>
-        </w:rPr>
-        <w:t xml:space="preserve"> </w:t>
-      </w:r>
-      <w:r>
-        <w:rPr>
-          <w:rFonts w:ascii="Consolas" w:eastAsia="Times New Roman" w:hAnsi="Consolas" w:cs="Times New Roman"/>
-          <w:color w:val="001080"/>
-          <w:kern w:val="0"/>
-          <w:sz w:val="21"/>
-          <w:szCs w:val="21"/>
-          <w14:ligatures w14:val="none"/>
-        </w:rPr>
-        <w:t>t</w:t>
-      </w:r>
-      <w:r>
-        <w:rPr>
-          <w:rFonts w:ascii="Consolas" w:eastAsia="Times New Roman" w:hAnsi="Consolas" w:cs="Times New Roman"/>
-          <w:color w:val="3B3B3B"/>
-          <w:kern w:val="0"/>
-          <w:sz w:val="21"/>
-          <w:szCs w:val="21"/>
-          <w14:ligatures w14:val="none"/>
-        </w:rPr>
-        <w:t xml:space="preserve"> </w:t>
-      </w:r>
-      <w:r>
-        <w:rPr>
-          <w:rFonts w:ascii="Consolas" w:eastAsia="Times New Roman" w:hAnsi="Consolas" w:cs="Times New Roman"/>
-          <w:color w:val="AF00DB"/>
-          <w:kern w:val="0"/>
-          <w:sz w:val="21"/>
-          <w:szCs w:val="21"/>
-          <w14:ligatures w14:val="none"/>
-        </w:rPr>
-        <w:t>in</w:t>
-      </w:r>
-      <w:r>
-        <w:rPr>
-          <w:rFonts w:ascii="Consolas" w:eastAsia="Times New Roman" w:hAnsi="Consolas" w:cs="Times New Roman"/>
-          <w:color w:val="3B3B3B"/>
-          <w:kern w:val="0"/>
-          <w:sz w:val="21"/>
-          <w:szCs w:val="21"/>
-          <w14:ligatures w14:val="none"/>
-        </w:rPr>
-        <w:t xml:space="preserve"> </w:t>
-      </w:r>
-      <w:r>
-        <w:rPr>
-          <w:rFonts w:ascii="Consolas" w:eastAsia="Times New Roman" w:hAnsi="Consolas" w:cs="Times New Roman"/>
-          <w:color w:val="001080"/>
-          <w:kern w:val="0"/>
-          <w:sz w:val="21"/>
-          <w:szCs w:val="21"/>
-          <w14:ligatures w14:val="none"/>
-        </w:rPr>
-        <w:t>threads</w:t>
-      </w:r>
-      <w:r>
-        <w:rPr>
-          <w:rFonts w:ascii="Consolas" w:eastAsia="Times New Roman" w:hAnsi="Consolas" w:cs="Times New Roman"/>
-          <w:color w:val="3B3B3B"/>
-          <w:kern w:val="0"/>
-          <w:sz w:val="21"/>
-          <w:szCs w:val="21"/>
-          <w14:ligatures w14:val="none"/>
-        </w:rPr>
-        <w:t>:  </w:t>
-      </w:r>
-      <w:r>
-        <w:rPr>
-          <w:rFonts w:ascii="Consolas" w:eastAsia="Times New Roman" w:hAnsi="Consolas" w:cs="Times New Roman"/>
-          <w:color w:val="008000"/>
-          <w:kern w:val="0"/>
-          <w:sz w:val="21"/>
-          <w:szCs w:val="21"/>
-          <w14:ligatures w14:val="none"/>
-        </w:rPr>
-        <w:t xml:space="preserve"># Signal capacitance threads to </w:t>
-      </w:r>
-      <w:proofErr w:type="gramStart"/>
-      <w:r>
-        <w:rPr>
-          <w:rFonts w:ascii="Consolas" w:eastAsia="Times New Roman" w:hAnsi="Consolas" w:cs="Times New Roman"/>
-          <w:color w:val="008000"/>
-          <w:kern w:val="0"/>
-          <w:sz w:val="21"/>
-          <w:szCs w:val="21"/>
-          <w14:ligatures w14:val="none"/>
-        </w:rPr>
-        <w:t>end</w:t>
-      </w:r>
-      <w:proofErr w:type="gramEnd"/>
+        <w:t xml:space="preserve">            </w:t>
+      </w:r>
+      <w:r>
+        <w:rPr>
+          <w:rFonts w:ascii="Consolas" w:eastAsia="Times New Roman" w:hAnsi="Consolas" w:cs="Times New Roman"/>
+          <w:color w:val="001080"/>
+          <w:kern w:val="0"/>
+          <w:sz w:val="21"/>
+          <w:szCs w:val="21"/>
+          <w14:ligatures w14:val="none"/>
+        </w:rPr>
+        <w:t>wiresQ</w:t>
+      </w:r>
+      <w:r>
+        <w:rPr>
+          <w:rFonts w:ascii="Consolas" w:eastAsia="Times New Roman" w:hAnsi="Consolas" w:cs="Times New Roman"/>
+          <w:color w:val="3B3B3B"/>
+          <w:kern w:val="0"/>
+          <w:sz w:val="21"/>
+          <w:szCs w:val="21"/>
+          <w14:ligatures w14:val="none"/>
+        </w:rPr>
+        <w:t>.</w:t>
+      </w:r>
+      <w:r>
+        <w:rPr>
+          <w:rFonts w:ascii="Consolas" w:eastAsia="Times New Roman" w:hAnsi="Consolas" w:cs="Times New Roman"/>
+          <w:color w:val="795E26"/>
+          <w:kern w:val="0"/>
+          <w:sz w:val="21"/>
+          <w:szCs w:val="21"/>
+          <w14:ligatures w14:val="none"/>
+        </w:rPr>
+        <w:t>put</w:t>
+      </w:r>
+      <w:r>
+        <w:rPr>
+          <w:rFonts w:ascii="Consolas" w:eastAsia="Times New Roman" w:hAnsi="Consolas" w:cs="Times New Roman"/>
+          <w:color w:val="3B3B3B"/>
+          <w:kern w:val="0"/>
+          <w:sz w:val="21"/>
+          <w:szCs w:val="21"/>
+          <w14:ligatures w14:val="none"/>
+        </w:rPr>
+        <w:t>(</w:t>
+      </w:r>
+      <w:r>
+        <w:rPr>
+          <w:rFonts w:ascii="Consolas" w:eastAsia="Times New Roman" w:hAnsi="Consolas" w:cs="Times New Roman"/>
+          <w:color w:val="A31515"/>
+          <w:kern w:val="0"/>
+          <w:sz w:val="21"/>
+          <w:szCs w:val="21"/>
+          <w14:ligatures w14:val="none"/>
+        </w:rPr>
+        <w:t>"END"</w:t>
+      </w:r>
+      <w:r>
+        <w:rPr>
+          <w:rFonts w:ascii="Consolas" w:eastAsia="Times New Roman" w:hAnsi="Consolas" w:cs="Times New Roman"/>
+          <w:color w:val="3B3B3B"/>
+          <w:kern w:val="0"/>
+          <w:sz w:val="21"/>
+          <w:szCs w:val="21"/>
+          <w14:ligatures w14:val="none"/>
+        </w:rPr>
+        <w:t>)</w:t>
+      </w:r>
     </w:p>
     <w:p>
       <w:pPr>
@@ -23386,73 +23355,106 @@
           <w:szCs w:val="21"/>
           <w14:ligatures w14:val="none"/>
         </w:rPr>
-        <w:t xml:space="preserve">            </w:t>
-      </w:r>
-      <w:r>
-        <w:rPr>
-          <w:rFonts w:ascii="Consolas" w:eastAsia="Times New Roman" w:hAnsi="Consolas" w:cs="Times New Roman"/>
-          <w:color w:val="001080"/>
-          <w:kern w:val="0"/>
-          <w:sz w:val="21"/>
-          <w:szCs w:val="21"/>
-          <w14:ligatures w14:val="none"/>
-        </w:rPr>
-        <w:t>wiresQ</w:t>
-      </w:r>
-      <w:r>
-        <w:rPr>
-          <w:rFonts w:ascii="Consolas" w:eastAsia="Times New Roman" w:hAnsi="Consolas" w:cs="Times New Roman"/>
-          <w:color w:val="3B3B3B"/>
-          <w:kern w:val="0"/>
-          <w:sz w:val="21"/>
-          <w:szCs w:val="21"/>
-          <w14:ligatures w14:val="none"/>
-        </w:rPr>
-        <w:t>.</w:t>
-      </w:r>
-      <w:r>
-        <w:rPr>
-          <w:rFonts w:ascii="Consolas" w:eastAsia="Times New Roman" w:hAnsi="Consolas" w:cs="Times New Roman"/>
-          <w:color w:val="795E26"/>
-          <w:kern w:val="0"/>
-          <w:sz w:val="21"/>
-          <w:szCs w:val="21"/>
-          <w14:ligatures w14:val="none"/>
-        </w:rPr>
-        <w:t>put</w:t>
-      </w:r>
-      <w:r>
-        <w:rPr>
-          <w:rFonts w:ascii="Consolas" w:eastAsia="Times New Roman" w:hAnsi="Consolas" w:cs="Times New Roman"/>
-          <w:color w:val="3B3B3B"/>
-          <w:kern w:val="0"/>
-          <w:sz w:val="21"/>
-          <w:szCs w:val="21"/>
-          <w14:ligatures w14:val="none"/>
-        </w:rPr>
-        <w:t>(</w:t>
-      </w:r>
-      <w:r>
-        <w:rPr>
-          <w:rFonts w:ascii="Consolas" w:eastAsia="Times New Roman" w:hAnsi="Consolas" w:cs="Times New Roman"/>
-          <w:color w:val="A31515"/>
-          <w:kern w:val="0"/>
-          <w:sz w:val="21"/>
-          <w:szCs w:val="21"/>
-          <w14:ligatures w14:val="none"/>
-        </w:rPr>
-        <w:t>"END"</w:t>
-      </w:r>
-      <w:r>
-        <w:rPr>
-          <w:rFonts w:ascii="Consolas" w:eastAsia="Times New Roman" w:hAnsi="Consolas" w:cs="Times New Roman"/>
-          <w:color w:val="3B3B3B"/>
-          <w:kern w:val="0"/>
-          <w:sz w:val="21"/>
-          <w:szCs w:val="21"/>
-          <w14:ligatures w14:val="none"/>
-        </w:rPr>
-        <w:t>)</w:t>
+        <w:t xml:space="preserve">        </w:t>
+      </w:r>
+      <w:r>
+        <w:rPr>
+          <w:rFonts w:ascii="Consolas" w:eastAsia="Times New Roman" w:hAnsi="Consolas" w:cs="Times New Roman"/>
+          <w:color w:val="AF00DB"/>
+          <w:kern w:val="0"/>
+          <w:sz w:val="21"/>
+          <w:szCs w:val="21"/>
+          <w14:ligatures w14:val="none"/>
+        </w:rPr>
+        <w:t>for</w:t>
+      </w:r>
+      <w:r>
+        <w:rPr>
+          <w:rFonts w:ascii="Consolas" w:eastAsia="Times New Roman" w:hAnsi="Consolas" w:cs="Times New Roman"/>
+          <w:color w:val="3B3B3B"/>
+          <w:kern w:val="0"/>
+          <w:sz w:val="21"/>
+          <w:szCs w:val="21"/>
+          <w14:ligatures w14:val="none"/>
+        </w:rPr>
+        <w:t xml:space="preserve"> </w:t>
+      </w:r>
+      <w:r>
+        <w:rPr>
+          <w:rFonts w:ascii="Consolas" w:eastAsia="Times New Roman" w:hAnsi="Consolas" w:cs="Times New Roman"/>
+          <w:color w:val="001080"/>
+          <w:kern w:val="0"/>
+          <w:sz w:val="21"/>
+          <w:szCs w:val="21"/>
+          <w14:ligatures w14:val="none"/>
+        </w:rPr>
+        <w:t>t</w:t>
+      </w:r>
+      <w:r>
+        <w:rPr>
+          <w:rFonts w:ascii="Consolas" w:eastAsia="Times New Roman" w:hAnsi="Consolas" w:cs="Times New Roman"/>
+          <w:color w:val="3B3B3B"/>
+          <w:kern w:val="0"/>
+          <w:sz w:val="21"/>
+          <w:szCs w:val="21"/>
+          <w14:ligatures w14:val="none"/>
+        </w:rPr>
+        <w:t xml:space="preserve"> </w:t>
+      </w:r>
+      <w:r>
+        <w:rPr>
+          <w:rFonts w:ascii="Consolas" w:eastAsia="Times New Roman" w:hAnsi="Consolas" w:cs="Times New Roman"/>
+          <w:color w:val="AF00DB"/>
+          <w:kern w:val="0"/>
+          <w:sz w:val="21"/>
+          <w:szCs w:val="21"/>
+          <w14:ligatures w14:val="none"/>
+        </w:rPr>
+        <w:t>in</w:t>
+      </w:r>
+      <w:r>
+        <w:rPr>
+          <w:rFonts w:ascii="Consolas" w:eastAsia="Times New Roman" w:hAnsi="Consolas" w:cs="Times New Roman"/>
+          <w:color w:val="3B3B3B"/>
+          <w:kern w:val="0"/>
+          <w:sz w:val="21"/>
+          <w:szCs w:val="21"/>
+          <w14:ligatures w14:val="none"/>
+        </w:rPr>
+        <w:t xml:space="preserve"> </w:t>
+      </w:r>
+      <w:r>
+        <w:rPr>
+          <w:rFonts w:ascii="Consolas" w:eastAsia="Times New Roman" w:hAnsi="Consolas" w:cs="Times New Roman"/>
+          <w:color w:val="001080"/>
+          <w:kern w:val="0"/>
+          <w:sz w:val="21"/>
+          <w:szCs w:val="21"/>
+          <w14:ligatures w14:val="none"/>
+        </w:rPr>
+        <w:t>threads</w:t>
+      </w:r>
+      <w:r>
+        <w:rPr>
+          <w:rFonts w:ascii="Consolas" w:eastAsia="Times New Roman" w:hAnsi="Consolas" w:cs="Times New Roman"/>
+          <w:color w:val="3B3B3B"/>
+          <w:kern w:val="0"/>
+          <w:sz w:val="21"/>
+          <w:szCs w:val="21"/>
+          <w14:ligatures w14:val="none"/>
+        </w:rPr>
+        <w:t>:  </w:t>
+      </w:r>
+      <w:r>
+        <w:rPr>
+          <w:rFonts w:ascii="Consolas" w:eastAsia="Times New Roman" w:hAnsi="Consolas" w:cs="Times New Roman"/>
+          <w:color w:val="008000"/>
+          <w:kern w:val="0"/>
+          <w:sz w:val="21"/>
+          <w:szCs w:val="21"/>
+          <w14:ligatures w14:val="none"/>
+        </w:rPr>
+        <w:t># Wait for threads to end</w:t>
       </w:r>
     </w:p>
     <w:p>
@@ -23479,144 +23481,6 @@
           <w14:ligatures w14:val="none"/>
         </w:rPr>
         <w:lastRenderedPageBreak/>
-        <w:t xml:space="preserve">        </w:t>
-      </w:r>
-      <w:r>
-        <w:rPr>
-          <w:rFonts w:ascii="Consolas" w:eastAsia="Times New Roman" w:hAnsi="Consolas" w:cs="Times New Roman"/>
-          <w:color w:val="AF00DB"/>
-          <w:kern w:val="0"/>
-          <w:sz w:val="21"/>
-          <w:szCs w:val="21"/>
-          <w14:ligatures w14:val="none"/>
-        </w:rPr>
-        <w:t>for</w:t>
-      </w:r>
-      <w:r>
-        <w:rPr>
-          <w:rFonts w:ascii="Consolas" w:eastAsia="Times New Roman" w:hAnsi="Consolas" w:cs="Times New Roman"/>
-          <w:color w:val="3B3B3B"/>
-          <w:kern w:val="0"/>
-          <w:sz w:val="21"/>
-          <w:szCs w:val="21"/>
-          <w14:ligatures w14:val="none"/>
-        </w:rPr>
-        <w:t xml:space="preserve"> </w:t>
-      </w:r>
-      <w:r>
-        <w:rPr>
-          <w:rFonts w:ascii="Consolas" w:eastAsia="Times New Roman" w:hAnsi="Consolas" w:cs="Times New Roman"/>
-          <w:color w:val="001080"/>
-          <w:kern w:val="0"/>
-          <w:sz w:val="21"/>
-          <w:szCs w:val="21"/>
-          <w14:ligatures w14:val="none"/>
-        </w:rPr>
-        <w:t>t</w:t>
-      </w:r>
-      <w:r>
-        <w:rPr>
-          <w:rFonts w:ascii="Consolas" w:eastAsia="Times New Roman" w:hAnsi="Consolas" w:cs="Times New Roman"/>
-          <w:color w:val="3B3B3B"/>
-          <w:kern w:val="0"/>
-          <w:sz w:val="21"/>
-          <w:szCs w:val="21"/>
-          <w14:ligatures w14:val="none"/>
-        </w:rPr>
-        <w:t xml:space="preserve"> </w:t>
-      </w:r>
-      <w:r>
-        <w:rPr>
-          <w:rFonts w:ascii="Consolas" w:eastAsia="Times New Roman" w:hAnsi="Consolas" w:cs="Times New Roman"/>
-          <w:color w:val="AF00DB"/>
-          <w:kern w:val="0"/>
-          <w:sz w:val="21"/>
-          <w:szCs w:val="21"/>
-          <w14:ligatures w14:val="none"/>
-        </w:rPr>
-        <w:t>in</w:t>
-      </w:r>
-      <w:r>
-        <w:rPr>
-          <w:rFonts w:ascii="Consolas" w:eastAsia="Times New Roman" w:hAnsi="Consolas" w:cs="Times New Roman"/>
-          <w:color w:val="3B3B3B"/>
-          <w:kern w:val="0"/>
-          <w:sz w:val="21"/>
-          <w:szCs w:val="21"/>
-          <w14:ligatures w14:val="none"/>
-        </w:rPr>
-        <w:t xml:space="preserve"> </w:t>
-      </w:r>
-      <w:r>
-        <w:rPr>
-          <w:rFonts w:ascii="Consolas" w:eastAsia="Times New Roman" w:hAnsi="Consolas" w:cs="Times New Roman"/>
-          <w:color w:val="001080"/>
-          <w:kern w:val="0"/>
-          <w:sz w:val="21"/>
-          <w:szCs w:val="21"/>
-          <w14:ligatures w14:val="none"/>
-        </w:rPr>
-        <w:t>threads</w:t>
-      </w:r>
-      <w:r>
-        <w:rPr>
-          <w:rFonts w:ascii="Consolas" w:eastAsia="Times New Roman" w:hAnsi="Consolas" w:cs="Times New Roman"/>
-          <w:color w:val="3B3B3B"/>
-          <w:kern w:val="0"/>
-          <w:sz w:val="21"/>
-          <w:szCs w:val="21"/>
-          <w14:ligatures w14:val="none"/>
-        </w:rPr>
-        <w:t>:  </w:t>
-      </w:r>
-      <w:r>
-        <w:rPr>
-          <w:rFonts w:ascii="Consolas" w:eastAsia="Times New Roman" w:hAnsi="Consolas" w:cs="Times New Roman"/>
-          <w:color w:val="008000"/>
-          <w:kern w:val="0"/>
-          <w:sz w:val="21"/>
-          <w:szCs w:val="21"/>
-          <w14:ligatures w14:val="none"/>
-        </w:rPr>
-        <w:t xml:space="preserve"># Wait for threads to </w:t>
-      </w:r>
-      <w:proofErr w:type="gramStart"/>
-      <w:r>
-        <w:rPr>
-          <w:rFonts w:ascii="Consolas" w:eastAsia="Times New Roman" w:hAnsi="Consolas" w:cs="Times New Roman"/>
-          <w:color w:val="008000"/>
-          <w:kern w:val="0"/>
-          <w:sz w:val="21"/>
-          <w:szCs w:val="21"/>
-          <w14:ligatures w14:val="none"/>
-        </w:rPr>
-        <w:t>end</w:t>
-      </w:r>
-      <w:proofErr w:type="gramEnd"/>
-    </w:p>
-    <w:p>
-      <w:pPr>
-        <w:shd w:val="clear" w:color="auto" w:fill="FFFFFF"/>
-        <w:bidi w:val="0"/>
-        <w:spacing w:after="0" w:line="285" w:lineRule="atLeast"/>
-        <w:rPr>
-          <w:rFonts w:ascii="Consolas" w:eastAsia="Times New Roman" w:hAnsi="Consolas" w:cs="Times New Roman"/>
-          <w:color w:val="3B3B3B"/>
-          <w:kern w:val="0"/>
-          <w:sz w:val="21"/>
-          <w:szCs w:val="21"/>
-          <w14:ligatures w14:val="none"/>
-        </w:rPr>
-      </w:pPr>
-      <w:r>
-        <w:rPr>
-          <w:rFonts w:ascii="Consolas" w:eastAsia="Times New Roman" w:hAnsi="Consolas" w:cs="Times New Roman"/>
-          <w:color w:val="3B3B3B"/>
-          <w:kern w:val="0"/>
-          <w:sz w:val="21"/>
-          <w:szCs w:val="21"/>
-          <w14:ligatures w14:val="none"/>
-        </w:rPr>
         <w:t xml:space="preserve">            </w:t>
       </w:r>
       <w:r>
